--- a/Namuna_1.1.5-rasm_yangi.docx
+++ b/Namuna_1.1.5-rasm_yangi.docx
@@ -18,21 +18,6 @@
     </w:p>
     <w:p>
       <w:pPr>
-        <w:ind w:firstLine="0"/>
-        <w:jc w:val="both"/>
-      </w:pPr>
-      <w:r>
-        <w:rPr>
-          <w:b w:val="0"/>
-          <w:i/>
-          <w:color w:val="595959"/>
-          <w:sz w:val="24"/>
-        </w:rPr>
-        <w:t>Ma’qul bo‘lsa, quyidagi matn dissertatsiyaning 1.1-§ dagi “Buni AQSh bank tizimi tajribasi ham tasdiqlaydi (1.1.5-rasm).” jumlasi, 1.1.5-rasm va undan keyingi izohning birinchi qismi o‘rniga qo‘yiladi; 1.1.x-jadval 1-ilovaga kiritiladi. Kvadrat qavsdagi raqamlar – sahifa osti snoskalari (oxirida keltirilgan).</w:t>
-      </w:r>
-    </w:p>
-    <w:p>
-      <w:pPr>
         <w:ind w:firstLine="709"/>
         <w:jc w:val="both"/>
       </w:pPr>
@@ -42,7 +27,7 @@
           <w:i w:val="0"/>
           <w:sz w:val="28"/>
         </w:rPr>
-        <w:t>Buni rivojlangan mamlakatlar bank tizimlari tajribasi ham tasdiqlaydi. 1.1.5-rasmda AQSh va “Katta yettilik” mamlakatlarida banklar moliyaviy barqarorligi yo‘qotilishining sabablari uch davr bo‘yicha taqqoslangan: 1979–1987-yillardagi AQSh Valyuta nazorati boshqarmasi (OCC) tadqiqoti, 2008–2010-yillardagi global moliyaviy inqiroz davri hamda 2020–2025-yillar.</w:t>
+        <w:t>Buni rivojlangan mamlakatlar bank tizimlari tajribasi ham tasdiqlaydi: 1.1.5-rasmda AQSh va “Katta yettilik” mamlakatlarida banklar moliyaviy barqarorligi yo‘qotilishining sabablari uch davr bo‘yicha taqqoslangan – 1979–1987-yillar, 2008–2010-yillardagi global moliyaviy inqiroz davri hamda 2021–2025-yillar.</w:t>
       </w:r>
     </w:p>
     <w:p>
@@ -80,7 +65,7 @@
           <w:i w:val="0"/>
           <w:sz w:val="28"/>
         </w:rPr>
-        <w:t>1.1.5-rasm. Rivojlangan mamlakatlarda banklar moliyaviy barqarorligi yo‘qotilishining sabablari, tegishli sabab qayd etilgan banklar ulushi, %[1]</w:t>
+        <w:t>1.1.5-rasm. Rivojlangan mamlakatlarda banklar moliyaviy barqarorligi yo‘qotilishining sabablari, tegishli sabab qayd etilgan banklar ulushi, %[3]</w:t>
       </w:r>
     </w:p>
     <w:p>
@@ -94,7 +79,7 @@
           <w:i w:val="0"/>
           <w:sz w:val="28"/>
         </w:rPr>
-        <w:t>Rasm ma’lumotlari shuni ko‘rsatadiki, uchala davrda ham boshqaruv va kengash nazoratining zaifligi banklar barqarorligi yo‘qotilishining eng ko‘p qayd etiladigan sababi bo‘lib qolmoqda: 1979–1987-yillarda u o‘rganilgan muammoli banklarning 90 foizida, 2008–2010-yillarda Federal rezerv tizimi nazoratidagi faoliyati to‘xtatilgan 20 ta bankning barchasida, 2020–2025-yillarda esa “Katta yettilik” mamlakatlarida faoliyati to‘xtatilgan 16 ta bankning 63 foizida qayd etilgan. Aktivlar sifati va kredit konsentratsiyasi ham doimiy omil hisoblanadi, biroq so‘nggi davrda uning ulushi 38 foizgacha pasaygan. Buning o‘rniga yangi xavflar kuchaygan. 2023-yilda Silicon Valley Bank, Signature Bank va First Republic Bank misolida sug‘urtalanmagan depozitlarning yuqori konsentratsiyasi va foiz stavkasi riski bir necha kun ichida likvidlik inqiroziga aylanishi mumkinligi namoyon bo‘ldi[2]: 16 ta bankning 38 foizida likvidlik va moliyalashtirish, 19 foizida esa foiz stavkasi riski asosiy sabablar qatorida bo‘lgan. Kichik banklarda esa firibgarlik (31 foiz) va ichki nazorat tizimining buzilishi (25 foiz) yetakchi sabablardan biriga aylangan.</w:t>
+        <w:t>Rasm ma’lumotlari shuni ko‘rsatadiki, uchala davrda ham boshqaruv va kengash nazoratining zaifligi banklar barqarorligi yo‘qotilishining eng ko‘p qayd etiladigan sababi bo‘lib qolmoqda: 1979–1987-yillarda u muammoli banklarning 90 foizida, 2008–2010-yillarda Federal rezerv tizimi nazoratidagi faoliyati to‘xtatilgan 20 ta bankning barchasida, 2021–2025-yillarda esa “Katta yettilik” mamlakatlarida faoliyati to‘xtatilgan 12 ta bankning 58 foizida qayd etilgan (9-ilova). Aktivlar sifati va kredit konsentratsiyasining ulushi esa oldingi davrlardagi 98–100 foizdan 17 foizgacha pasaygan, chunki so‘nggi davrdagi yirik banklar muvaffaqiyatsizliklari kredit zararlari bilan emas, balki likvidlik va foiz stavkasi riski bilan bog‘liq bo‘ldi. 2023-yilda Silicon Valley Bank va First Republic Bank misolida sug‘urtalanmagan depozitlarning yuqori konsentratsiyasi va uzoq muddatli aktivlar bo‘yicha foiz stavkasi riski bir necha kun ichida likvidlik inqiroziga aylanishi mumkinligi namoyon bo‘ldi[1]: 12 ta bankning 33 foizida likvidlik va moliyalashtirish, 25 foizida esa foiz stavkasi riski asosiy sabablar qatorida bo‘lgan. Kichik banklarda esa firibgarlik (33 foiz) va ichki nazorat tizimining buzilishi (33 foiz) yetakchi sabablarga aylangan.</w:t>
       </w:r>
     </w:p>
     <w:p>
@@ -108,22 +93,7 @@
           <w:i w:val="0"/>
           <w:sz w:val="28"/>
         </w:rPr>
-        <w:t>Ommaviy depozitlar oqimi bankning faoliyatini to‘xtatishiga bevosita sabab bo‘lgan hollarda ham uning ortida odatda fundamental zaifliklar turadi. S. Korreya, S. Lak va E. Verner AQShning 1863–2024-yillardagi bank tizimini o‘rganib, OCC 1865–1937-yillarda faoliyati to‘xtatilgan banklarning 2 foizdan kamida ommaviy mablag‘ talab qilishni asosiy sabab deb topganini, banklar inqirozlarining asosiy sababi esa deyarli har doim va hamma joyda bank fundamental ko‘rsatkichlarining yomonlashuvi ekanini ko‘rsatgan[3]. Bundan kelib chiqadiki, moliyaviy barqarorlikni baholashda aktivlar sifati va boshqaruv sifati bilan bir qatorda likvidlik hamda bozor risklariga, O‘zbekiston sharoitida birinchi navbatda valyuta riskiga sezgirlik bloklari ham bo‘lishi lozim.</w:t>
-      </w:r>
-    </w:p>
-    <w:p>
-      <w:pPr>
-        <w:ind w:firstLine="0"/>
-        <w:jc w:val="both"/>
-      </w:pPr>
-      <w:r>
-        <w:rPr>
-          <w:b w:val="0"/>
-          <w:i/>
-          <w:color w:val="595959"/>
-          <w:sz w:val="24"/>
-        </w:rPr>
-        <w:t>(Keyingi jumla – “Shu bilan birga, mualliflar erta ogohlantirish signallari sifatida …” – o‘zgarishsiz qoladi.)</w:t>
+        <w:t>Ommaviy depozitlar oqimi bank faoliyatining to‘xtatilishiga bevosita sabab bo‘lgan hollarda ham uning ortida odatda fundamental zaifliklar turadi. S. Korreya, S. Lak va E. Verner AQSh bank tizimining 1863–2024-yillardagi ma’lumotlarini o‘rganib, AQSh Valyuta nazorati boshqarmasi 1865–1937-yillarda faoliyati to‘xtatilgan banklarning 2 foizdan kamida ommaviy mablag‘ talab qilishni asosiy sabab deb topganini, banklar inqirozlarining asosiy sababi esa deyarli har doim bank fundamental ko‘rsatkichlarining yomonlashuvi ekanini ko‘rsatgan[2]. Bundan kelib chiqadiki, moliyaviy barqarorlikni baholashda aktivlar sifati va boshqaruv sifati bilan bir qatorda likvidlik hamda bozor risklariga, O‘zbekiston sharoitida birinchi navbatda valyuta riskiga sezgirlik bloklari ham bo‘lishi lozim.</w:t>
       </w:r>
     </w:p>
     <w:p>
@@ -134,15 +104,15 @@
     <w:p>
       <w:pPr>
         <w:ind w:firstLine="0"/>
-        <w:jc w:val="center"/>
+        <w:jc w:val="right"/>
       </w:pPr>
       <w:r>
         <w:rPr>
           <w:b/>
-          <w:i w:val="0"/>
-          <w:sz w:val="28"/>
+          <w:i/>
+          <w:sz w:val="24"/>
         </w:rPr>
-        <w:t>1-ilovaga taklif</w:t>
+        <w:t>9-ilova</w:t>
       </w:r>
     </w:p>
     <w:p>
@@ -156,53 +126,33 @@
           <w:i w:val="0"/>
           <w:sz w:val="24"/>
         </w:rPr>
-        <w:t>1.x-jadval. 2020–2025-yillarda “Katta yettilik” mamlakatlarida faoliyati to‘xtatilgan banklar va ularning sabablari[4]</w:t>
+        <w:t>2021–2025-yillarda “Katta yettilik” mamlakatlarida faoliyati to‘xtatilgan banklar va ularning sabablari</w:t>
       </w:r>
     </w:p>
     <w:tbl>
       <w:tblPr>
         <w:tblStyle w:val="TableGrid"/>
-        <w:tblW w:type="dxa" w:w="9468"/>
+        <w:tblW w:type="auto" w:w="0"/>
         <w:tblLook w:firstColumn="1" w:firstRow="1" w:lastColumn="0" w:lastRow="0" w:noHBand="0" w:noVBand="1" w:val="04A0"/>
-        <w:tblLayout w:type="fixed"/>
       </w:tblPr>
       <w:tblGrid>
-        <w:gridCol w:w="453"/>
-        <w:gridCol w:w="1814"/>
-        <w:gridCol w:w="680"/>
-        <w:gridCol w:w="2891"/>
-        <w:gridCol w:w="340"/>
-        <w:gridCol w:w="340"/>
-        <w:gridCol w:w="340"/>
-        <w:gridCol w:w="340"/>
-        <w:gridCol w:w="340"/>
-        <w:gridCol w:w="340"/>
-        <w:gridCol w:w="340"/>
-        <w:gridCol w:w="1247"/>
+        <w:gridCol w:w="780"/>
+        <w:gridCol w:w="780"/>
+        <w:gridCol w:w="780"/>
+        <w:gridCol w:w="780"/>
+        <w:gridCol w:w="780"/>
+        <w:gridCol w:w="780"/>
+        <w:gridCol w:w="780"/>
+        <w:gridCol w:w="780"/>
+        <w:gridCol w:w="780"/>
+        <w:gridCol w:w="780"/>
+        <w:gridCol w:w="780"/>
+        <w:gridCol w:w="780"/>
       </w:tblGrid>
       <w:tr>
         <w:tc>
           <w:tcPr>
-            <w:tcW w:type="dxa" w:w="454"/>
-          </w:tcPr>
-          <w:p>
-            <w:pPr>
-              <w:spacing w:line="240" w:lineRule="auto"/>
-              <w:ind w:firstLine="0"/>
-              <w:jc w:val="center"/>
-            </w:pPr>
-            <w:r>
-              <w:rPr>
-                <w:b/>
-                <w:sz w:val="20"/>
-              </w:rPr>
-              <w:t>№</w:t>
-            </w:r>
-          </w:p>
-        </w:tc>
-        <w:tc>
-          <w:tcPr>
-            <w:tcW w:type="dxa" w:w="1814"/>
+            <w:tcW w:type="dxa" w:w="780"/>
           </w:tcPr>
           <w:p>
             <w:pPr>
@@ -211,35 +161,15 @@
             </w:pPr>
             <w:r>
               <w:rPr>
-                <w:b/>
-                <w:sz w:val="20"/>
+                <w:sz w:val="18"/>
               </w:rPr>
-              <w:t>Bank, mamlakat</w:t>
+              <w:t>№</w:t>
             </w:r>
           </w:p>
         </w:tc>
         <w:tc>
           <w:tcPr>
-            <w:tcW w:type="dxa" w:w="680"/>
-          </w:tcPr>
-          <w:p>
-            <w:pPr>
-              <w:spacing w:line="240" w:lineRule="auto"/>
-              <w:ind w:firstLine="0"/>
-              <w:jc w:val="center"/>
-            </w:pPr>
-            <w:r>
-              <w:rPr>
-                <w:b/>
-                <w:sz w:val="20"/>
-              </w:rPr>
-              <w:t>Yil</w:t>
-            </w:r>
-          </w:p>
-        </w:tc>
-        <w:tc>
-          <w:tcPr>
-            <w:tcW w:type="dxa" w:w="2891"/>
+            <w:tcW w:type="dxa" w:w="780"/>
           </w:tcPr>
           <w:p>
             <w:pPr>
@@ -248,149 +178,15 @@
             </w:pPr>
             <w:r>
               <w:rPr>
-                <w:b/>
-                <w:sz w:val="20"/>
+                <w:sz w:val="18"/>
               </w:rPr>
-              <w:t>Rasmiy hisobotda qayd etilgan sabablar</w:t>
+              <w:t>Bank, mamlakat</w:t>
             </w:r>
           </w:p>
         </w:tc>
         <w:tc>
           <w:tcPr>
-            <w:tcW w:type="dxa" w:w="340"/>
-          </w:tcPr>
-          <w:p>
-            <w:pPr>
-              <w:spacing w:line="240" w:lineRule="auto"/>
-              <w:ind w:firstLine="0"/>
-              <w:jc w:val="center"/>
-            </w:pPr>
-            <w:r>
-              <w:rPr>
-                <w:b/>
-                <w:sz w:val="20"/>
-              </w:rPr>
-              <w:t>B</w:t>
-            </w:r>
-          </w:p>
-        </w:tc>
-        <w:tc>
-          <w:tcPr>
-            <w:tcW w:type="dxa" w:w="340"/>
-          </w:tcPr>
-          <w:p>
-            <w:pPr>
-              <w:spacing w:line="240" w:lineRule="auto"/>
-              <w:ind w:firstLine="0"/>
-              <w:jc w:val="center"/>
-            </w:pPr>
-            <w:r>
-              <w:rPr>
-                <w:b/>
-                <w:sz w:val="20"/>
-              </w:rPr>
-              <w:t>A</w:t>
-            </w:r>
-          </w:p>
-        </w:tc>
-        <w:tc>
-          <w:tcPr>
-            <w:tcW w:type="dxa" w:w="340"/>
-          </w:tcPr>
-          <w:p>
-            <w:pPr>
-              <w:spacing w:line="240" w:lineRule="auto"/>
-              <w:ind w:firstLine="0"/>
-              <w:jc w:val="center"/>
-            </w:pPr>
-            <w:r>
-              <w:rPr>
-                <w:b/>
-                <w:sz w:val="20"/>
-              </w:rPr>
-              <w:t>N</w:t>
-            </w:r>
-          </w:p>
-        </w:tc>
-        <w:tc>
-          <w:tcPr>
-            <w:tcW w:type="dxa" w:w="340"/>
-          </w:tcPr>
-          <w:p>
-            <w:pPr>
-              <w:spacing w:line="240" w:lineRule="auto"/>
-              <w:ind w:firstLine="0"/>
-              <w:jc w:val="center"/>
-            </w:pPr>
-            <w:r>
-              <w:rPr>
-                <w:b/>
-                <w:sz w:val="20"/>
-              </w:rPr>
-              <w:t>F</w:t>
-            </w:r>
-          </w:p>
-        </w:tc>
-        <w:tc>
-          <w:tcPr>
-            <w:tcW w:type="dxa" w:w="340"/>
-          </w:tcPr>
-          <w:p>
-            <w:pPr>
-              <w:spacing w:line="240" w:lineRule="auto"/>
-              <w:ind w:firstLine="0"/>
-              <w:jc w:val="center"/>
-            </w:pPr>
-            <w:r>
-              <w:rPr>
-                <w:b/>
-                <w:sz w:val="20"/>
-              </w:rPr>
-              <w:t>L</w:t>
-            </w:r>
-          </w:p>
-        </w:tc>
-        <w:tc>
-          <w:tcPr>
-            <w:tcW w:type="dxa" w:w="340"/>
-          </w:tcPr>
-          <w:p>
-            <w:pPr>
-              <w:spacing w:line="240" w:lineRule="auto"/>
-              <w:ind w:firstLine="0"/>
-              <w:jc w:val="center"/>
-            </w:pPr>
-            <w:r>
-              <w:rPr>
-                <w:b/>
-                <w:sz w:val="20"/>
-              </w:rPr>
-              <w:t>S</w:t>
-            </w:r>
-          </w:p>
-        </w:tc>
-        <w:tc>
-          <w:tcPr>
-            <w:tcW w:type="dxa" w:w="340"/>
-          </w:tcPr>
-          <w:p>
-            <w:pPr>
-              <w:spacing w:line="240" w:lineRule="auto"/>
-              <w:ind w:firstLine="0"/>
-              <w:jc w:val="center"/>
-            </w:pPr>
-            <w:r>
-              <w:rPr>
-                <w:b/>
-                <w:sz w:val="20"/>
-              </w:rPr>
-              <w:t>D</w:t>
-            </w:r>
-          </w:p>
-        </w:tc>
-        <w:tc>
-          <w:tcPr>
-            <w:tcW w:type="dxa" w:w="1247"/>
+            <w:tcW w:type="dxa" w:w="780"/>
           </w:tcPr>
           <w:p>
             <w:pPr>
@@ -399,8 +195,160 @@
             </w:pPr>
             <w:r>
               <w:rPr>
-                <w:b/>
-                <w:sz w:val="20"/>
+                <w:sz w:val="18"/>
+              </w:rPr>
+              <w:t>Yil</w:t>
+            </w:r>
+          </w:p>
+        </w:tc>
+        <w:tc>
+          <w:tcPr>
+            <w:tcW w:type="dxa" w:w="780"/>
+          </w:tcPr>
+          <w:p>
+            <w:pPr>
+              <w:spacing w:line="240" w:lineRule="auto"/>
+              <w:ind w:firstLine="0"/>
+            </w:pPr>
+            <w:r>
+              <w:rPr>
+                <w:sz w:val="18"/>
+              </w:rPr>
+              <w:t>Rasmiy hisobotlarda qayd etilgan sabablar</w:t>
+            </w:r>
+          </w:p>
+        </w:tc>
+        <w:tc>
+          <w:tcPr>
+            <w:tcW w:type="dxa" w:w="780"/>
+          </w:tcPr>
+          <w:p>
+            <w:pPr>
+              <w:spacing w:line="240" w:lineRule="auto"/>
+              <w:ind w:firstLine="0"/>
+            </w:pPr>
+            <w:r>
+              <w:rPr>
+                <w:sz w:val="18"/>
+              </w:rPr>
+              <w:t>B</w:t>
+            </w:r>
+          </w:p>
+        </w:tc>
+        <w:tc>
+          <w:tcPr>
+            <w:tcW w:type="dxa" w:w="780"/>
+          </w:tcPr>
+          <w:p>
+            <w:pPr>
+              <w:spacing w:line="240" w:lineRule="auto"/>
+              <w:ind w:firstLine="0"/>
+            </w:pPr>
+            <w:r>
+              <w:rPr>
+                <w:sz w:val="18"/>
+              </w:rPr>
+              <w:t>A</w:t>
+            </w:r>
+          </w:p>
+        </w:tc>
+        <w:tc>
+          <w:tcPr>
+            <w:tcW w:type="dxa" w:w="780"/>
+          </w:tcPr>
+          <w:p>
+            <w:pPr>
+              <w:spacing w:line="240" w:lineRule="auto"/>
+              <w:ind w:firstLine="0"/>
+            </w:pPr>
+            <w:r>
+              <w:rPr>
+                <w:sz w:val="18"/>
+              </w:rPr>
+              <w:t>N</w:t>
+            </w:r>
+          </w:p>
+        </w:tc>
+        <w:tc>
+          <w:tcPr>
+            <w:tcW w:type="dxa" w:w="780"/>
+          </w:tcPr>
+          <w:p>
+            <w:pPr>
+              <w:spacing w:line="240" w:lineRule="auto"/>
+              <w:ind w:firstLine="0"/>
+            </w:pPr>
+            <w:r>
+              <w:rPr>
+                <w:sz w:val="18"/>
+              </w:rPr>
+              <w:t>F</w:t>
+            </w:r>
+          </w:p>
+        </w:tc>
+        <w:tc>
+          <w:tcPr>
+            <w:tcW w:type="dxa" w:w="780"/>
+          </w:tcPr>
+          <w:p>
+            <w:pPr>
+              <w:spacing w:line="240" w:lineRule="auto"/>
+              <w:ind w:firstLine="0"/>
+            </w:pPr>
+            <w:r>
+              <w:rPr>
+                <w:sz w:val="18"/>
+              </w:rPr>
+              <w:t>L</w:t>
+            </w:r>
+          </w:p>
+        </w:tc>
+        <w:tc>
+          <w:tcPr>
+            <w:tcW w:type="dxa" w:w="780"/>
+          </w:tcPr>
+          <w:p>
+            <w:pPr>
+              <w:spacing w:line="240" w:lineRule="auto"/>
+              <w:ind w:firstLine="0"/>
+            </w:pPr>
+            <w:r>
+              <w:rPr>
+                <w:sz w:val="18"/>
+              </w:rPr>
+              <w:t>S</w:t>
+            </w:r>
+          </w:p>
+        </w:tc>
+        <w:tc>
+          <w:tcPr>
+            <w:tcW w:type="dxa" w:w="780"/>
+          </w:tcPr>
+          <w:p>
+            <w:pPr>
+              <w:spacing w:line="240" w:lineRule="auto"/>
+              <w:ind w:firstLine="0"/>
+            </w:pPr>
+            <w:r>
+              <w:rPr>
+                <w:sz w:val="18"/>
+              </w:rPr>
+              <w:t>D</w:t>
+            </w:r>
+          </w:p>
+        </w:tc>
+        <w:tc>
+          <w:tcPr>
+            <w:tcW w:type="dxa" w:w="780"/>
+          </w:tcPr>
+          <w:p>
+            <w:pPr>
+              <w:spacing w:line="240" w:lineRule="auto"/>
+              <w:ind w:firstLine="0"/>
+            </w:pPr>
+            <w:r>
+              <w:rPr>
+                <w:sz w:val="18"/>
               </w:rPr>
               <w:t>Manba</w:t>
             </w:r>
@@ -410,25 +358,7 @@
       <w:tr>
         <w:tc>
           <w:tcPr>
-            <w:tcW w:type="dxa" w:w="454"/>
-          </w:tcPr>
-          <w:p>
-            <w:pPr>
-              <w:spacing w:line="240" w:lineRule="auto"/>
-              <w:ind w:firstLine="0"/>
-              <w:jc w:val="center"/>
-            </w:pPr>
-            <w:r>
-              <w:rPr>
-                <w:sz w:val="20"/>
-              </w:rPr>
-              <w:t>1</w:t>
-            </w:r>
-          </w:p>
-        </w:tc>
-        <w:tc>
-          <w:tcPr>
-            <w:tcW w:type="dxa" w:w="1814"/>
+            <w:tcW w:type="dxa" w:w="780"/>
           </w:tcPr>
           <w:p>
             <w:pPr>
@@ -437,33 +367,15 @@
             </w:pPr>
             <w:r>
               <w:rPr>
-                <w:sz w:val="20"/>
+                <w:sz w:val="18"/>
               </w:rPr>
-              <w:t>Ericson State Bank (AQSh)</w:t>
+              <w:t>1</w:t>
             </w:r>
           </w:p>
         </w:tc>
         <w:tc>
           <w:tcPr>
-            <w:tcW w:type="dxa" w:w="680"/>
-          </w:tcPr>
-          <w:p>
-            <w:pPr>
-              <w:spacing w:line="240" w:lineRule="auto"/>
-              <w:ind w:firstLine="0"/>
-              <w:jc w:val="center"/>
-            </w:pPr>
-            <w:r>
-              <w:rPr>
-                <w:sz w:val="20"/>
-              </w:rPr>
-              <w:t>2020</w:t>
-            </w:r>
-          </w:p>
-        </w:tc>
-        <w:tc>
-          <w:tcPr>
-            <w:tcW w:type="dxa" w:w="2891"/>
+            <w:tcW w:type="dxa" w:w="780"/>
           </w:tcPr>
           <w:p>
             <w:pPr>
@@ -472,137 +384,15 @@
             </w:pPr>
             <w:r>
               <w:rPr>
-                <w:sz w:val="20"/>
+                <w:sz w:val="18"/>
               </w:rPr>
-              <w:t>Kengash va boshqaruvning o‘ta zaifligi; bank rahbarining aloqador shaxslarga hujjatsiz kreditlari bo‘yicha zararlar; broker depozitlariga tayanish natijasida likvidlik tanqisligi</w:t>
+              <w:t>Greensill Bank AG (Germaniya)</w:t>
             </w:r>
           </w:p>
         </w:tc>
         <w:tc>
           <w:tcPr>
-            <w:tcW w:type="dxa" w:w="340"/>
-          </w:tcPr>
-          <w:p>
-            <w:pPr>
-              <w:spacing w:line="240" w:lineRule="auto"/>
-              <w:ind w:firstLine="0"/>
-              <w:jc w:val="center"/>
-            </w:pPr>
-            <w:r>
-              <w:rPr>
-                <w:sz w:val="20"/>
-              </w:rPr>
-              <w:t>+</w:t>
-            </w:r>
-          </w:p>
-        </w:tc>
-        <w:tc>
-          <w:tcPr>
-            <w:tcW w:type="dxa" w:w="340"/>
-          </w:tcPr>
-          <w:p>
-            <w:pPr>
-              <w:spacing w:line="240" w:lineRule="auto"/>
-              <w:ind w:firstLine="0"/>
-              <w:jc w:val="center"/>
-            </w:pPr>
-            <w:r>
-              <w:rPr>
-                <w:sz w:val="20"/>
-              </w:rPr>
-              <w:t>+</w:t>
-            </w:r>
-          </w:p>
-        </w:tc>
-        <w:tc>
-          <w:tcPr>
-            <w:tcW w:type="dxa" w:w="340"/>
-          </w:tcPr>
-          <w:p>
-            <w:pPr>
-              <w:spacing w:line="240" w:lineRule="auto"/>
-              <w:ind w:firstLine="0"/>
-              <w:jc w:val="center"/>
-            </w:pPr>
-            <w:r>
-              <w:rPr>
-                <w:sz w:val="20"/>
-              </w:rPr>
-            </w:r>
-          </w:p>
-        </w:tc>
-        <w:tc>
-          <w:tcPr>
-            <w:tcW w:type="dxa" w:w="340"/>
-          </w:tcPr>
-          <w:p>
-            <w:pPr>
-              <w:spacing w:line="240" w:lineRule="auto"/>
-              <w:ind w:firstLine="0"/>
-              <w:jc w:val="center"/>
-            </w:pPr>
-            <w:r>
-              <w:rPr>
-                <w:sz w:val="20"/>
-              </w:rPr>
-            </w:r>
-          </w:p>
-        </w:tc>
-        <w:tc>
-          <w:tcPr>
-            <w:tcW w:type="dxa" w:w="340"/>
-          </w:tcPr>
-          <w:p>
-            <w:pPr>
-              <w:spacing w:line="240" w:lineRule="auto"/>
-              <w:ind w:firstLine="0"/>
-              <w:jc w:val="center"/>
-            </w:pPr>
-            <w:r>
-              <w:rPr>
-                <w:sz w:val="20"/>
-              </w:rPr>
-              <w:t>+</w:t>
-            </w:r>
-          </w:p>
-        </w:tc>
-        <w:tc>
-          <w:tcPr>
-            <w:tcW w:type="dxa" w:w="340"/>
-          </w:tcPr>
-          <w:p>
-            <w:pPr>
-              <w:spacing w:line="240" w:lineRule="auto"/>
-              <w:ind w:firstLine="0"/>
-              <w:jc w:val="center"/>
-            </w:pPr>
-            <w:r>
-              <w:rPr>
-                <w:sz w:val="20"/>
-              </w:rPr>
-            </w:r>
-          </w:p>
-        </w:tc>
-        <w:tc>
-          <w:tcPr>
-            <w:tcW w:type="dxa" w:w="340"/>
-          </w:tcPr>
-          <w:p>
-            <w:pPr>
-              <w:spacing w:line="240" w:lineRule="auto"/>
-              <w:ind w:firstLine="0"/>
-              <w:jc w:val="center"/>
-            </w:pPr>
-            <w:r>
-              <w:rPr>
-                <w:sz w:val="20"/>
-              </w:rPr>
-            </w:r>
-          </w:p>
-        </w:tc>
-        <w:tc>
-          <w:tcPr>
-            <w:tcW w:type="dxa" w:w="1247"/>
+            <w:tcW w:type="dxa" w:w="780"/>
           </w:tcPr>
           <w:p>
             <w:pPr>
@@ -611,35 +401,15 @@
             </w:pPr>
             <w:r>
               <w:rPr>
-                <w:sz w:val="20"/>
+                <w:sz w:val="18"/>
               </w:rPr>
-              <w:t>FDIC OIG, FBR-20-002</w:t>
-            </w:r>
-          </w:p>
-        </w:tc>
-      </w:tr>
-      <w:tr>
-        <w:tc>
-          <w:tcPr>
-            <w:tcW w:type="dxa" w:w="454"/>
-          </w:tcPr>
-          <w:p>
-            <w:pPr>
-              <w:spacing w:line="240" w:lineRule="auto"/>
-              <w:ind w:firstLine="0"/>
-              <w:jc w:val="center"/>
-            </w:pPr>
-            <w:r>
-              <w:rPr>
-                <w:sz w:val="20"/>
-              </w:rPr>
-              <w:t>2</w:t>
+              <w:t>2021</w:t>
             </w:r>
           </w:p>
         </w:tc>
         <w:tc>
           <w:tcPr>
-            <w:tcW w:type="dxa" w:w="1814"/>
+            <w:tcW w:type="dxa" w:w="780"/>
           </w:tcPr>
           <w:p>
             <w:pPr>
@@ -648,33 +418,15 @@
             </w:pPr>
             <w:r>
               <w:rPr>
-                <w:sz w:val="20"/>
+                <w:sz w:val="18"/>
               </w:rPr>
-              <w:t>The First State Bank (AQSh)</w:t>
+              <w:t>Balansdagi GFG Alliance guruhi debitorlik qarzlari mavjudligini tasdiqlay olmaslik (kredit konsentratsiyasi); balansni soxtalashtirish bo‘yicha jinoiy ariza</w:t>
             </w:r>
           </w:p>
         </w:tc>
         <w:tc>
           <w:tcPr>
-            <w:tcW w:type="dxa" w:w="680"/>
-          </w:tcPr>
-          <w:p>
-            <w:pPr>
-              <w:spacing w:line="240" w:lineRule="auto"/>
-              <w:ind w:firstLine="0"/>
-              <w:jc w:val="center"/>
-            </w:pPr>
-            <w:r>
-              <w:rPr>
-                <w:sz w:val="20"/>
-              </w:rPr>
-              <w:t>2020</w:t>
-            </w:r>
-          </w:p>
-        </w:tc>
-        <w:tc>
-          <w:tcPr>
-            <w:tcW w:type="dxa" w:w="2891"/>
+            <w:tcW w:type="dxa" w:w="780"/>
           </w:tcPr>
           <w:p>
             <w:pPr>
@@ -683,137 +435,14 @@
             </w:pPr>
             <w:r>
               <w:rPr>
-                <w:sz w:val="20"/>
-              </w:rPr>
-              <w:t>Kengash nazoratining o‘ta zaifligi va risk menejmentining sustligi; xodim tomonidan kredit firibgarligi; kredit berish standartlarining zaifligi</w:t>
-            </w:r>
-          </w:p>
-        </w:tc>
-        <w:tc>
-          <w:tcPr>
-            <w:tcW w:type="dxa" w:w="340"/>
-          </w:tcPr>
-          <w:p>
-            <w:pPr>
-              <w:spacing w:line="240" w:lineRule="auto"/>
-              <w:ind w:firstLine="0"/>
-              <w:jc w:val="center"/>
-            </w:pPr>
-            <w:r>
-              <w:rPr>
-                <w:sz w:val="20"/>
-              </w:rPr>
-              <w:t>+</w:t>
-            </w:r>
-          </w:p>
-        </w:tc>
-        <w:tc>
-          <w:tcPr>
-            <w:tcW w:type="dxa" w:w="340"/>
-          </w:tcPr>
-          <w:p>
-            <w:pPr>
-              <w:spacing w:line="240" w:lineRule="auto"/>
-              <w:ind w:firstLine="0"/>
-              <w:jc w:val="center"/>
-            </w:pPr>
-            <w:r>
-              <w:rPr>
-                <w:sz w:val="20"/>
-              </w:rPr>
-              <w:t>+</w:t>
-            </w:r>
-          </w:p>
-        </w:tc>
-        <w:tc>
-          <w:tcPr>
-            <w:tcW w:type="dxa" w:w="340"/>
-          </w:tcPr>
-          <w:p>
-            <w:pPr>
-              <w:spacing w:line="240" w:lineRule="auto"/>
-              <w:ind w:firstLine="0"/>
-              <w:jc w:val="center"/>
-            </w:pPr>
-            <w:r>
-              <w:rPr>
-                <w:sz w:val="20"/>
+                <w:sz w:val="18"/>
               </w:rPr>
             </w:r>
           </w:p>
         </w:tc>
         <w:tc>
           <w:tcPr>
-            <w:tcW w:type="dxa" w:w="340"/>
-          </w:tcPr>
-          <w:p>
-            <w:pPr>
-              <w:spacing w:line="240" w:lineRule="auto"/>
-              <w:ind w:firstLine="0"/>
-              <w:jc w:val="center"/>
-            </w:pPr>
-            <w:r>
-              <w:rPr>
-                <w:sz w:val="20"/>
-              </w:rPr>
-              <w:t>+</w:t>
-            </w:r>
-          </w:p>
-        </w:tc>
-        <w:tc>
-          <w:tcPr>
-            <w:tcW w:type="dxa" w:w="340"/>
-          </w:tcPr>
-          <w:p>
-            <w:pPr>
-              <w:spacing w:line="240" w:lineRule="auto"/>
-              <w:ind w:firstLine="0"/>
-              <w:jc w:val="center"/>
-            </w:pPr>
-            <w:r>
-              <w:rPr>
-                <w:sz w:val="20"/>
-              </w:rPr>
-            </w:r>
-          </w:p>
-        </w:tc>
-        <w:tc>
-          <w:tcPr>
-            <w:tcW w:type="dxa" w:w="340"/>
-          </w:tcPr>
-          <w:p>
-            <w:pPr>
-              <w:spacing w:line="240" w:lineRule="auto"/>
-              <w:ind w:firstLine="0"/>
-              <w:jc w:val="center"/>
-            </w:pPr>
-            <w:r>
-              <w:rPr>
-                <w:sz w:val="20"/>
-              </w:rPr>
-            </w:r>
-          </w:p>
-        </w:tc>
-        <w:tc>
-          <w:tcPr>
-            <w:tcW w:type="dxa" w:w="340"/>
-          </w:tcPr>
-          <w:p>
-            <w:pPr>
-              <w:spacing w:line="240" w:lineRule="auto"/>
-              <w:ind w:firstLine="0"/>
-              <w:jc w:val="center"/>
-            </w:pPr>
-            <w:r>
-              <w:rPr>
-                <w:sz w:val="20"/>
-              </w:rPr>
-            </w:r>
-          </w:p>
-        </w:tc>
-        <w:tc>
-          <w:tcPr>
-            <w:tcW w:type="dxa" w:w="1247"/>
+            <w:tcW w:type="dxa" w:w="780"/>
           </w:tcPr>
           <w:p>
             <w:pPr>
@@ -822,35 +451,15 @@
             </w:pPr>
             <w:r>
               <w:rPr>
-                <w:sz w:val="20"/>
+                <w:sz w:val="18"/>
               </w:rPr>
-              <w:t>FDIC OIG, FBR-21-001</w:t>
-            </w:r>
-          </w:p>
-        </w:tc>
-      </w:tr>
-      <w:tr>
-        <w:tc>
-          <w:tcPr>
-            <w:tcW w:type="dxa" w:w="454"/>
-          </w:tcPr>
-          <w:p>
-            <w:pPr>
-              <w:spacing w:line="240" w:lineRule="auto"/>
-              <w:ind w:firstLine="0"/>
-              <w:jc w:val="center"/>
-            </w:pPr>
-            <w:r>
-              <w:rPr>
-                <w:sz w:val="20"/>
-              </w:rPr>
-              <w:t>3</w:t>
+              <w:t>+</w:t>
             </w:r>
           </w:p>
         </w:tc>
         <w:tc>
           <w:tcPr>
-            <w:tcW w:type="dxa" w:w="1814"/>
+            <w:tcW w:type="dxa" w:w="780"/>
           </w:tcPr>
           <w:p>
             <w:pPr>
@@ -859,33 +468,14 @@
             </w:pPr>
             <w:r>
               <w:rPr>
-                <w:sz w:val="20"/>
+                <w:sz w:val="18"/>
               </w:rPr>
-              <w:t>First City Bank of Florida (AQSh)</w:t>
             </w:r>
           </w:p>
         </w:tc>
         <w:tc>
           <w:tcPr>
-            <w:tcW w:type="dxa" w:w="680"/>
-          </w:tcPr>
-          <w:p>
-            <w:pPr>
-              <w:spacing w:line="240" w:lineRule="auto"/>
-              <w:ind w:firstLine="0"/>
-              <w:jc w:val="center"/>
-            </w:pPr>
-            <w:r>
-              <w:rPr>
-                <w:sz w:val="20"/>
-              </w:rPr>
-              <w:t>2020</w:t>
-            </w:r>
-          </w:p>
-        </w:tc>
-        <w:tc>
-          <w:tcPr>
-            <w:tcW w:type="dxa" w:w="2891"/>
+            <w:tcW w:type="dxa" w:w="780"/>
           </w:tcPr>
           <w:p>
             <w:pPr>
@@ -894,42 +484,7 @@
             </w:pPr>
             <w:r>
               <w:rPr>
-                <w:sz w:val="20"/>
-              </w:rPr>
-              <w:t>Sifatsiz aktivlarning katta hajmi va kreditlash amaliyotining zaifligi; 12 yil davomida zarar bilan ishlash</w:t>
-            </w:r>
-          </w:p>
-        </w:tc>
-        <w:tc>
-          <w:tcPr>
-            <w:tcW w:type="dxa" w:w="340"/>
-          </w:tcPr>
-          <w:p>
-            <w:pPr>
-              <w:spacing w:line="240" w:lineRule="auto"/>
-              <w:ind w:firstLine="0"/>
-              <w:jc w:val="center"/>
-            </w:pPr>
-            <w:r>
-              <w:rPr>
-                <w:sz w:val="20"/>
-              </w:rPr>
-            </w:r>
-          </w:p>
-        </w:tc>
-        <w:tc>
-          <w:tcPr>
-            <w:tcW w:type="dxa" w:w="340"/>
-          </w:tcPr>
-          <w:p>
-            <w:pPr>
-              <w:spacing w:line="240" w:lineRule="auto"/>
-              <w:ind w:firstLine="0"/>
-              <w:jc w:val="center"/>
-            </w:pPr>
-            <w:r>
-              <w:rPr>
-                <w:sz w:val="20"/>
+                <w:sz w:val="18"/>
               </w:rPr>
               <w:t>+</w:t>
             </w:r>
@@ -937,93 +492,7 @@
         </w:tc>
         <w:tc>
           <w:tcPr>
-            <w:tcW w:type="dxa" w:w="340"/>
-          </w:tcPr>
-          <w:p>
-            <w:pPr>
-              <w:spacing w:line="240" w:lineRule="auto"/>
-              <w:ind w:firstLine="0"/>
-              <w:jc w:val="center"/>
-            </w:pPr>
-            <w:r>
-              <w:rPr>
-                <w:sz w:val="20"/>
-              </w:rPr>
-            </w:r>
-          </w:p>
-        </w:tc>
-        <w:tc>
-          <w:tcPr>
-            <w:tcW w:type="dxa" w:w="340"/>
-          </w:tcPr>
-          <w:p>
-            <w:pPr>
-              <w:spacing w:line="240" w:lineRule="auto"/>
-              <w:ind w:firstLine="0"/>
-              <w:jc w:val="center"/>
-            </w:pPr>
-            <w:r>
-              <w:rPr>
-                <w:sz w:val="20"/>
-              </w:rPr>
-            </w:r>
-          </w:p>
-        </w:tc>
-        <w:tc>
-          <w:tcPr>
-            <w:tcW w:type="dxa" w:w="340"/>
-          </w:tcPr>
-          <w:p>
-            <w:pPr>
-              <w:spacing w:line="240" w:lineRule="auto"/>
-              <w:ind w:firstLine="0"/>
-              <w:jc w:val="center"/>
-            </w:pPr>
-            <w:r>
-              <w:rPr>
-                <w:sz w:val="20"/>
-              </w:rPr>
-            </w:r>
-          </w:p>
-        </w:tc>
-        <w:tc>
-          <w:tcPr>
-            <w:tcW w:type="dxa" w:w="340"/>
-          </w:tcPr>
-          <w:p>
-            <w:pPr>
-              <w:spacing w:line="240" w:lineRule="auto"/>
-              <w:ind w:firstLine="0"/>
-              <w:jc w:val="center"/>
-            </w:pPr>
-            <w:r>
-              <w:rPr>
-                <w:sz w:val="20"/>
-              </w:rPr>
-            </w:r>
-          </w:p>
-        </w:tc>
-        <w:tc>
-          <w:tcPr>
-            <w:tcW w:type="dxa" w:w="340"/>
-          </w:tcPr>
-          <w:p>
-            <w:pPr>
-              <w:spacing w:line="240" w:lineRule="auto"/>
-              <w:ind w:firstLine="0"/>
-              <w:jc w:val="center"/>
-            </w:pPr>
-            <w:r>
-              <w:rPr>
-                <w:sz w:val="20"/>
-              </w:rPr>
-              <w:t>+</w:t>
-            </w:r>
-          </w:p>
-        </w:tc>
-        <w:tc>
-          <w:tcPr>
-            <w:tcW w:type="dxa" w:w="1247"/>
+            <w:tcW w:type="dxa" w:w="780"/>
           </w:tcPr>
           <w:p>
             <w:pPr>
@@ -1032,35 +501,14 @@
             </w:pPr>
             <w:r>
               <w:rPr>
-                <w:sz w:val="20"/>
+                <w:sz w:val="18"/>
               </w:rPr>
-              <w:t>FDIC OIG, FBR-21-002</w:t>
-            </w:r>
-          </w:p>
-        </w:tc>
-      </w:tr>
-      <w:tr>
-        <w:tc>
-          <w:tcPr>
-            <w:tcW w:type="dxa" w:w="454"/>
-          </w:tcPr>
-          <w:p>
-            <w:pPr>
-              <w:spacing w:line="240" w:lineRule="auto"/>
-              <w:ind w:firstLine="0"/>
-              <w:jc w:val="center"/>
-            </w:pPr>
-            <w:r>
-              <w:rPr>
-                <w:sz w:val="20"/>
-              </w:rPr>
-              <w:t>4</w:t>
             </w:r>
           </w:p>
         </w:tc>
         <w:tc>
           <w:tcPr>
-            <w:tcW w:type="dxa" w:w="1814"/>
+            <w:tcW w:type="dxa" w:w="780"/>
           </w:tcPr>
           <w:p>
             <w:pPr>
@@ -1069,33 +517,14 @@
             </w:pPr>
             <w:r>
               <w:rPr>
-                <w:sz w:val="20"/>
+                <w:sz w:val="18"/>
               </w:rPr>
-              <w:t>Almena State Bank (AQSh)</w:t>
             </w:r>
           </w:p>
         </w:tc>
         <w:tc>
           <w:tcPr>
-            <w:tcW w:type="dxa" w:w="680"/>
-          </w:tcPr>
-          <w:p>
-            <w:pPr>
-              <w:spacing w:line="240" w:lineRule="auto"/>
-              <w:ind w:firstLine="0"/>
-              <w:jc w:val="center"/>
-            </w:pPr>
-            <w:r>
-              <w:rPr>
-                <w:sz w:val="20"/>
-              </w:rPr>
-              <w:t>2020</w:t>
-            </w:r>
-          </w:p>
-        </w:tc>
-        <w:tc>
-          <w:tcPr>
-            <w:tcW w:type="dxa" w:w="2891"/>
+            <w:tcW w:type="dxa" w:w="780"/>
           </w:tcPr>
           <w:p>
             <w:pPr>
@@ -1104,137 +533,14 @@
             </w:pPr>
             <w:r>
               <w:rPr>
-                <w:sz w:val="20"/>
-              </w:rPr>
-              <w:t>Korporativ boshqaruv va boshqaruv nazoratining yetishmasligi; tez o‘sish strategiyasi, kreditlarni rasmiylashtirishdagi kamchiliklar, qimmat ulgurji resurslarga tayanish</w:t>
-            </w:r>
-          </w:p>
-        </w:tc>
-        <w:tc>
-          <w:tcPr>
-            <w:tcW w:type="dxa" w:w="340"/>
-          </w:tcPr>
-          <w:p>
-            <w:pPr>
-              <w:spacing w:line="240" w:lineRule="auto"/>
-              <w:ind w:firstLine="0"/>
-              <w:jc w:val="center"/>
-            </w:pPr>
-            <w:r>
-              <w:rPr>
-                <w:sz w:val="20"/>
-              </w:rPr>
-              <w:t>+</w:t>
-            </w:r>
-          </w:p>
-        </w:tc>
-        <w:tc>
-          <w:tcPr>
-            <w:tcW w:type="dxa" w:w="340"/>
-          </w:tcPr>
-          <w:p>
-            <w:pPr>
-              <w:spacing w:line="240" w:lineRule="auto"/>
-              <w:ind w:firstLine="0"/>
-              <w:jc w:val="center"/>
-            </w:pPr>
-            <w:r>
-              <w:rPr>
-                <w:sz w:val="20"/>
-              </w:rPr>
-              <w:t>+</w:t>
-            </w:r>
-          </w:p>
-        </w:tc>
-        <w:tc>
-          <w:tcPr>
-            <w:tcW w:type="dxa" w:w="340"/>
-          </w:tcPr>
-          <w:p>
-            <w:pPr>
-              <w:spacing w:line="240" w:lineRule="auto"/>
-              <w:ind w:firstLine="0"/>
-              <w:jc w:val="center"/>
-            </w:pPr>
-            <w:r>
-              <w:rPr>
-                <w:sz w:val="20"/>
+                <w:sz w:val="18"/>
               </w:rPr>
             </w:r>
           </w:p>
         </w:tc>
         <w:tc>
           <w:tcPr>
-            <w:tcW w:type="dxa" w:w="340"/>
-          </w:tcPr>
-          <w:p>
-            <w:pPr>
-              <w:spacing w:line="240" w:lineRule="auto"/>
-              <w:ind w:firstLine="0"/>
-              <w:jc w:val="center"/>
-            </w:pPr>
-            <w:r>
-              <w:rPr>
-                <w:sz w:val="20"/>
-              </w:rPr>
-            </w:r>
-          </w:p>
-        </w:tc>
-        <w:tc>
-          <w:tcPr>
-            <w:tcW w:type="dxa" w:w="340"/>
-          </w:tcPr>
-          <w:p>
-            <w:pPr>
-              <w:spacing w:line="240" w:lineRule="auto"/>
-              <w:ind w:firstLine="0"/>
-              <w:jc w:val="center"/>
-            </w:pPr>
-            <w:r>
-              <w:rPr>
-                <w:sz w:val="20"/>
-              </w:rPr>
-              <w:t>+</w:t>
-            </w:r>
-          </w:p>
-        </w:tc>
-        <w:tc>
-          <w:tcPr>
-            <w:tcW w:type="dxa" w:w="340"/>
-          </w:tcPr>
-          <w:p>
-            <w:pPr>
-              <w:spacing w:line="240" w:lineRule="auto"/>
-              <w:ind w:firstLine="0"/>
-              <w:jc w:val="center"/>
-            </w:pPr>
-            <w:r>
-              <w:rPr>
-                <w:sz w:val="20"/>
-              </w:rPr>
-            </w:r>
-          </w:p>
-        </w:tc>
-        <w:tc>
-          <w:tcPr>
-            <w:tcW w:type="dxa" w:w="340"/>
-          </w:tcPr>
-          <w:p>
-            <w:pPr>
-              <w:spacing w:line="240" w:lineRule="auto"/>
-              <w:ind w:firstLine="0"/>
-              <w:jc w:val="center"/>
-            </w:pPr>
-            <w:r>
-              <w:rPr>
-                <w:sz w:val="20"/>
-              </w:rPr>
-            </w:r>
-          </w:p>
-        </w:tc>
-        <w:tc>
-          <w:tcPr>
-            <w:tcW w:type="dxa" w:w="1247"/>
+            <w:tcW w:type="dxa" w:w="780"/>
           </w:tcPr>
           <w:p>
             <w:pPr>
@@ -1243,9 +549,9 @@
             </w:pPr>
             <w:r>
               <w:rPr>
-                <w:sz w:val="20"/>
+                <w:sz w:val="18"/>
               </w:rPr>
-              <w:t>FDIC OIG, FBR-21-003</w:t>
+              <w:t>BaFin</w:t>
             </w:r>
           </w:p>
         </w:tc>
@@ -1253,25 +559,7 @@
       <w:tr>
         <w:tc>
           <w:tcPr>
-            <w:tcW w:type="dxa" w:w="454"/>
-          </w:tcPr>
-          <w:p>
-            <w:pPr>
-              <w:spacing w:line="240" w:lineRule="auto"/>
-              <w:ind w:firstLine="0"/>
-              <w:jc w:val="center"/>
-            </w:pPr>
-            <w:r>
-              <w:rPr>
-                <w:sz w:val="20"/>
-              </w:rPr>
-              <w:t>5</w:t>
-            </w:r>
-          </w:p>
-        </w:tc>
-        <w:tc>
-          <w:tcPr>
-            <w:tcW w:type="dxa" w:w="1814"/>
+            <w:tcW w:type="dxa" w:w="780"/>
           </w:tcPr>
           <w:p>
             <w:pPr>
@@ -1280,33 +568,15 @@
             </w:pPr>
             <w:r>
               <w:rPr>
-                <w:sz w:val="20"/>
+                <w:sz w:val="18"/>
               </w:rPr>
-              <w:t>Silicon Valley Bank (AQSh)</w:t>
+              <w:t>2</w:t>
             </w:r>
           </w:p>
         </w:tc>
         <w:tc>
           <w:tcPr>
-            <w:tcW w:type="dxa" w:w="680"/>
-          </w:tcPr>
-          <w:p>
-            <w:pPr>
-              <w:spacing w:line="240" w:lineRule="auto"/>
-              <w:ind w:firstLine="0"/>
-              <w:jc w:val="center"/>
-            </w:pPr>
-            <w:r>
-              <w:rPr>
-                <w:sz w:val="20"/>
-              </w:rPr>
-              <w:t>2023</w:t>
-            </w:r>
-          </w:p>
-        </w:tc>
-        <w:tc>
-          <w:tcPr>
-            <w:tcW w:type="dxa" w:w="2891"/>
+            <w:tcW w:type="dxa" w:w="780"/>
           </w:tcPr>
           <w:p>
             <w:pPr>
@@ -1315,137 +585,15 @@
             </w:pPr>
             <w:r>
               <w:rPr>
-                <w:sz w:val="20"/>
+                <w:sz w:val="18"/>
               </w:rPr>
-              <w:t>Boshqaruv tez o‘sish va konsentratsiya risklarini nazorat qilmagan; foiz stavkasi riski xedjlari olib tashlangan; 40 mlrd dollarlik depozitlar oqimi</w:t>
+              <w:t>Silicon Valley Bank (AQSh)</w:t>
             </w:r>
           </w:p>
         </w:tc>
         <w:tc>
           <w:tcPr>
-            <w:tcW w:type="dxa" w:w="340"/>
-          </w:tcPr>
-          <w:p>
-            <w:pPr>
-              <w:spacing w:line="240" w:lineRule="auto"/>
-              <w:ind w:firstLine="0"/>
-              <w:jc w:val="center"/>
-            </w:pPr>
-            <w:r>
-              <w:rPr>
-                <w:sz w:val="20"/>
-              </w:rPr>
-              <w:t>+</w:t>
-            </w:r>
-          </w:p>
-        </w:tc>
-        <w:tc>
-          <w:tcPr>
-            <w:tcW w:type="dxa" w:w="340"/>
-          </w:tcPr>
-          <w:p>
-            <w:pPr>
-              <w:spacing w:line="240" w:lineRule="auto"/>
-              <w:ind w:firstLine="0"/>
-              <w:jc w:val="center"/>
-            </w:pPr>
-            <w:r>
-              <w:rPr>
-                <w:sz w:val="20"/>
-              </w:rPr>
-            </w:r>
-          </w:p>
-        </w:tc>
-        <w:tc>
-          <w:tcPr>
-            <w:tcW w:type="dxa" w:w="340"/>
-          </w:tcPr>
-          <w:p>
-            <w:pPr>
-              <w:spacing w:line="240" w:lineRule="auto"/>
-              <w:ind w:firstLine="0"/>
-              <w:jc w:val="center"/>
-            </w:pPr>
-            <w:r>
-              <w:rPr>
-                <w:sz w:val="20"/>
-              </w:rPr>
-            </w:r>
-          </w:p>
-        </w:tc>
-        <w:tc>
-          <w:tcPr>
-            <w:tcW w:type="dxa" w:w="340"/>
-          </w:tcPr>
-          <w:p>
-            <w:pPr>
-              <w:spacing w:line="240" w:lineRule="auto"/>
-              <w:ind w:firstLine="0"/>
-              <w:jc w:val="center"/>
-            </w:pPr>
-            <w:r>
-              <w:rPr>
-                <w:sz w:val="20"/>
-              </w:rPr>
-            </w:r>
-          </w:p>
-        </w:tc>
-        <w:tc>
-          <w:tcPr>
-            <w:tcW w:type="dxa" w:w="340"/>
-          </w:tcPr>
-          <w:p>
-            <w:pPr>
-              <w:spacing w:line="240" w:lineRule="auto"/>
-              <w:ind w:firstLine="0"/>
-              <w:jc w:val="center"/>
-            </w:pPr>
-            <w:r>
-              <w:rPr>
-                <w:sz w:val="20"/>
-              </w:rPr>
-              <w:t>+</w:t>
-            </w:r>
-          </w:p>
-        </w:tc>
-        <w:tc>
-          <w:tcPr>
-            <w:tcW w:type="dxa" w:w="340"/>
-          </w:tcPr>
-          <w:p>
-            <w:pPr>
-              <w:spacing w:line="240" w:lineRule="auto"/>
-              <w:ind w:firstLine="0"/>
-              <w:jc w:val="center"/>
-            </w:pPr>
-            <w:r>
-              <w:rPr>
-                <w:sz w:val="20"/>
-              </w:rPr>
-              <w:t>+</w:t>
-            </w:r>
-          </w:p>
-        </w:tc>
-        <w:tc>
-          <w:tcPr>
-            <w:tcW w:type="dxa" w:w="340"/>
-          </w:tcPr>
-          <w:p>
-            <w:pPr>
-              <w:spacing w:line="240" w:lineRule="auto"/>
-              <w:ind w:firstLine="0"/>
-              <w:jc w:val="center"/>
-            </w:pPr>
-            <w:r>
-              <w:rPr>
-                <w:sz w:val="20"/>
-              </w:rPr>
-            </w:r>
-          </w:p>
-        </w:tc>
-        <w:tc>
-          <w:tcPr>
-            <w:tcW w:type="dxa" w:w="1247"/>
+            <w:tcW w:type="dxa" w:w="780"/>
           </w:tcPr>
           <w:p>
             <w:pPr>
@@ -1454,7 +602,156 @@
             </w:pPr>
             <w:r>
               <w:rPr>
-                <w:sz w:val="20"/>
+                <w:sz w:val="18"/>
+              </w:rPr>
+              <w:t>2023</w:t>
+            </w:r>
+          </w:p>
+        </w:tc>
+        <w:tc>
+          <w:tcPr>
+            <w:tcW w:type="dxa" w:w="780"/>
+          </w:tcPr>
+          <w:p>
+            <w:pPr>
+              <w:spacing w:line="240" w:lineRule="auto"/>
+              <w:ind w:firstLine="0"/>
+            </w:pPr>
+            <w:r>
+              <w:rPr>
+                <w:sz w:val="18"/>
+              </w:rPr>
+              <w:t>Boshqaruv tez o‘sish va konsentratsiya risklarini nazorat qilmagan; foiz stavkasi riski xedjlari olib tashlangan; 40 mlrd dollarlik depozitlar oqimi</w:t>
+            </w:r>
+          </w:p>
+        </w:tc>
+        <w:tc>
+          <w:tcPr>
+            <w:tcW w:type="dxa" w:w="780"/>
+          </w:tcPr>
+          <w:p>
+            <w:pPr>
+              <w:spacing w:line="240" w:lineRule="auto"/>
+              <w:ind w:firstLine="0"/>
+            </w:pPr>
+            <w:r>
+              <w:rPr>
+                <w:sz w:val="18"/>
+              </w:rPr>
+              <w:t>+</w:t>
+            </w:r>
+          </w:p>
+        </w:tc>
+        <w:tc>
+          <w:tcPr>
+            <w:tcW w:type="dxa" w:w="780"/>
+          </w:tcPr>
+          <w:p>
+            <w:pPr>
+              <w:spacing w:line="240" w:lineRule="auto"/>
+              <w:ind w:firstLine="0"/>
+            </w:pPr>
+            <w:r>
+              <w:rPr>
+                <w:sz w:val="18"/>
+              </w:rPr>
+            </w:r>
+          </w:p>
+        </w:tc>
+        <w:tc>
+          <w:tcPr>
+            <w:tcW w:type="dxa" w:w="780"/>
+          </w:tcPr>
+          <w:p>
+            <w:pPr>
+              <w:spacing w:line="240" w:lineRule="auto"/>
+              <w:ind w:firstLine="0"/>
+            </w:pPr>
+            <w:r>
+              <w:rPr>
+                <w:sz w:val="18"/>
+              </w:rPr>
+            </w:r>
+          </w:p>
+        </w:tc>
+        <w:tc>
+          <w:tcPr>
+            <w:tcW w:type="dxa" w:w="780"/>
+          </w:tcPr>
+          <w:p>
+            <w:pPr>
+              <w:spacing w:line="240" w:lineRule="auto"/>
+              <w:ind w:firstLine="0"/>
+            </w:pPr>
+            <w:r>
+              <w:rPr>
+                <w:sz w:val="18"/>
+              </w:rPr>
+            </w:r>
+          </w:p>
+        </w:tc>
+        <w:tc>
+          <w:tcPr>
+            <w:tcW w:type="dxa" w:w="780"/>
+          </w:tcPr>
+          <w:p>
+            <w:pPr>
+              <w:spacing w:line="240" w:lineRule="auto"/>
+              <w:ind w:firstLine="0"/>
+            </w:pPr>
+            <w:r>
+              <w:rPr>
+                <w:sz w:val="18"/>
+              </w:rPr>
+              <w:t>+</w:t>
+            </w:r>
+          </w:p>
+        </w:tc>
+        <w:tc>
+          <w:tcPr>
+            <w:tcW w:type="dxa" w:w="780"/>
+          </w:tcPr>
+          <w:p>
+            <w:pPr>
+              <w:spacing w:line="240" w:lineRule="auto"/>
+              <w:ind w:firstLine="0"/>
+            </w:pPr>
+            <w:r>
+              <w:rPr>
+                <w:sz w:val="18"/>
+              </w:rPr>
+              <w:t>+</w:t>
+            </w:r>
+          </w:p>
+        </w:tc>
+        <w:tc>
+          <w:tcPr>
+            <w:tcW w:type="dxa" w:w="780"/>
+          </w:tcPr>
+          <w:p>
+            <w:pPr>
+              <w:spacing w:line="240" w:lineRule="auto"/>
+              <w:ind w:firstLine="0"/>
+            </w:pPr>
+            <w:r>
+              <w:rPr>
+                <w:sz w:val="18"/>
+              </w:rPr>
+            </w:r>
+          </w:p>
+        </w:tc>
+        <w:tc>
+          <w:tcPr>
+            <w:tcW w:type="dxa" w:w="780"/>
+          </w:tcPr>
+          <w:p>
+            <w:pPr>
+              <w:spacing w:line="240" w:lineRule="auto"/>
+              <w:ind w:firstLine="0"/>
+            </w:pPr>
+            <w:r>
+              <w:rPr>
+                <w:sz w:val="18"/>
               </w:rPr>
               <w:t>FRT OIG, 2023-SR-B-013</w:t>
             </w:r>
@@ -1464,25 +761,7 @@
       <w:tr>
         <w:tc>
           <w:tcPr>
-            <w:tcW w:type="dxa" w:w="454"/>
-          </w:tcPr>
-          <w:p>
-            <w:pPr>
-              <w:spacing w:line="240" w:lineRule="auto"/>
-              <w:ind w:firstLine="0"/>
-              <w:jc w:val="center"/>
-            </w:pPr>
-            <w:r>
-              <w:rPr>
-                <w:sz w:val="20"/>
-              </w:rPr>
-              <w:t>6</w:t>
-            </w:r>
-          </w:p>
-        </w:tc>
-        <w:tc>
-          <w:tcPr>
-            <w:tcW w:type="dxa" w:w="1814"/>
+            <w:tcW w:type="dxa" w:w="780"/>
           </w:tcPr>
           <w:p>
             <w:pPr>
@@ -1491,33 +770,15 @@
             </w:pPr>
             <w:r>
               <w:rPr>
-                <w:sz w:val="20"/>
+                <w:sz w:val="18"/>
               </w:rPr>
-              <w:t>Signature Bank (AQSh)</w:t>
+              <w:t>3</w:t>
             </w:r>
           </w:p>
         </w:tc>
         <w:tc>
           <w:tcPr>
-            <w:tcW w:type="dxa" w:w="680"/>
-          </w:tcPr>
-          <w:p>
-            <w:pPr>
-              <w:spacing w:line="240" w:lineRule="auto"/>
-              <w:ind w:firstLine="0"/>
-              <w:jc w:val="center"/>
-            </w:pPr>
-            <w:r>
-              <w:rPr>
-                <w:sz w:val="20"/>
-              </w:rPr>
-              <w:t>2023</w:t>
-            </w:r>
-          </w:p>
-        </w:tc>
-        <w:tc>
-          <w:tcPr>
-            <w:tcW w:type="dxa" w:w="2891"/>
+            <w:tcW w:type="dxa" w:w="780"/>
           </w:tcPr>
           <w:p>
             <w:pPr>
@@ -1526,136 +787,15 @@
             </w:pPr>
             <w:r>
               <w:rPr>
-                <w:sz w:val="20"/>
+                <w:sz w:val="18"/>
               </w:rPr>
-              <w:t>Likvidlik va favqulodda moliyalashtirish mexanizmlarining yetarli emasligi; boshqaruvning risk menejmenti amaliyoti zaif</w:t>
+              <w:t>Signature Bank (AQSh)</w:t>
             </w:r>
           </w:p>
         </w:tc>
         <w:tc>
           <w:tcPr>
-            <w:tcW w:type="dxa" w:w="340"/>
-          </w:tcPr>
-          <w:p>
-            <w:pPr>
-              <w:spacing w:line="240" w:lineRule="auto"/>
-              <w:ind w:firstLine="0"/>
-              <w:jc w:val="center"/>
-            </w:pPr>
-            <w:r>
-              <w:rPr>
-                <w:sz w:val="20"/>
-              </w:rPr>
-              <w:t>+</w:t>
-            </w:r>
-          </w:p>
-        </w:tc>
-        <w:tc>
-          <w:tcPr>
-            <w:tcW w:type="dxa" w:w="340"/>
-          </w:tcPr>
-          <w:p>
-            <w:pPr>
-              <w:spacing w:line="240" w:lineRule="auto"/>
-              <w:ind w:firstLine="0"/>
-              <w:jc w:val="center"/>
-            </w:pPr>
-            <w:r>
-              <w:rPr>
-                <w:sz w:val="20"/>
-              </w:rPr>
-            </w:r>
-          </w:p>
-        </w:tc>
-        <w:tc>
-          <w:tcPr>
-            <w:tcW w:type="dxa" w:w="340"/>
-          </w:tcPr>
-          <w:p>
-            <w:pPr>
-              <w:spacing w:line="240" w:lineRule="auto"/>
-              <w:ind w:firstLine="0"/>
-              <w:jc w:val="center"/>
-            </w:pPr>
-            <w:r>
-              <w:rPr>
-                <w:sz w:val="20"/>
-              </w:rPr>
-            </w:r>
-          </w:p>
-        </w:tc>
-        <w:tc>
-          <w:tcPr>
-            <w:tcW w:type="dxa" w:w="340"/>
-          </w:tcPr>
-          <w:p>
-            <w:pPr>
-              <w:spacing w:line="240" w:lineRule="auto"/>
-              <w:ind w:firstLine="0"/>
-              <w:jc w:val="center"/>
-            </w:pPr>
-            <w:r>
-              <w:rPr>
-                <w:sz w:val="20"/>
-              </w:rPr>
-            </w:r>
-          </w:p>
-        </w:tc>
-        <w:tc>
-          <w:tcPr>
-            <w:tcW w:type="dxa" w:w="340"/>
-          </w:tcPr>
-          <w:p>
-            <w:pPr>
-              <w:spacing w:line="240" w:lineRule="auto"/>
-              <w:ind w:firstLine="0"/>
-              <w:jc w:val="center"/>
-            </w:pPr>
-            <w:r>
-              <w:rPr>
-                <w:sz w:val="20"/>
-              </w:rPr>
-              <w:t>+</w:t>
-            </w:r>
-          </w:p>
-        </w:tc>
-        <w:tc>
-          <w:tcPr>
-            <w:tcW w:type="dxa" w:w="340"/>
-          </w:tcPr>
-          <w:p>
-            <w:pPr>
-              <w:spacing w:line="240" w:lineRule="auto"/>
-              <w:ind w:firstLine="0"/>
-              <w:jc w:val="center"/>
-            </w:pPr>
-            <w:r>
-              <w:rPr>
-                <w:sz w:val="20"/>
-              </w:rPr>
-            </w:r>
-          </w:p>
-        </w:tc>
-        <w:tc>
-          <w:tcPr>
-            <w:tcW w:type="dxa" w:w="340"/>
-          </w:tcPr>
-          <w:p>
-            <w:pPr>
-              <w:spacing w:line="240" w:lineRule="auto"/>
-              <w:ind w:firstLine="0"/>
-              <w:jc w:val="center"/>
-            </w:pPr>
-            <w:r>
-              <w:rPr>
-                <w:sz w:val="20"/>
-              </w:rPr>
-            </w:r>
-          </w:p>
-        </w:tc>
-        <w:tc>
-          <w:tcPr>
-            <w:tcW w:type="dxa" w:w="1247"/>
+            <w:tcW w:type="dxa" w:w="780"/>
           </w:tcPr>
           <w:p>
             <w:pPr>
@@ -1664,7 +804,155 @@
             </w:pPr>
             <w:r>
               <w:rPr>
-                <w:sz w:val="20"/>
+                <w:sz w:val="18"/>
+              </w:rPr>
+              <w:t>2023</w:t>
+            </w:r>
+          </w:p>
+        </w:tc>
+        <w:tc>
+          <w:tcPr>
+            <w:tcW w:type="dxa" w:w="780"/>
+          </w:tcPr>
+          <w:p>
+            <w:pPr>
+              <w:spacing w:line="240" w:lineRule="auto"/>
+              <w:ind w:firstLine="0"/>
+            </w:pPr>
+            <w:r>
+              <w:rPr>
+                <w:sz w:val="18"/>
+              </w:rPr>
+              <w:t>Likvidlik va favqulodda moliyalashtirish mexanizmlarining yetarli emasligi; boshqaruvning risk menejmenti amaliyoti zaif</w:t>
+            </w:r>
+          </w:p>
+        </w:tc>
+        <w:tc>
+          <w:tcPr>
+            <w:tcW w:type="dxa" w:w="780"/>
+          </w:tcPr>
+          <w:p>
+            <w:pPr>
+              <w:spacing w:line="240" w:lineRule="auto"/>
+              <w:ind w:firstLine="0"/>
+            </w:pPr>
+            <w:r>
+              <w:rPr>
+                <w:sz w:val="18"/>
+              </w:rPr>
+              <w:t>+</w:t>
+            </w:r>
+          </w:p>
+        </w:tc>
+        <w:tc>
+          <w:tcPr>
+            <w:tcW w:type="dxa" w:w="780"/>
+          </w:tcPr>
+          <w:p>
+            <w:pPr>
+              <w:spacing w:line="240" w:lineRule="auto"/>
+              <w:ind w:firstLine="0"/>
+            </w:pPr>
+            <w:r>
+              <w:rPr>
+                <w:sz w:val="18"/>
+              </w:rPr>
+            </w:r>
+          </w:p>
+        </w:tc>
+        <w:tc>
+          <w:tcPr>
+            <w:tcW w:type="dxa" w:w="780"/>
+          </w:tcPr>
+          <w:p>
+            <w:pPr>
+              <w:spacing w:line="240" w:lineRule="auto"/>
+              <w:ind w:firstLine="0"/>
+            </w:pPr>
+            <w:r>
+              <w:rPr>
+                <w:sz w:val="18"/>
+              </w:rPr>
+            </w:r>
+          </w:p>
+        </w:tc>
+        <w:tc>
+          <w:tcPr>
+            <w:tcW w:type="dxa" w:w="780"/>
+          </w:tcPr>
+          <w:p>
+            <w:pPr>
+              <w:spacing w:line="240" w:lineRule="auto"/>
+              <w:ind w:firstLine="0"/>
+            </w:pPr>
+            <w:r>
+              <w:rPr>
+                <w:sz w:val="18"/>
+              </w:rPr>
+            </w:r>
+          </w:p>
+        </w:tc>
+        <w:tc>
+          <w:tcPr>
+            <w:tcW w:type="dxa" w:w="780"/>
+          </w:tcPr>
+          <w:p>
+            <w:pPr>
+              <w:spacing w:line="240" w:lineRule="auto"/>
+              <w:ind w:firstLine="0"/>
+            </w:pPr>
+            <w:r>
+              <w:rPr>
+                <w:sz w:val="18"/>
+              </w:rPr>
+              <w:t>+</w:t>
+            </w:r>
+          </w:p>
+        </w:tc>
+        <w:tc>
+          <w:tcPr>
+            <w:tcW w:type="dxa" w:w="780"/>
+          </w:tcPr>
+          <w:p>
+            <w:pPr>
+              <w:spacing w:line="240" w:lineRule="auto"/>
+              <w:ind w:firstLine="0"/>
+            </w:pPr>
+            <w:r>
+              <w:rPr>
+                <w:sz w:val="18"/>
+              </w:rPr>
+            </w:r>
+          </w:p>
+        </w:tc>
+        <w:tc>
+          <w:tcPr>
+            <w:tcW w:type="dxa" w:w="780"/>
+          </w:tcPr>
+          <w:p>
+            <w:pPr>
+              <w:spacing w:line="240" w:lineRule="auto"/>
+              <w:ind w:firstLine="0"/>
+            </w:pPr>
+            <w:r>
+              <w:rPr>
+                <w:sz w:val="18"/>
+              </w:rPr>
+            </w:r>
+          </w:p>
+        </w:tc>
+        <w:tc>
+          <w:tcPr>
+            <w:tcW w:type="dxa" w:w="780"/>
+          </w:tcPr>
+          <w:p>
+            <w:pPr>
+              <w:spacing w:line="240" w:lineRule="auto"/>
+              <w:ind w:firstLine="0"/>
+            </w:pPr>
+            <w:r>
+              <w:rPr>
+                <w:sz w:val="18"/>
               </w:rPr>
               <w:t>FDIC OIG, EVAL-24-02</w:t>
             </w:r>
@@ -1674,25 +962,7 @@
       <w:tr>
         <w:tc>
           <w:tcPr>
-            <w:tcW w:type="dxa" w:w="454"/>
-          </w:tcPr>
-          <w:p>
-            <w:pPr>
-              <w:spacing w:line="240" w:lineRule="auto"/>
-              <w:ind w:firstLine="0"/>
-              <w:jc w:val="center"/>
-            </w:pPr>
-            <w:r>
-              <w:rPr>
-                <w:sz w:val="20"/>
-              </w:rPr>
-              <w:t>7</w:t>
-            </w:r>
-          </w:p>
-        </w:tc>
-        <w:tc>
-          <w:tcPr>
-            <w:tcW w:type="dxa" w:w="1814"/>
+            <w:tcW w:type="dxa" w:w="780"/>
           </w:tcPr>
           <w:p>
             <w:pPr>
@@ -1701,33 +971,15 @@
             </w:pPr>
             <w:r>
               <w:rPr>
-                <w:sz w:val="20"/>
+                <w:sz w:val="18"/>
               </w:rPr>
-              <w:t>First Republic Bank (AQSh)</w:t>
+              <w:t>4</w:t>
             </w:r>
           </w:p>
         </w:tc>
         <w:tc>
           <w:tcPr>
-            <w:tcW w:type="dxa" w:w="680"/>
-          </w:tcPr>
-          <w:p>
-            <w:pPr>
-              <w:spacing w:line="240" w:lineRule="auto"/>
-              <w:ind w:firstLine="0"/>
-              <w:jc w:val="center"/>
-            </w:pPr>
-            <w:r>
-              <w:rPr>
-                <w:sz w:val="20"/>
-              </w:rPr>
-              <w:t>2023</w:t>
-            </w:r>
-          </w:p>
-        </w:tc>
-        <w:tc>
-          <w:tcPr>
-            <w:tcW w:type="dxa" w:w="2891"/>
+            <w:tcW w:type="dxa" w:w="780"/>
           </w:tcPr>
           <w:p>
             <w:pPr>
@@ -1736,136 +988,15 @@
             </w:pPr>
             <w:r>
               <w:rPr>
-                <w:sz w:val="20"/>
+                <w:sz w:val="18"/>
               </w:rPr>
-              <w:t>Sug‘urtalanmagan depozitlar konsentratsiyasi, aktiv va passivlar muddatlarining nomutanosibligi, foiz stavkasi riski; boshqa banklar inqirozining yuqumli ta’siri</w:t>
+              <w:t>First Republic Bank (AQSh)</w:t>
             </w:r>
           </w:p>
         </w:tc>
         <w:tc>
           <w:tcPr>
-            <w:tcW w:type="dxa" w:w="340"/>
-          </w:tcPr>
-          <w:p>
-            <w:pPr>
-              <w:spacing w:line="240" w:lineRule="auto"/>
-              <w:ind w:firstLine="0"/>
-              <w:jc w:val="center"/>
-            </w:pPr>
-            <w:r>
-              <w:rPr>
-                <w:sz w:val="20"/>
-              </w:rPr>
-            </w:r>
-          </w:p>
-        </w:tc>
-        <w:tc>
-          <w:tcPr>
-            <w:tcW w:type="dxa" w:w="340"/>
-          </w:tcPr>
-          <w:p>
-            <w:pPr>
-              <w:spacing w:line="240" w:lineRule="auto"/>
-              <w:ind w:firstLine="0"/>
-              <w:jc w:val="center"/>
-            </w:pPr>
-            <w:r>
-              <w:rPr>
-                <w:sz w:val="20"/>
-              </w:rPr>
-            </w:r>
-          </w:p>
-        </w:tc>
-        <w:tc>
-          <w:tcPr>
-            <w:tcW w:type="dxa" w:w="340"/>
-          </w:tcPr>
-          <w:p>
-            <w:pPr>
-              <w:spacing w:line="240" w:lineRule="auto"/>
-              <w:ind w:firstLine="0"/>
-              <w:jc w:val="center"/>
-            </w:pPr>
-            <w:r>
-              <w:rPr>
-                <w:sz w:val="20"/>
-              </w:rPr>
-            </w:r>
-          </w:p>
-        </w:tc>
-        <w:tc>
-          <w:tcPr>
-            <w:tcW w:type="dxa" w:w="340"/>
-          </w:tcPr>
-          <w:p>
-            <w:pPr>
-              <w:spacing w:line="240" w:lineRule="auto"/>
-              <w:ind w:firstLine="0"/>
-              <w:jc w:val="center"/>
-            </w:pPr>
-            <w:r>
-              <w:rPr>
-                <w:sz w:val="20"/>
-              </w:rPr>
-            </w:r>
-          </w:p>
-        </w:tc>
-        <w:tc>
-          <w:tcPr>
-            <w:tcW w:type="dxa" w:w="340"/>
-          </w:tcPr>
-          <w:p>
-            <w:pPr>
-              <w:spacing w:line="240" w:lineRule="auto"/>
-              <w:ind w:firstLine="0"/>
-              <w:jc w:val="center"/>
-            </w:pPr>
-            <w:r>
-              <w:rPr>
-                <w:sz w:val="20"/>
-              </w:rPr>
-              <w:t>+</w:t>
-            </w:r>
-          </w:p>
-        </w:tc>
-        <w:tc>
-          <w:tcPr>
-            <w:tcW w:type="dxa" w:w="340"/>
-          </w:tcPr>
-          <w:p>
-            <w:pPr>
-              <w:spacing w:line="240" w:lineRule="auto"/>
-              <w:ind w:firstLine="0"/>
-              <w:jc w:val="center"/>
-            </w:pPr>
-            <w:r>
-              <w:rPr>
-                <w:sz w:val="20"/>
-              </w:rPr>
-              <w:t>+</w:t>
-            </w:r>
-          </w:p>
-        </w:tc>
-        <w:tc>
-          <w:tcPr>
-            <w:tcW w:type="dxa" w:w="340"/>
-          </w:tcPr>
-          <w:p>
-            <w:pPr>
-              <w:spacing w:line="240" w:lineRule="auto"/>
-              <w:ind w:firstLine="0"/>
-              <w:jc w:val="center"/>
-            </w:pPr>
-            <w:r>
-              <w:rPr>
-                <w:sz w:val="20"/>
-              </w:rPr>
-            </w:r>
-          </w:p>
-        </w:tc>
-        <w:tc>
-          <w:tcPr>
-            <w:tcW w:type="dxa" w:w="1247"/>
+            <w:tcW w:type="dxa" w:w="780"/>
           </w:tcPr>
           <w:p>
             <w:pPr>
@@ -1874,7 +1005,155 @@
             </w:pPr>
             <w:r>
               <w:rPr>
-                <w:sz w:val="20"/>
+                <w:sz w:val="18"/>
+              </w:rPr>
+              <w:t>2023</w:t>
+            </w:r>
+          </w:p>
+        </w:tc>
+        <w:tc>
+          <w:tcPr>
+            <w:tcW w:type="dxa" w:w="780"/>
+          </w:tcPr>
+          <w:p>
+            <w:pPr>
+              <w:spacing w:line="240" w:lineRule="auto"/>
+              <w:ind w:firstLine="0"/>
+            </w:pPr>
+            <w:r>
+              <w:rPr>
+                <w:sz w:val="18"/>
+              </w:rPr>
+              <w:t>Sug‘urtalanmagan depozitlar konsentratsiyasi, aktiv va passivlar muddatlarining nomutanosibligi, foiz stavkasi riski; boshqa banklar inqirozining yuqumli ta’siri</w:t>
+            </w:r>
+          </w:p>
+        </w:tc>
+        <w:tc>
+          <w:tcPr>
+            <w:tcW w:type="dxa" w:w="780"/>
+          </w:tcPr>
+          <w:p>
+            <w:pPr>
+              <w:spacing w:line="240" w:lineRule="auto"/>
+              <w:ind w:firstLine="0"/>
+            </w:pPr>
+            <w:r>
+              <w:rPr>
+                <w:sz w:val="18"/>
+              </w:rPr>
+            </w:r>
+          </w:p>
+        </w:tc>
+        <w:tc>
+          <w:tcPr>
+            <w:tcW w:type="dxa" w:w="780"/>
+          </w:tcPr>
+          <w:p>
+            <w:pPr>
+              <w:spacing w:line="240" w:lineRule="auto"/>
+              <w:ind w:firstLine="0"/>
+            </w:pPr>
+            <w:r>
+              <w:rPr>
+                <w:sz w:val="18"/>
+              </w:rPr>
+            </w:r>
+          </w:p>
+        </w:tc>
+        <w:tc>
+          <w:tcPr>
+            <w:tcW w:type="dxa" w:w="780"/>
+          </w:tcPr>
+          <w:p>
+            <w:pPr>
+              <w:spacing w:line="240" w:lineRule="auto"/>
+              <w:ind w:firstLine="0"/>
+            </w:pPr>
+            <w:r>
+              <w:rPr>
+                <w:sz w:val="18"/>
+              </w:rPr>
+            </w:r>
+          </w:p>
+        </w:tc>
+        <w:tc>
+          <w:tcPr>
+            <w:tcW w:type="dxa" w:w="780"/>
+          </w:tcPr>
+          <w:p>
+            <w:pPr>
+              <w:spacing w:line="240" w:lineRule="auto"/>
+              <w:ind w:firstLine="0"/>
+            </w:pPr>
+            <w:r>
+              <w:rPr>
+                <w:sz w:val="18"/>
+              </w:rPr>
+            </w:r>
+          </w:p>
+        </w:tc>
+        <w:tc>
+          <w:tcPr>
+            <w:tcW w:type="dxa" w:w="780"/>
+          </w:tcPr>
+          <w:p>
+            <w:pPr>
+              <w:spacing w:line="240" w:lineRule="auto"/>
+              <w:ind w:firstLine="0"/>
+            </w:pPr>
+            <w:r>
+              <w:rPr>
+                <w:sz w:val="18"/>
+              </w:rPr>
+              <w:t>+</w:t>
+            </w:r>
+          </w:p>
+        </w:tc>
+        <w:tc>
+          <w:tcPr>
+            <w:tcW w:type="dxa" w:w="780"/>
+          </w:tcPr>
+          <w:p>
+            <w:pPr>
+              <w:spacing w:line="240" w:lineRule="auto"/>
+              <w:ind w:firstLine="0"/>
+            </w:pPr>
+            <w:r>
+              <w:rPr>
+                <w:sz w:val="18"/>
+              </w:rPr>
+              <w:t>+</w:t>
+            </w:r>
+          </w:p>
+        </w:tc>
+        <w:tc>
+          <w:tcPr>
+            <w:tcW w:type="dxa" w:w="780"/>
+          </w:tcPr>
+          <w:p>
+            <w:pPr>
+              <w:spacing w:line="240" w:lineRule="auto"/>
+              <w:ind w:firstLine="0"/>
+            </w:pPr>
+            <w:r>
+              <w:rPr>
+                <w:sz w:val="18"/>
+              </w:rPr>
+            </w:r>
+          </w:p>
+        </w:tc>
+        <w:tc>
+          <w:tcPr>
+            <w:tcW w:type="dxa" w:w="780"/>
+          </w:tcPr>
+          <w:p>
+            <w:pPr>
+              <w:spacing w:line="240" w:lineRule="auto"/>
+              <w:ind w:firstLine="0"/>
+            </w:pPr>
+            <w:r>
+              <w:rPr>
+                <w:sz w:val="18"/>
               </w:rPr>
               <w:t>FDIC OIG, EVAL-24-03</w:t>
             </w:r>
@@ -1884,25 +1163,7 @@
       <w:tr>
         <w:tc>
           <w:tcPr>
-            <w:tcW w:type="dxa" w:w="454"/>
-          </w:tcPr>
-          <w:p>
-            <w:pPr>
-              <w:spacing w:line="240" w:lineRule="auto"/>
-              <w:ind w:firstLine="0"/>
-              <w:jc w:val="center"/>
-            </w:pPr>
-            <w:r>
-              <w:rPr>
-                <w:sz w:val="20"/>
-              </w:rPr>
-              <w:t>8</w:t>
-            </w:r>
-          </w:p>
-        </w:tc>
-        <w:tc>
-          <w:tcPr>
-            <w:tcW w:type="dxa" w:w="1814"/>
+            <w:tcW w:type="dxa" w:w="780"/>
           </w:tcPr>
           <w:p>
             <w:pPr>
@@ -1911,33 +1172,15 @@
             </w:pPr>
             <w:r>
               <w:rPr>
-                <w:sz w:val="20"/>
+                <w:sz w:val="18"/>
               </w:rPr>
-              <w:t>Heartland Tri-State Bank (AQSh)</w:t>
+              <w:t>5</w:t>
             </w:r>
           </w:p>
         </w:tc>
         <w:tc>
           <w:tcPr>
-            <w:tcW w:type="dxa" w:w="680"/>
-          </w:tcPr>
-          <w:p>
-            <w:pPr>
-              <w:spacing w:line="240" w:lineRule="auto"/>
-              <w:ind w:firstLine="0"/>
-              <w:jc w:val="center"/>
-            </w:pPr>
-            <w:r>
-              <w:rPr>
-                <w:sz w:val="20"/>
-              </w:rPr>
-              <w:t>2023</w:t>
-            </w:r>
-          </w:p>
-        </w:tc>
-        <w:tc>
-          <w:tcPr>
-            <w:tcW w:type="dxa" w:w="2891"/>
+            <w:tcW w:type="dxa" w:w="780"/>
           </w:tcPr>
           <w:p>
             <w:pPr>
@@ -1946,137 +1189,15 @@
             </w:pPr>
             <w:r>
               <w:rPr>
-                <w:sz w:val="20"/>
+                <w:sz w:val="18"/>
               </w:rPr>
-              <w:t>Bosh direktorning firibgarlik bilan bog‘liq 47,1 mln dollarlik pul o‘tkazmalari; ichki nazoratning buzilishi va rahbarning hukmron mavqei</w:t>
+              <w:t>Heartland Tri-State Bank (AQSh)</w:t>
             </w:r>
           </w:p>
         </w:tc>
         <w:tc>
           <w:tcPr>
-            <w:tcW w:type="dxa" w:w="340"/>
-          </w:tcPr>
-          <w:p>
-            <w:pPr>
-              <w:spacing w:line="240" w:lineRule="auto"/>
-              <w:ind w:firstLine="0"/>
-              <w:jc w:val="center"/>
-            </w:pPr>
-            <w:r>
-              <w:rPr>
-                <w:sz w:val="20"/>
-              </w:rPr>
-              <w:t>+</w:t>
-            </w:r>
-          </w:p>
-        </w:tc>
-        <w:tc>
-          <w:tcPr>
-            <w:tcW w:type="dxa" w:w="340"/>
-          </w:tcPr>
-          <w:p>
-            <w:pPr>
-              <w:spacing w:line="240" w:lineRule="auto"/>
-              <w:ind w:firstLine="0"/>
-              <w:jc w:val="center"/>
-            </w:pPr>
-            <w:r>
-              <w:rPr>
-                <w:sz w:val="20"/>
-              </w:rPr>
-            </w:r>
-          </w:p>
-        </w:tc>
-        <w:tc>
-          <w:tcPr>
-            <w:tcW w:type="dxa" w:w="340"/>
-          </w:tcPr>
-          <w:p>
-            <w:pPr>
-              <w:spacing w:line="240" w:lineRule="auto"/>
-              <w:ind w:firstLine="0"/>
-              <w:jc w:val="center"/>
-            </w:pPr>
-            <w:r>
-              <w:rPr>
-                <w:sz w:val="20"/>
-              </w:rPr>
-              <w:t>+</w:t>
-            </w:r>
-          </w:p>
-        </w:tc>
-        <w:tc>
-          <w:tcPr>
-            <w:tcW w:type="dxa" w:w="340"/>
-          </w:tcPr>
-          <w:p>
-            <w:pPr>
-              <w:spacing w:line="240" w:lineRule="auto"/>
-              <w:ind w:firstLine="0"/>
-              <w:jc w:val="center"/>
-            </w:pPr>
-            <w:r>
-              <w:rPr>
-                <w:sz w:val="20"/>
-              </w:rPr>
-              <w:t>+</w:t>
-            </w:r>
-          </w:p>
-        </w:tc>
-        <w:tc>
-          <w:tcPr>
-            <w:tcW w:type="dxa" w:w="340"/>
-          </w:tcPr>
-          <w:p>
-            <w:pPr>
-              <w:spacing w:line="240" w:lineRule="auto"/>
-              <w:ind w:firstLine="0"/>
-              <w:jc w:val="center"/>
-            </w:pPr>
-            <w:r>
-              <w:rPr>
-                <w:sz w:val="20"/>
-              </w:rPr>
-            </w:r>
-          </w:p>
-        </w:tc>
-        <w:tc>
-          <w:tcPr>
-            <w:tcW w:type="dxa" w:w="340"/>
-          </w:tcPr>
-          <w:p>
-            <w:pPr>
-              <w:spacing w:line="240" w:lineRule="auto"/>
-              <w:ind w:firstLine="0"/>
-              <w:jc w:val="center"/>
-            </w:pPr>
-            <w:r>
-              <w:rPr>
-                <w:sz w:val="20"/>
-              </w:rPr>
-            </w:r>
-          </w:p>
-        </w:tc>
-        <w:tc>
-          <w:tcPr>
-            <w:tcW w:type="dxa" w:w="340"/>
-          </w:tcPr>
-          <w:p>
-            <w:pPr>
-              <w:spacing w:line="240" w:lineRule="auto"/>
-              <w:ind w:firstLine="0"/>
-              <w:jc w:val="center"/>
-            </w:pPr>
-            <w:r>
-              <w:rPr>
-                <w:sz w:val="20"/>
-              </w:rPr>
-            </w:r>
-          </w:p>
-        </w:tc>
-        <w:tc>
-          <w:tcPr>
-            <w:tcW w:type="dxa" w:w="1247"/>
+            <w:tcW w:type="dxa" w:w="780"/>
           </w:tcPr>
           <w:p>
             <w:pPr>
@@ -2085,7 +1206,156 @@
             </w:pPr>
             <w:r>
               <w:rPr>
-                <w:sz w:val="20"/>
+                <w:sz w:val="18"/>
+              </w:rPr>
+              <w:t>2023</w:t>
+            </w:r>
+          </w:p>
+        </w:tc>
+        <w:tc>
+          <w:tcPr>
+            <w:tcW w:type="dxa" w:w="780"/>
+          </w:tcPr>
+          <w:p>
+            <w:pPr>
+              <w:spacing w:line="240" w:lineRule="auto"/>
+              <w:ind w:firstLine="0"/>
+            </w:pPr>
+            <w:r>
+              <w:rPr>
+                <w:sz w:val="18"/>
+              </w:rPr>
+              <w:t>Bosh direktorning firibgarlik bilan bog‘liq 47,1 mln dollarlik pul o‘tkazmalari; ichki nazoratning buzilishi va rahbarning hukmron mavqei</w:t>
+            </w:r>
+          </w:p>
+        </w:tc>
+        <w:tc>
+          <w:tcPr>
+            <w:tcW w:type="dxa" w:w="780"/>
+          </w:tcPr>
+          <w:p>
+            <w:pPr>
+              <w:spacing w:line="240" w:lineRule="auto"/>
+              <w:ind w:firstLine="0"/>
+            </w:pPr>
+            <w:r>
+              <w:rPr>
+                <w:sz w:val="18"/>
+              </w:rPr>
+              <w:t>+</w:t>
+            </w:r>
+          </w:p>
+        </w:tc>
+        <w:tc>
+          <w:tcPr>
+            <w:tcW w:type="dxa" w:w="780"/>
+          </w:tcPr>
+          <w:p>
+            <w:pPr>
+              <w:spacing w:line="240" w:lineRule="auto"/>
+              <w:ind w:firstLine="0"/>
+            </w:pPr>
+            <w:r>
+              <w:rPr>
+                <w:sz w:val="18"/>
+              </w:rPr>
+            </w:r>
+          </w:p>
+        </w:tc>
+        <w:tc>
+          <w:tcPr>
+            <w:tcW w:type="dxa" w:w="780"/>
+          </w:tcPr>
+          <w:p>
+            <w:pPr>
+              <w:spacing w:line="240" w:lineRule="auto"/>
+              <w:ind w:firstLine="0"/>
+            </w:pPr>
+            <w:r>
+              <w:rPr>
+                <w:sz w:val="18"/>
+              </w:rPr>
+              <w:t>+</w:t>
+            </w:r>
+          </w:p>
+        </w:tc>
+        <w:tc>
+          <w:tcPr>
+            <w:tcW w:type="dxa" w:w="780"/>
+          </w:tcPr>
+          <w:p>
+            <w:pPr>
+              <w:spacing w:line="240" w:lineRule="auto"/>
+              <w:ind w:firstLine="0"/>
+            </w:pPr>
+            <w:r>
+              <w:rPr>
+                <w:sz w:val="18"/>
+              </w:rPr>
+              <w:t>+</w:t>
+            </w:r>
+          </w:p>
+        </w:tc>
+        <w:tc>
+          <w:tcPr>
+            <w:tcW w:type="dxa" w:w="780"/>
+          </w:tcPr>
+          <w:p>
+            <w:pPr>
+              <w:spacing w:line="240" w:lineRule="auto"/>
+              <w:ind w:firstLine="0"/>
+            </w:pPr>
+            <w:r>
+              <w:rPr>
+                <w:sz w:val="18"/>
+              </w:rPr>
+            </w:r>
+          </w:p>
+        </w:tc>
+        <w:tc>
+          <w:tcPr>
+            <w:tcW w:type="dxa" w:w="780"/>
+          </w:tcPr>
+          <w:p>
+            <w:pPr>
+              <w:spacing w:line="240" w:lineRule="auto"/>
+              <w:ind w:firstLine="0"/>
+            </w:pPr>
+            <w:r>
+              <w:rPr>
+                <w:sz w:val="18"/>
+              </w:rPr>
+            </w:r>
+          </w:p>
+        </w:tc>
+        <w:tc>
+          <w:tcPr>
+            <w:tcW w:type="dxa" w:w="780"/>
+          </w:tcPr>
+          <w:p>
+            <w:pPr>
+              <w:spacing w:line="240" w:lineRule="auto"/>
+              <w:ind w:firstLine="0"/>
+            </w:pPr>
+            <w:r>
+              <w:rPr>
+                <w:sz w:val="18"/>
+              </w:rPr>
+            </w:r>
+          </w:p>
+        </w:tc>
+        <w:tc>
+          <w:tcPr>
+            <w:tcW w:type="dxa" w:w="780"/>
+          </w:tcPr>
+          <w:p>
+            <w:pPr>
+              <w:spacing w:line="240" w:lineRule="auto"/>
+              <w:ind w:firstLine="0"/>
+            </w:pPr>
+            <w:r>
+              <w:rPr>
+                <w:sz w:val="18"/>
               </w:rPr>
               <w:t>FRT OIG, 2024-SR-B-004</w:t>
             </w:r>
@@ -2095,25 +1365,7 @@
       <w:tr>
         <w:tc>
           <w:tcPr>
-            <w:tcW w:type="dxa" w:w="454"/>
-          </w:tcPr>
-          <w:p>
-            <w:pPr>
-              <w:spacing w:line="240" w:lineRule="auto"/>
-              <w:ind w:firstLine="0"/>
-              <w:jc w:val="center"/>
-            </w:pPr>
-            <w:r>
-              <w:rPr>
-                <w:sz w:val="20"/>
-              </w:rPr>
-              <w:t>9</w:t>
-            </w:r>
-          </w:p>
-        </w:tc>
-        <w:tc>
-          <w:tcPr>
-            <w:tcW w:type="dxa" w:w="1814"/>
+            <w:tcW w:type="dxa" w:w="780"/>
           </w:tcPr>
           <w:p>
             <w:pPr>
@@ -2122,33 +1374,15 @@
             </w:pPr>
             <w:r>
               <w:rPr>
-                <w:sz w:val="20"/>
+                <w:sz w:val="18"/>
               </w:rPr>
-              <w:t>Citizens Bank (AQSh)</w:t>
+              <w:t>6</w:t>
             </w:r>
           </w:p>
         </w:tc>
         <w:tc>
           <w:tcPr>
-            <w:tcW w:type="dxa" w:w="680"/>
-          </w:tcPr>
-          <w:p>
-            <w:pPr>
-              <w:spacing w:line="240" w:lineRule="auto"/>
-              <w:ind w:firstLine="0"/>
-              <w:jc w:val="center"/>
-            </w:pPr>
-            <w:r>
-              <w:rPr>
-                <w:sz w:val="20"/>
-              </w:rPr>
-              <w:t>2023</w:t>
-            </w:r>
-          </w:p>
-        </w:tc>
-        <w:tc>
-          <w:tcPr>
-            <w:tcW w:type="dxa" w:w="2891"/>
+            <w:tcW w:type="dxa" w:w="780"/>
           </w:tcPr>
           <w:p>
             <w:pPr>
@@ -2157,136 +1391,15 @@
             </w:pPr>
             <w:r>
               <w:rPr>
-                <w:sz w:val="20"/>
+                <w:sz w:val="18"/>
               </w:rPr>
-              <w:t>Kengash va boshqaruvning sust kreditlash amaliyoti; yirik yuk tashish kompaniyalari kreditlarining yomonlashuvi</w:t>
+              <w:t>Citizens Bank (AQSh)</w:t>
             </w:r>
           </w:p>
         </w:tc>
         <w:tc>
           <w:tcPr>
-            <w:tcW w:type="dxa" w:w="340"/>
-          </w:tcPr>
-          <w:p>
-            <w:pPr>
-              <w:spacing w:line="240" w:lineRule="auto"/>
-              <w:ind w:firstLine="0"/>
-              <w:jc w:val="center"/>
-            </w:pPr>
-            <w:r>
-              <w:rPr>
-                <w:sz w:val="20"/>
-              </w:rPr>
-              <w:t>+</w:t>
-            </w:r>
-          </w:p>
-        </w:tc>
-        <w:tc>
-          <w:tcPr>
-            <w:tcW w:type="dxa" w:w="340"/>
-          </w:tcPr>
-          <w:p>
-            <w:pPr>
-              <w:spacing w:line="240" w:lineRule="auto"/>
-              <w:ind w:firstLine="0"/>
-              <w:jc w:val="center"/>
-            </w:pPr>
-            <w:r>
-              <w:rPr>
-                <w:sz w:val="20"/>
-              </w:rPr>
-              <w:t>+</w:t>
-            </w:r>
-          </w:p>
-        </w:tc>
-        <w:tc>
-          <w:tcPr>
-            <w:tcW w:type="dxa" w:w="340"/>
-          </w:tcPr>
-          <w:p>
-            <w:pPr>
-              <w:spacing w:line="240" w:lineRule="auto"/>
-              <w:ind w:firstLine="0"/>
-              <w:jc w:val="center"/>
-            </w:pPr>
-            <w:r>
-              <w:rPr>
-                <w:sz w:val="20"/>
-              </w:rPr>
-            </w:r>
-          </w:p>
-        </w:tc>
-        <w:tc>
-          <w:tcPr>
-            <w:tcW w:type="dxa" w:w="340"/>
-          </w:tcPr>
-          <w:p>
-            <w:pPr>
-              <w:spacing w:line="240" w:lineRule="auto"/>
-              <w:ind w:firstLine="0"/>
-              <w:jc w:val="center"/>
-            </w:pPr>
-            <w:r>
-              <w:rPr>
-                <w:sz w:val="20"/>
-              </w:rPr>
-            </w:r>
-          </w:p>
-        </w:tc>
-        <w:tc>
-          <w:tcPr>
-            <w:tcW w:type="dxa" w:w="340"/>
-          </w:tcPr>
-          <w:p>
-            <w:pPr>
-              <w:spacing w:line="240" w:lineRule="auto"/>
-              <w:ind w:firstLine="0"/>
-              <w:jc w:val="center"/>
-            </w:pPr>
-            <w:r>
-              <w:rPr>
-                <w:sz w:val="20"/>
-              </w:rPr>
-            </w:r>
-          </w:p>
-        </w:tc>
-        <w:tc>
-          <w:tcPr>
-            <w:tcW w:type="dxa" w:w="340"/>
-          </w:tcPr>
-          <w:p>
-            <w:pPr>
-              <w:spacing w:line="240" w:lineRule="auto"/>
-              <w:ind w:firstLine="0"/>
-              <w:jc w:val="center"/>
-            </w:pPr>
-            <w:r>
-              <w:rPr>
-                <w:sz w:val="20"/>
-              </w:rPr>
-            </w:r>
-          </w:p>
-        </w:tc>
-        <w:tc>
-          <w:tcPr>
-            <w:tcW w:type="dxa" w:w="340"/>
-          </w:tcPr>
-          <w:p>
-            <w:pPr>
-              <w:spacing w:line="240" w:lineRule="auto"/>
-              <w:ind w:firstLine="0"/>
-              <w:jc w:val="center"/>
-            </w:pPr>
-            <w:r>
-              <w:rPr>
-                <w:sz w:val="20"/>
-              </w:rPr>
-            </w:r>
-          </w:p>
-        </w:tc>
-        <w:tc>
-          <w:tcPr>
-            <w:tcW w:type="dxa" w:w="1247"/>
+            <w:tcW w:type="dxa" w:w="780"/>
           </w:tcPr>
           <w:p>
             <w:pPr>
@@ -2295,7 +1408,155 @@
             </w:pPr>
             <w:r>
               <w:rPr>
-                <w:sz w:val="20"/>
+                <w:sz w:val="18"/>
+              </w:rPr>
+              <w:t>2023</w:t>
+            </w:r>
+          </w:p>
+        </w:tc>
+        <w:tc>
+          <w:tcPr>
+            <w:tcW w:type="dxa" w:w="780"/>
+          </w:tcPr>
+          <w:p>
+            <w:pPr>
+              <w:spacing w:line="240" w:lineRule="auto"/>
+              <w:ind w:firstLine="0"/>
+            </w:pPr>
+            <w:r>
+              <w:rPr>
+                <w:sz w:val="18"/>
+              </w:rPr>
+              <w:t>Kengash va boshqaruvning sust kreditlash amaliyoti; yirik yuk tashish kompaniyalari kreditlarining yomonlashuvi</w:t>
+            </w:r>
+          </w:p>
+        </w:tc>
+        <w:tc>
+          <w:tcPr>
+            <w:tcW w:type="dxa" w:w="780"/>
+          </w:tcPr>
+          <w:p>
+            <w:pPr>
+              <w:spacing w:line="240" w:lineRule="auto"/>
+              <w:ind w:firstLine="0"/>
+            </w:pPr>
+            <w:r>
+              <w:rPr>
+                <w:sz w:val="18"/>
+              </w:rPr>
+              <w:t>+</w:t>
+            </w:r>
+          </w:p>
+        </w:tc>
+        <w:tc>
+          <w:tcPr>
+            <w:tcW w:type="dxa" w:w="780"/>
+          </w:tcPr>
+          <w:p>
+            <w:pPr>
+              <w:spacing w:line="240" w:lineRule="auto"/>
+              <w:ind w:firstLine="0"/>
+            </w:pPr>
+            <w:r>
+              <w:rPr>
+                <w:sz w:val="18"/>
+              </w:rPr>
+              <w:t>+</w:t>
+            </w:r>
+          </w:p>
+        </w:tc>
+        <w:tc>
+          <w:tcPr>
+            <w:tcW w:type="dxa" w:w="780"/>
+          </w:tcPr>
+          <w:p>
+            <w:pPr>
+              <w:spacing w:line="240" w:lineRule="auto"/>
+              <w:ind w:firstLine="0"/>
+            </w:pPr>
+            <w:r>
+              <w:rPr>
+                <w:sz w:val="18"/>
+              </w:rPr>
+            </w:r>
+          </w:p>
+        </w:tc>
+        <w:tc>
+          <w:tcPr>
+            <w:tcW w:type="dxa" w:w="780"/>
+          </w:tcPr>
+          <w:p>
+            <w:pPr>
+              <w:spacing w:line="240" w:lineRule="auto"/>
+              <w:ind w:firstLine="0"/>
+            </w:pPr>
+            <w:r>
+              <w:rPr>
+                <w:sz w:val="18"/>
+              </w:rPr>
+            </w:r>
+          </w:p>
+        </w:tc>
+        <w:tc>
+          <w:tcPr>
+            <w:tcW w:type="dxa" w:w="780"/>
+          </w:tcPr>
+          <w:p>
+            <w:pPr>
+              <w:spacing w:line="240" w:lineRule="auto"/>
+              <w:ind w:firstLine="0"/>
+            </w:pPr>
+            <w:r>
+              <w:rPr>
+                <w:sz w:val="18"/>
+              </w:rPr>
+            </w:r>
+          </w:p>
+        </w:tc>
+        <w:tc>
+          <w:tcPr>
+            <w:tcW w:type="dxa" w:w="780"/>
+          </w:tcPr>
+          <w:p>
+            <w:pPr>
+              <w:spacing w:line="240" w:lineRule="auto"/>
+              <w:ind w:firstLine="0"/>
+            </w:pPr>
+            <w:r>
+              <w:rPr>
+                <w:sz w:val="18"/>
+              </w:rPr>
+            </w:r>
+          </w:p>
+        </w:tc>
+        <w:tc>
+          <w:tcPr>
+            <w:tcW w:type="dxa" w:w="780"/>
+          </w:tcPr>
+          <w:p>
+            <w:pPr>
+              <w:spacing w:line="240" w:lineRule="auto"/>
+              <w:ind w:firstLine="0"/>
+            </w:pPr>
+            <w:r>
+              <w:rPr>
+                <w:sz w:val="18"/>
+              </w:rPr>
+            </w:r>
+          </w:p>
+        </w:tc>
+        <w:tc>
+          <w:tcPr>
+            <w:tcW w:type="dxa" w:w="780"/>
+          </w:tcPr>
+          <w:p>
+            <w:pPr>
+              <w:spacing w:line="240" w:lineRule="auto"/>
+              <w:ind w:firstLine="0"/>
+            </w:pPr>
+            <w:r>
+              <w:rPr>
+                <w:sz w:val="18"/>
               </w:rPr>
               <w:t>FDIC OIG, AEC 24-01</w:t>
             </w:r>
@@ -2305,25 +1566,7 @@
       <w:tr>
         <w:tc>
           <w:tcPr>
-            <w:tcW w:type="dxa" w:w="454"/>
-          </w:tcPr>
-          <w:p>
-            <w:pPr>
-              <w:spacing w:line="240" w:lineRule="auto"/>
-              <w:ind w:firstLine="0"/>
-              <w:jc w:val="center"/>
-            </w:pPr>
-            <w:r>
-              <w:rPr>
-                <w:sz w:val="20"/>
-              </w:rPr>
-              <w:t>10</w:t>
-            </w:r>
-          </w:p>
-        </w:tc>
-        <w:tc>
-          <w:tcPr>
-            <w:tcW w:type="dxa" w:w="1814"/>
+            <w:tcW w:type="dxa" w:w="780"/>
           </w:tcPr>
           <w:p>
             <w:pPr>
@@ -2332,33 +1575,15 @@
             </w:pPr>
             <w:r>
               <w:rPr>
-                <w:sz w:val="20"/>
+                <w:sz w:val="18"/>
               </w:rPr>
-              <w:t>Republic First Bank (AQSh)</w:t>
+              <w:t>7</w:t>
             </w:r>
           </w:p>
         </w:tc>
         <w:tc>
           <w:tcPr>
-            <w:tcW w:type="dxa" w:w="680"/>
-          </w:tcPr>
-          <w:p>
-            <w:pPr>
-              <w:spacing w:line="240" w:lineRule="auto"/>
-              <w:ind w:firstLine="0"/>
-              <w:jc w:val="center"/>
-            </w:pPr>
-            <w:r>
-              <w:rPr>
-                <w:sz w:val="20"/>
-              </w:rPr>
-              <w:t>2024</w:t>
-            </w:r>
-          </w:p>
-        </w:tc>
-        <w:tc>
-          <w:tcPr>
-            <w:tcW w:type="dxa" w:w="2891"/>
+            <w:tcW w:type="dxa" w:w="780"/>
           </w:tcPr>
           <w:p>
             <w:pPr>
@@ -2367,136 +1592,15 @@
             </w:pPr>
             <w:r>
               <w:rPr>
-                <w:sz w:val="20"/>
+                <w:sz w:val="18"/>
               </w:rPr>
-              <w:t>Muddatigacha saqlanadigan qimmatli qog‘ozlar bo‘yicha zararlarni tan olish (foiz stavkasi riski); kengash va boshqaruvning samarasizligi</w:t>
+              <w:t>North Channel Bank (Germaniya)</w:t>
             </w:r>
           </w:p>
         </w:tc>
         <w:tc>
           <w:tcPr>
-            <w:tcW w:type="dxa" w:w="340"/>
-          </w:tcPr>
-          <w:p>
-            <w:pPr>
-              <w:spacing w:line="240" w:lineRule="auto"/>
-              <w:ind w:firstLine="0"/>
-              <w:jc w:val="center"/>
-            </w:pPr>
-            <w:r>
-              <w:rPr>
-                <w:sz w:val="20"/>
-              </w:rPr>
-              <w:t>+</w:t>
-            </w:r>
-          </w:p>
-        </w:tc>
-        <w:tc>
-          <w:tcPr>
-            <w:tcW w:type="dxa" w:w="340"/>
-          </w:tcPr>
-          <w:p>
-            <w:pPr>
-              <w:spacing w:line="240" w:lineRule="auto"/>
-              <w:ind w:firstLine="0"/>
-              <w:jc w:val="center"/>
-            </w:pPr>
-            <w:r>
-              <w:rPr>
-                <w:sz w:val="20"/>
-              </w:rPr>
-            </w:r>
-          </w:p>
-        </w:tc>
-        <w:tc>
-          <w:tcPr>
-            <w:tcW w:type="dxa" w:w="340"/>
-          </w:tcPr>
-          <w:p>
-            <w:pPr>
-              <w:spacing w:line="240" w:lineRule="auto"/>
-              <w:ind w:firstLine="0"/>
-              <w:jc w:val="center"/>
-            </w:pPr>
-            <w:r>
-              <w:rPr>
-                <w:sz w:val="20"/>
-              </w:rPr>
-            </w:r>
-          </w:p>
-        </w:tc>
-        <w:tc>
-          <w:tcPr>
-            <w:tcW w:type="dxa" w:w="340"/>
-          </w:tcPr>
-          <w:p>
-            <w:pPr>
-              <w:spacing w:line="240" w:lineRule="auto"/>
-              <w:ind w:firstLine="0"/>
-              <w:jc w:val="center"/>
-            </w:pPr>
-            <w:r>
-              <w:rPr>
-                <w:sz w:val="20"/>
-              </w:rPr>
-            </w:r>
-          </w:p>
-        </w:tc>
-        <w:tc>
-          <w:tcPr>
-            <w:tcW w:type="dxa" w:w="340"/>
-          </w:tcPr>
-          <w:p>
-            <w:pPr>
-              <w:spacing w:line="240" w:lineRule="auto"/>
-              <w:ind w:firstLine="0"/>
-              <w:jc w:val="center"/>
-            </w:pPr>
-            <w:r>
-              <w:rPr>
-                <w:sz w:val="20"/>
-              </w:rPr>
-            </w:r>
-          </w:p>
-        </w:tc>
-        <w:tc>
-          <w:tcPr>
-            <w:tcW w:type="dxa" w:w="340"/>
-          </w:tcPr>
-          <w:p>
-            <w:pPr>
-              <w:spacing w:line="240" w:lineRule="auto"/>
-              <w:ind w:firstLine="0"/>
-              <w:jc w:val="center"/>
-            </w:pPr>
-            <w:r>
-              <w:rPr>
-                <w:sz w:val="20"/>
-              </w:rPr>
-              <w:t>+</w:t>
-            </w:r>
-          </w:p>
-        </w:tc>
-        <w:tc>
-          <w:tcPr>
-            <w:tcW w:type="dxa" w:w="340"/>
-          </w:tcPr>
-          <w:p>
-            <w:pPr>
-              <w:spacing w:line="240" w:lineRule="auto"/>
-              <w:ind w:firstLine="0"/>
-              <w:jc w:val="center"/>
-            </w:pPr>
-            <w:r>
-              <w:rPr>
-                <w:sz w:val="20"/>
-              </w:rPr>
-            </w:r>
-          </w:p>
-        </w:tc>
-        <w:tc>
-          <w:tcPr>
-            <w:tcW w:type="dxa" w:w="1247"/>
+            <w:tcW w:type="dxa" w:w="780"/>
           </w:tcPr>
           <w:p>
             <w:pPr>
@@ -2505,7 +1609,555 @@
             </w:pPr>
             <w:r>
               <w:rPr>
-                <w:sz w:val="20"/>
+                <w:sz w:val="18"/>
+              </w:rPr>
+              <w:t>2023</w:t>
+            </w:r>
+          </w:p>
+        </w:tc>
+        <w:tc>
+          <w:tcPr>
+            <w:tcW w:type="dxa" w:w="780"/>
+          </w:tcPr>
+          <w:p>
+            <w:pPr>
+              <w:spacing w:line="240" w:lineRule="auto"/>
+              <w:ind w:firstLine="0"/>
+            </w:pPr>
+            <w:r>
+              <w:rPr>
+                <w:sz w:val="18"/>
+              </w:rPr>
+              <w:t>Surunkali zarar va barqaror biznes modelining yo‘qligi</w:t>
+            </w:r>
+          </w:p>
+        </w:tc>
+        <w:tc>
+          <w:tcPr>
+            <w:tcW w:type="dxa" w:w="780"/>
+          </w:tcPr>
+          <w:p>
+            <w:pPr>
+              <w:spacing w:line="240" w:lineRule="auto"/>
+              <w:ind w:firstLine="0"/>
+            </w:pPr>
+            <w:r>
+              <w:rPr>
+                <w:sz w:val="18"/>
+              </w:rPr>
+            </w:r>
+          </w:p>
+        </w:tc>
+        <w:tc>
+          <w:tcPr>
+            <w:tcW w:type="dxa" w:w="780"/>
+          </w:tcPr>
+          <w:p>
+            <w:pPr>
+              <w:spacing w:line="240" w:lineRule="auto"/>
+              <w:ind w:firstLine="0"/>
+            </w:pPr>
+            <w:r>
+              <w:rPr>
+                <w:sz w:val="18"/>
+              </w:rPr>
+            </w:r>
+          </w:p>
+        </w:tc>
+        <w:tc>
+          <w:tcPr>
+            <w:tcW w:type="dxa" w:w="780"/>
+          </w:tcPr>
+          <w:p>
+            <w:pPr>
+              <w:spacing w:line="240" w:lineRule="auto"/>
+              <w:ind w:firstLine="0"/>
+            </w:pPr>
+            <w:r>
+              <w:rPr>
+                <w:sz w:val="18"/>
+              </w:rPr>
+            </w:r>
+          </w:p>
+        </w:tc>
+        <w:tc>
+          <w:tcPr>
+            <w:tcW w:type="dxa" w:w="780"/>
+          </w:tcPr>
+          <w:p>
+            <w:pPr>
+              <w:spacing w:line="240" w:lineRule="auto"/>
+              <w:ind w:firstLine="0"/>
+            </w:pPr>
+            <w:r>
+              <w:rPr>
+                <w:sz w:val="18"/>
+              </w:rPr>
+            </w:r>
+          </w:p>
+        </w:tc>
+        <w:tc>
+          <w:tcPr>
+            <w:tcW w:type="dxa" w:w="780"/>
+          </w:tcPr>
+          <w:p>
+            <w:pPr>
+              <w:spacing w:line="240" w:lineRule="auto"/>
+              <w:ind w:firstLine="0"/>
+            </w:pPr>
+            <w:r>
+              <w:rPr>
+                <w:sz w:val="18"/>
+              </w:rPr>
+            </w:r>
+          </w:p>
+        </w:tc>
+        <w:tc>
+          <w:tcPr>
+            <w:tcW w:type="dxa" w:w="780"/>
+          </w:tcPr>
+          <w:p>
+            <w:pPr>
+              <w:spacing w:line="240" w:lineRule="auto"/>
+              <w:ind w:firstLine="0"/>
+            </w:pPr>
+            <w:r>
+              <w:rPr>
+                <w:sz w:val="18"/>
+              </w:rPr>
+            </w:r>
+          </w:p>
+        </w:tc>
+        <w:tc>
+          <w:tcPr>
+            <w:tcW w:type="dxa" w:w="780"/>
+          </w:tcPr>
+          <w:p>
+            <w:pPr>
+              <w:spacing w:line="240" w:lineRule="auto"/>
+              <w:ind w:firstLine="0"/>
+            </w:pPr>
+            <w:r>
+              <w:rPr>
+                <w:sz w:val="18"/>
+              </w:rPr>
+              <w:t>+</w:t>
+            </w:r>
+          </w:p>
+        </w:tc>
+        <w:tc>
+          <w:tcPr>
+            <w:tcW w:type="dxa" w:w="780"/>
+          </w:tcPr>
+          <w:p>
+            <w:pPr>
+              <w:spacing w:line="240" w:lineRule="auto"/>
+              <w:ind w:firstLine="0"/>
+            </w:pPr>
+            <w:r>
+              <w:rPr>
+                <w:sz w:val="18"/>
+              </w:rPr>
+              <w:t>BaFin</w:t>
+            </w:r>
+          </w:p>
+        </w:tc>
+      </w:tr>
+      <w:tr>
+        <w:tc>
+          <w:tcPr>
+            <w:tcW w:type="dxa" w:w="780"/>
+          </w:tcPr>
+          <w:p>
+            <w:pPr>
+              <w:spacing w:line="240" w:lineRule="auto"/>
+              <w:ind w:firstLine="0"/>
+            </w:pPr>
+            <w:r>
+              <w:rPr>
+                <w:sz w:val="18"/>
+              </w:rPr>
+              <w:t>8</w:t>
+            </w:r>
+          </w:p>
+        </w:tc>
+        <w:tc>
+          <w:tcPr>
+            <w:tcW w:type="dxa" w:w="780"/>
+          </w:tcPr>
+          <w:p>
+            <w:pPr>
+              <w:spacing w:line="240" w:lineRule="auto"/>
+              <w:ind w:firstLine="0"/>
+            </w:pPr>
+            <w:r>
+              <w:rPr>
+                <w:sz w:val="18"/>
+              </w:rPr>
+              <w:t>SVB UK (Buyuk Britaniya)</w:t>
+            </w:r>
+          </w:p>
+        </w:tc>
+        <w:tc>
+          <w:tcPr>
+            <w:tcW w:type="dxa" w:w="780"/>
+          </w:tcPr>
+          <w:p>
+            <w:pPr>
+              <w:spacing w:line="240" w:lineRule="auto"/>
+              <w:ind w:firstLine="0"/>
+            </w:pPr>
+            <w:r>
+              <w:rPr>
+                <w:sz w:val="18"/>
+              </w:rPr>
+              <w:t>2023</w:t>
+            </w:r>
+          </w:p>
+        </w:tc>
+        <w:tc>
+          <w:tcPr>
+            <w:tcW w:type="dxa" w:w="780"/>
+          </w:tcPr>
+          <w:p>
+            <w:pPr>
+              <w:spacing w:line="240" w:lineRule="auto"/>
+              <w:ind w:firstLine="0"/>
+            </w:pPr>
+            <w:r>
+              <w:rPr>
+                <w:sz w:val="18"/>
+              </w:rPr>
+              <w:t>Bosh bank inqirozi sababli depozitlar oqimi va likvidlik tanqisligi; mijozlar bazasining texnologiya sohasida konsentratsiyasi</w:t>
+            </w:r>
+          </w:p>
+        </w:tc>
+        <w:tc>
+          <w:tcPr>
+            <w:tcW w:type="dxa" w:w="780"/>
+          </w:tcPr>
+          <w:p>
+            <w:pPr>
+              <w:spacing w:line="240" w:lineRule="auto"/>
+              <w:ind w:firstLine="0"/>
+            </w:pPr>
+            <w:r>
+              <w:rPr>
+                <w:sz w:val="18"/>
+              </w:rPr>
+            </w:r>
+          </w:p>
+        </w:tc>
+        <w:tc>
+          <w:tcPr>
+            <w:tcW w:type="dxa" w:w="780"/>
+          </w:tcPr>
+          <w:p>
+            <w:pPr>
+              <w:spacing w:line="240" w:lineRule="auto"/>
+              <w:ind w:firstLine="0"/>
+            </w:pPr>
+            <w:r>
+              <w:rPr>
+                <w:sz w:val="18"/>
+              </w:rPr>
+            </w:r>
+          </w:p>
+        </w:tc>
+        <w:tc>
+          <w:tcPr>
+            <w:tcW w:type="dxa" w:w="780"/>
+          </w:tcPr>
+          <w:p>
+            <w:pPr>
+              <w:spacing w:line="240" w:lineRule="auto"/>
+              <w:ind w:firstLine="0"/>
+            </w:pPr>
+            <w:r>
+              <w:rPr>
+                <w:sz w:val="18"/>
+              </w:rPr>
+            </w:r>
+          </w:p>
+        </w:tc>
+        <w:tc>
+          <w:tcPr>
+            <w:tcW w:type="dxa" w:w="780"/>
+          </w:tcPr>
+          <w:p>
+            <w:pPr>
+              <w:spacing w:line="240" w:lineRule="auto"/>
+              <w:ind w:firstLine="0"/>
+            </w:pPr>
+            <w:r>
+              <w:rPr>
+                <w:sz w:val="18"/>
+              </w:rPr>
+            </w:r>
+          </w:p>
+        </w:tc>
+        <w:tc>
+          <w:tcPr>
+            <w:tcW w:type="dxa" w:w="780"/>
+          </w:tcPr>
+          <w:p>
+            <w:pPr>
+              <w:spacing w:line="240" w:lineRule="auto"/>
+              <w:ind w:firstLine="0"/>
+            </w:pPr>
+            <w:r>
+              <w:rPr>
+                <w:sz w:val="18"/>
+              </w:rPr>
+              <w:t>+</w:t>
+            </w:r>
+          </w:p>
+        </w:tc>
+        <w:tc>
+          <w:tcPr>
+            <w:tcW w:type="dxa" w:w="780"/>
+          </w:tcPr>
+          <w:p>
+            <w:pPr>
+              <w:spacing w:line="240" w:lineRule="auto"/>
+              <w:ind w:firstLine="0"/>
+            </w:pPr>
+            <w:r>
+              <w:rPr>
+                <w:sz w:val="18"/>
+              </w:rPr>
+            </w:r>
+          </w:p>
+        </w:tc>
+        <w:tc>
+          <w:tcPr>
+            <w:tcW w:type="dxa" w:w="780"/>
+          </w:tcPr>
+          <w:p>
+            <w:pPr>
+              <w:spacing w:line="240" w:lineRule="auto"/>
+              <w:ind w:firstLine="0"/>
+            </w:pPr>
+            <w:r>
+              <w:rPr>
+                <w:sz w:val="18"/>
+              </w:rPr>
+            </w:r>
+          </w:p>
+        </w:tc>
+        <w:tc>
+          <w:tcPr>
+            <w:tcW w:type="dxa" w:w="780"/>
+          </w:tcPr>
+          <w:p>
+            <w:pPr>
+              <w:spacing w:line="240" w:lineRule="auto"/>
+              <w:ind w:firstLine="0"/>
+            </w:pPr>
+            <w:r>
+              <w:rPr>
+                <w:sz w:val="18"/>
+              </w:rPr>
+              <w:t>Angliya banki</w:t>
+            </w:r>
+          </w:p>
+        </w:tc>
+      </w:tr>
+      <w:tr>
+        <w:tc>
+          <w:tcPr>
+            <w:tcW w:type="dxa" w:w="780"/>
+          </w:tcPr>
+          <w:p>
+            <w:pPr>
+              <w:spacing w:line="240" w:lineRule="auto"/>
+              <w:ind w:firstLine="0"/>
+            </w:pPr>
+            <w:r>
+              <w:rPr>
+                <w:sz w:val="18"/>
+              </w:rPr>
+              <w:t>9</w:t>
+            </w:r>
+          </w:p>
+        </w:tc>
+        <w:tc>
+          <w:tcPr>
+            <w:tcW w:type="dxa" w:w="780"/>
+          </w:tcPr>
+          <w:p>
+            <w:pPr>
+              <w:spacing w:line="240" w:lineRule="auto"/>
+              <w:ind w:firstLine="0"/>
+            </w:pPr>
+            <w:r>
+              <w:rPr>
+                <w:sz w:val="18"/>
+              </w:rPr>
+              <w:t>Republic First Bank (AQSh)</w:t>
+            </w:r>
+          </w:p>
+        </w:tc>
+        <w:tc>
+          <w:tcPr>
+            <w:tcW w:type="dxa" w:w="780"/>
+          </w:tcPr>
+          <w:p>
+            <w:pPr>
+              <w:spacing w:line="240" w:lineRule="auto"/>
+              <w:ind w:firstLine="0"/>
+            </w:pPr>
+            <w:r>
+              <w:rPr>
+                <w:sz w:val="18"/>
+              </w:rPr>
+              <w:t>2024</w:t>
+            </w:r>
+          </w:p>
+        </w:tc>
+        <w:tc>
+          <w:tcPr>
+            <w:tcW w:type="dxa" w:w="780"/>
+          </w:tcPr>
+          <w:p>
+            <w:pPr>
+              <w:spacing w:line="240" w:lineRule="auto"/>
+              <w:ind w:firstLine="0"/>
+            </w:pPr>
+            <w:r>
+              <w:rPr>
+                <w:sz w:val="18"/>
+              </w:rPr>
+              <w:t>Muddatigacha saqlanadigan qimmatli qog‘ozlar bo‘yicha zararlarni tan olish (foiz stavkasi riski); kengash va boshqaruvning samarasizligi</w:t>
+            </w:r>
+          </w:p>
+        </w:tc>
+        <w:tc>
+          <w:tcPr>
+            <w:tcW w:type="dxa" w:w="780"/>
+          </w:tcPr>
+          <w:p>
+            <w:pPr>
+              <w:spacing w:line="240" w:lineRule="auto"/>
+              <w:ind w:firstLine="0"/>
+            </w:pPr>
+            <w:r>
+              <w:rPr>
+                <w:sz w:val="18"/>
+              </w:rPr>
+              <w:t>+</w:t>
+            </w:r>
+          </w:p>
+        </w:tc>
+        <w:tc>
+          <w:tcPr>
+            <w:tcW w:type="dxa" w:w="780"/>
+          </w:tcPr>
+          <w:p>
+            <w:pPr>
+              <w:spacing w:line="240" w:lineRule="auto"/>
+              <w:ind w:firstLine="0"/>
+            </w:pPr>
+            <w:r>
+              <w:rPr>
+                <w:sz w:val="18"/>
+              </w:rPr>
+            </w:r>
+          </w:p>
+        </w:tc>
+        <w:tc>
+          <w:tcPr>
+            <w:tcW w:type="dxa" w:w="780"/>
+          </w:tcPr>
+          <w:p>
+            <w:pPr>
+              <w:spacing w:line="240" w:lineRule="auto"/>
+              <w:ind w:firstLine="0"/>
+            </w:pPr>
+            <w:r>
+              <w:rPr>
+                <w:sz w:val="18"/>
+              </w:rPr>
+            </w:r>
+          </w:p>
+        </w:tc>
+        <w:tc>
+          <w:tcPr>
+            <w:tcW w:type="dxa" w:w="780"/>
+          </w:tcPr>
+          <w:p>
+            <w:pPr>
+              <w:spacing w:line="240" w:lineRule="auto"/>
+              <w:ind w:firstLine="0"/>
+            </w:pPr>
+            <w:r>
+              <w:rPr>
+                <w:sz w:val="18"/>
+              </w:rPr>
+            </w:r>
+          </w:p>
+        </w:tc>
+        <w:tc>
+          <w:tcPr>
+            <w:tcW w:type="dxa" w:w="780"/>
+          </w:tcPr>
+          <w:p>
+            <w:pPr>
+              <w:spacing w:line="240" w:lineRule="auto"/>
+              <w:ind w:firstLine="0"/>
+            </w:pPr>
+            <w:r>
+              <w:rPr>
+                <w:sz w:val="18"/>
+              </w:rPr>
+            </w:r>
+          </w:p>
+        </w:tc>
+        <w:tc>
+          <w:tcPr>
+            <w:tcW w:type="dxa" w:w="780"/>
+          </w:tcPr>
+          <w:p>
+            <w:pPr>
+              <w:spacing w:line="240" w:lineRule="auto"/>
+              <w:ind w:firstLine="0"/>
+            </w:pPr>
+            <w:r>
+              <w:rPr>
+                <w:sz w:val="18"/>
+              </w:rPr>
+              <w:t>+</w:t>
+            </w:r>
+          </w:p>
+        </w:tc>
+        <w:tc>
+          <w:tcPr>
+            <w:tcW w:type="dxa" w:w="780"/>
+          </w:tcPr>
+          <w:p>
+            <w:pPr>
+              <w:spacing w:line="240" w:lineRule="auto"/>
+              <w:ind w:firstLine="0"/>
+            </w:pPr>
+            <w:r>
+              <w:rPr>
+                <w:sz w:val="18"/>
+              </w:rPr>
+            </w:r>
+          </w:p>
+        </w:tc>
+        <w:tc>
+          <w:tcPr>
+            <w:tcW w:type="dxa" w:w="780"/>
+          </w:tcPr>
+          <w:p>
+            <w:pPr>
+              <w:spacing w:line="240" w:lineRule="auto"/>
+              <w:ind w:firstLine="0"/>
+            </w:pPr>
+            <w:r>
+              <w:rPr>
+                <w:sz w:val="18"/>
               </w:rPr>
               <w:t>FDIC OIG, EVAL-25-01</w:t>
             </w:r>
@@ -2515,25 +2167,7 @@
       <w:tr>
         <w:tc>
           <w:tcPr>
-            <w:tcW w:type="dxa" w:w="454"/>
-          </w:tcPr>
-          <w:p>
-            <w:pPr>
-              <w:spacing w:line="240" w:lineRule="auto"/>
-              <w:ind w:firstLine="0"/>
-              <w:jc w:val="center"/>
-            </w:pPr>
-            <w:r>
-              <w:rPr>
-                <w:sz w:val="20"/>
-              </w:rPr>
-              <w:t>11</w:t>
-            </w:r>
-          </w:p>
-        </w:tc>
-        <w:tc>
-          <w:tcPr>
-            <w:tcW w:type="dxa" w:w="1814"/>
+            <w:tcW w:type="dxa" w:w="780"/>
           </w:tcPr>
           <w:p>
             <w:pPr>
@@ -2542,33 +2176,15 @@
             </w:pPr>
             <w:r>
               <w:rPr>
-                <w:sz w:val="20"/>
+                <w:sz w:val="18"/>
               </w:rPr>
-              <w:t>First National Bank of Lindsay (AQSh)</w:t>
+              <w:t>10</w:t>
             </w:r>
           </w:p>
         </w:tc>
         <w:tc>
           <w:tcPr>
-            <w:tcW w:type="dxa" w:w="680"/>
-          </w:tcPr>
-          <w:p>
-            <w:pPr>
-              <w:spacing w:line="240" w:lineRule="auto"/>
-              <w:ind w:firstLine="0"/>
-              <w:jc w:val="center"/>
-            </w:pPr>
-            <w:r>
-              <w:rPr>
-                <w:sz w:val="20"/>
-              </w:rPr>
-              <w:t>2024</w:t>
-            </w:r>
-          </w:p>
-        </w:tc>
-        <w:tc>
-          <w:tcPr>
-            <w:tcW w:type="dxa" w:w="2891"/>
+            <w:tcW w:type="dxa" w:w="780"/>
           </w:tcPr>
           <w:p>
             <w:pPr>
@@ -2577,136 +2193,15 @@
             </w:pPr>
             <w:r>
               <w:rPr>
-                <w:sz w:val="20"/>
+                <w:sz w:val="18"/>
               </w:rPr>
-              <w:t>Ichki nazoratning keskin buzilishi natijasida kredit portfeli va likvid aktivlarga ta’sir qilgan firibgarlik</w:t>
+              <w:t>First National Bank of Lindsay (AQSh)</w:t>
             </w:r>
           </w:p>
         </w:tc>
         <w:tc>
           <w:tcPr>
-            <w:tcW w:type="dxa" w:w="340"/>
-          </w:tcPr>
-          <w:p>
-            <w:pPr>
-              <w:spacing w:line="240" w:lineRule="auto"/>
-              <w:ind w:firstLine="0"/>
-              <w:jc w:val="center"/>
-            </w:pPr>
-            <w:r>
-              <w:rPr>
-                <w:sz w:val="20"/>
-              </w:rPr>
-            </w:r>
-          </w:p>
-        </w:tc>
-        <w:tc>
-          <w:tcPr>
-            <w:tcW w:type="dxa" w:w="340"/>
-          </w:tcPr>
-          <w:p>
-            <w:pPr>
-              <w:spacing w:line="240" w:lineRule="auto"/>
-              <w:ind w:firstLine="0"/>
-              <w:jc w:val="center"/>
-            </w:pPr>
-            <w:r>
-              <w:rPr>
-                <w:sz w:val="20"/>
-              </w:rPr>
-            </w:r>
-          </w:p>
-        </w:tc>
-        <w:tc>
-          <w:tcPr>
-            <w:tcW w:type="dxa" w:w="340"/>
-          </w:tcPr>
-          <w:p>
-            <w:pPr>
-              <w:spacing w:line="240" w:lineRule="auto"/>
-              <w:ind w:firstLine="0"/>
-              <w:jc w:val="center"/>
-            </w:pPr>
-            <w:r>
-              <w:rPr>
-                <w:sz w:val="20"/>
-              </w:rPr>
-              <w:t>+</w:t>
-            </w:r>
-          </w:p>
-        </w:tc>
-        <w:tc>
-          <w:tcPr>
-            <w:tcW w:type="dxa" w:w="340"/>
-          </w:tcPr>
-          <w:p>
-            <w:pPr>
-              <w:spacing w:line="240" w:lineRule="auto"/>
-              <w:ind w:firstLine="0"/>
-              <w:jc w:val="center"/>
-            </w:pPr>
-            <w:r>
-              <w:rPr>
-                <w:sz w:val="20"/>
-              </w:rPr>
-              <w:t>+</w:t>
-            </w:r>
-          </w:p>
-        </w:tc>
-        <w:tc>
-          <w:tcPr>
-            <w:tcW w:type="dxa" w:w="340"/>
-          </w:tcPr>
-          <w:p>
-            <w:pPr>
-              <w:spacing w:line="240" w:lineRule="auto"/>
-              <w:ind w:firstLine="0"/>
-              <w:jc w:val="center"/>
-            </w:pPr>
-            <w:r>
-              <w:rPr>
-                <w:sz w:val="20"/>
-              </w:rPr>
-            </w:r>
-          </w:p>
-        </w:tc>
-        <w:tc>
-          <w:tcPr>
-            <w:tcW w:type="dxa" w:w="340"/>
-          </w:tcPr>
-          <w:p>
-            <w:pPr>
-              <w:spacing w:line="240" w:lineRule="auto"/>
-              <w:ind w:firstLine="0"/>
-              <w:jc w:val="center"/>
-            </w:pPr>
-            <w:r>
-              <w:rPr>
-                <w:sz w:val="20"/>
-              </w:rPr>
-            </w:r>
-          </w:p>
-        </w:tc>
-        <w:tc>
-          <w:tcPr>
-            <w:tcW w:type="dxa" w:w="340"/>
-          </w:tcPr>
-          <w:p>
-            <w:pPr>
-              <w:spacing w:line="240" w:lineRule="auto"/>
-              <w:ind w:firstLine="0"/>
-              <w:jc w:val="center"/>
-            </w:pPr>
-            <w:r>
-              <w:rPr>
-                <w:sz w:val="20"/>
-              </w:rPr>
-            </w:r>
-          </w:p>
-        </w:tc>
-        <w:tc>
-          <w:tcPr>
-            <w:tcW w:type="dxa" w:w="1247"/>
+            <w:tcW w:type="dxa" w:w="780"/>
           </w:tcPr>
           <w:p>
             <w:pPr>
@@ -2715,7 +2210,155 @@
             </w:pPr>
             <w:r>
               <w:rPr>
-                <w:sz w:val="20"/>
+                <w:sz w:val="18"/>
+              </w:rPr>
+              <w:t>2024</w:t>
+            </w:r>
+          </w:p>
+        </w:tc>
+        <w:tc>
+          <w:tcPr>
+            <w:tcW w:type="dxa" w:w="780"/>
+          </w:tcPr>
+          <w:p>
+            <w:pPr>
+              <w:spacing w:line="240" w:lineRule="auto"/>
+              <w:ind w:firstLine="0"/>
+            </w:pPr>
+            <w:r>
+              <w:rPr>
+                <w:sz w:val="18"/>
+              </w:rPr>
+              <w:t>Ichki nazoratning keskin buzilishi natijasida kredit portfeli va likvid aktivlarga ta’sir qilgan firibgarlik</w:t>
+            </w:r>
+          </w:p>
+        </w:tc>
+        <w:tc>
+          <w:tcPr>
+            <w:tcW w:type="dxa" w:w="780"/>
+          </w:tcPr>
+          <w:p>
+            <w:pPr>
+              <w:spacing w:line="240" w:lineRule="auto"/>
+              <w:ind w:firstLine="0"/>
+            </w:pPr>
+            <w:r>
+              <w:rPr>
+                <w:sz w:val="18"/>
+              </w:rPr>
+            </w:r>
+          </w:p>
+        </w:tc>
+        <w:tc>
+          <w:tcPr>
+            <w:tcW w:type="dxa" w:w="780"/>
+          </w:tcPr>
+          <w:p>
+            <w:pPr>
+              <w:spacing w:line="240" w:lineRule="auto"/>
+              <w:ind w:firstLine="0"/>
+            </w:pPr>
+            <w:r>
+              <w:rPr>
+                <w:sz w:val="18"/>
+              </w:rPr>
+            </w:r>
+          </w:p>
+        </w:tc>
+        <w:tc>
+          <w:tcPr>
+            <w:tcW w:type="dxa" w:w="780"/>
+          </w:tcPr>
+          <w:p>
+            <w:pPr>
+              <w:spacing w:line="240" w:lineRule="auto"/>
+              <w:ind w:firstLine="0"/>
+            </w:pPr>
+            <w:r>
+              <w:rPr>
+                <w:sz w:val="18"/>
+              </w:rPr>
+              <w:t>+</w:t>
+            </w:r>
+          </w:p>
+        </w:tc>
+        <w:tc>
+          <w:tcPr>
+            <w:tcW w:type="dxa" w:w="780"/>
+          </w:tcPr>
+          <w:p>
+            <w:pPr>
+              <w:spacing w:line="240" w:lineRule="auto"/>
+              <w:ind w:firstLine="0"/>
+            </w:pPr>
+            <w:r>
+              <w:rPr>
+                <w:sz w:val="18"/>
+              </w:rPr>
+              <w:t>+</w:t>
+            </w:r>
+          </w:p>
+        </w:tc>
+        <w:tc>
+          <w:tcPr>
+            <w:tcW w:type="dxa" w:w="780"/>
+          </w:tcPr>
+          <w:p>
+            <w:pPr>
+              <w:spacing w:line="240" w:lineRule="auto"/>
+              <w:ind w:firstLine="0"/>
+            </w:pPr>
+            <w:r>
+              <w:rPr>
+                <w:sz w:val="18"/>
+              </w:rPr>
+            </w:r>
+          </w:p>
+        </w:tc>
+        <w:tc>
+          <w:tcPr>
+            <w:tcW w:type="dxa" w:w="780"/>
+          </w:tcPr>
+          <w:p>
+            <w:pPr>
+              <w:spacing w:line="240" w:lineRule="auto"/>
+              <w:ind w:firstLine="0"/>
+            </w:pPr>
+            <w:r>
+              <w:rPr>
+                <w:sz w:val="18"/>
+              </w:rPr>
+            </w:r>
+          </w:p>
+        </w:tc>
+        <w:tc>
+          <w:tcPr>
+            <w:tcW w:type="dxa" w:w="780"/>
+          </w:tcPr>
+          <w:p>
+            <w:pPr>
+              <w:spacing w:line="240" w:lineRule="auto"/>
+              <w:ind w:firstLine="0"/>
+            </w:pPr>
+            <w:r>
+              <w:rPr>
+                <w:sz w:val="18"/>
+              </w:rPr>
+            </w:r>
+          </w:p>
+        </w:tc>
+        <w:tc>
+          <w:tcPr>
+            <w:tcW w:type="dxa" w:w="780"/>
+          </w:tcPr>
+          <w:p>
+            <w:pPr>
+              <w:spacing w:line="240" w:lineRule="auto"/>
+              <w:ind w:firstLine="0"/>
+            </w:pPr>
+            <w:r>
+              <w:rPr>
+                <w:sz w:val="18"/>
               </w:rPr>
               <w:t>G‘aznachilik OIG, OIG-25-024</w:t>
             </w:r>
@@ -2725,25 +2368,7 @@
       <w:tr>
         <w:tc>
           <w:tcPr>
-            <w:tcW w:type="dxa" w:w="454"/>
-          </w:tcPr>
-          <w:p>
-            <w:pPr>
-              <w:spacing w:line="240" w:lineRule="auto"/>
-              <w:ind w:firstLine="0"/>
-              <w:jc w:val="center"/>
-            </w:pPr>
-            <w:r>
-              <w:rPr>
-                <w:sz w:val="20"/>
-              </w:rPr>
-              <w:t>12</w:t>
-            </w:r>
-          </w:p>
-        </w:tc>
-        <w:tc>
-          <w:tcPr>
-            <w:tcW w:type="dxa" w:w="1814"/>
+            <w:tcW w:type="dxa" w:w="780"/>
           </w:tcPr>
           <w:p>
             <w:pPr>
@@ -2752,33 +2377,15 @@
             </w:pPr>
             <w:r>
               <w:rPr>
-                <w:sz w:val="20"/>
+                <w:sz w:val="18"/>
               </w:rPr>
-              <w:t>Pulaski Savings Bank (AQSh)</w:t>
+              <w:t>11</w:t>
             </w:r>
           </w:p>
         </w:tc>
         <w:tc>
           <w:tcPr>
-            <w:tcW w:type="dxa" w:w="680"/>
-          </w:tcPr>
-          <w:p>
-            <w:pPr>
-              <w:spacing w:line="240" w:lineRule="auto"/>
-              <w:ind w:firstLine="0"/>
-              <w:jc w:val="center"/>
-            </w:pPr>
-            <w:r>
-              <w:rPr>
-                <w:sz w:val="20"/>
-              </w:rPr>
-              <w:t>2025</w:t>
-            </w:r>
-          </w:p>
-        </w:tc>
-        <w:tc>
-          <w:tcPr>
-            <w:tcW w:type="dxa" w:w="2891"/>
+            <w:tcW w:type="dxa" w:w="780"/>
           </w:tcPr>
           <w:p>
             <w:pPr>
@@ -2787,136 +2394,15 @@
             </w:pPr>
             <w:r>
               <w:rPr>
-                <w:sz w:val="20"/>
+                <w:sz w:val="18"/>
               </w:rPr>
-              <w:t>Kapitalning qadrsizlanishi: buxgalteriya tizimida aks ettirilmagan 20,7 mln dollarlik depozit sertifikatlari; kengash va boshqaruv nazoratining zaifligi</w:t>
+              <w:t>Pulaski Savings Bank (AQSh)</w:t>
             </w:r>
           </w:p>
         </w:tc>
         <w:tc>
           <w:tcPr>
-            <w:tcW w:type="dxa" w:w="340"/>
-          </w:tcPr>
-          <w:p>
-            <w:pPr>
-              <w:spacing w:line="240" w:lineRule="auto"/>
-              <w:ind w:firstLine="0"/>
-              <w:jc w:val="center"/>
-            </w:pPr>
-            <w:r>
-              <w:rPr>
-                <w:sz w:val="20"/>
-              </w:rPr>
-              <w:t>+</w:t>
-            </w:r>
-          </w:p>
-        </w:tc>
-        <w:tc>
-          <w:tcPr>
-            <w:tcW w:type="dxa" w:w="340"/>
-          </w:tcPr>
-          <w:p>
-            <w:pPr>
-              <w:spacing w:line="240" w:lineRule="auto"/>
-              <w:ind w:firstLine="0"/>
-              <w:jc w:val="center"/>
-            </w:pPr>
-            <w:r>
-              <w:rPr>
-                <w:sz w:val="20"/>
-              </w:rPr>
-            </w:r>
-          </w:p>
-        </w:tc>
-        <w:tc>
-          <w:tcPr>
-            <w:tcW w:type="dxa" w:w="340"/>
-          </w:tcPr>
-          <w:p>
-            <w:pPr>
-              <w:spacing w:line="240" w:lineRule="auto"/>
-              <w:ind w:firstLine="0"/>
-              <w:jc w:val="center"/>
-            </w:pPr>
-            <w:r>
-              <w:rPr>
-                <w:sz w:val="20"/>
-              </w:rPr>
-              <w:t>+</w:t>
-            </w:r>
-          </w:p>
-        </w:tc>
-        <w:tc>
-          <w:tcPr>
-            <w:tcW w:type="dxa" w:w="340"/>
-          </w:tcPr>
-          <w:p>
-            <w:pPr>
-              <w:spacing w:line="240" w:lineRule="auto"/>
-              <w:ind w:firstLine="0"/>
-              <w:jc w:val="center"/>
-            </w:pPr>
-            <w:r>
-              <w:rPr>
-                <w:sz w:val="20"/>
-              </w:rPr>
-            </w:r>
-          </w:p>
-        </w:tc>
-        <w:tc>
-          <w:tcPr>
-            <w:tcW w:type="dxa" w:w="340"/>
-          </w:tcPr>
-          <w:p>
-            <w:pPr>
-              <w:spacing w:line="240" w:lineRule="auto"/>
-              <w:ind w:firstLine="0"/>
-              <w:jc w:val="center"/>
-            </w:pPr>
-            <w:r>
-              <w:rPr>
-                <w:sz w:val="20"/>
-              </w:rPr>
-            </w:r>
-          </w:p>
-        </w:tc>
-        <w:tc>
-          <w:tcPr>
-            <w:tcW w:type="dxa" w:w="340"/>
-          </w:tcPr>
-          <w:p>
-            <w:pPr>
-              <w:spacing w:line="240" w:lineRule="auto"/>
-              <w:ind w:firstLine="0"/>
-              <w:jc w:val="center"/>
-            </w:pPr>
-            <w:r>
-              <w:rPr>
-                <w:sz w:val="20"/>
-              </w:rPr>
-            </w:r>
-          </w:p>
-        </w:tc>
-        <w:tc>
-          <w:tcPr>
-            <w:tcW w:type="dxa" w:w="340"/>
-          </w:tcPr>
-          <w:p>
-            <w:pPr>
-              <w:spacing w:line="240" w:lineRule="auto"/>
-              <w:ind w:firstLine="0"/>
-              <w:jc w:val="center"/>
-            </w:pPr>
-            <w:r>
-              <w:rPr>
-                <w:sz w:val="20"/>
-              </w:rPr>
-            </w:r>
-          </w:p>
-        </w:tc>
-        <w:tc>
-          <w:tcPr>
-            <w:tcW w:type="dxa" w:w="1247"/>
+            <w:tcW w:type="dxa" w:w="780"/>
           </w:tcPr>
           <w:p>
             <w:pPr>
@@ -2925,7 +2411,155 @@
             </w:pPr>
             <w:r>
               <w:rPr>
-                <w:sz w:val="20"/>
+                <w:sz w:val="18"/>
+              </w:rPr>
+              <w:t>2025</w:t>
+            </w:r>
+          </w:p>
+        </w:tc>
+        <w:tc>
+          <w:tcPr>
+            <w:tcW w:type="dxa" w:w="780"/>
+          </w:tcPr>
+          <w:p>
+            <w:pPr>
+              <w:spacing w:line="240" w:lineRule="auto"/>
+              <w:ind w:firstLine="0"/>
+            </w:pPr>
+            <w:r>
+              <w:rPr>
+                <w:sz w:val="18"/>
+              </w:rPr>
+              <w:t>Kapitalning qadrsizlanishi: buxgalteriya tizimida aks ettirilmagan 20,7 mln dollarlik depozit sertifikatlari; kengash va boshqaruv nazoratining zaifligi</w:t>
+            </w:r>
+          </w:p>
+        </w:tc>
+        <w:tc>
+          <w:tcPr>
+            <w:tcW w:type="dxa" w:w="780"/>
+          </w:tcPr>
+          <w:p>
+            <w:pPr>
+              <w:spacing w:line="240" w:lineRule="auto"/>
+              <w:ind w:firstLine="0"/>
+            </w:pPr>
+            <w:r>
+              <w:rPr>
+                <w:sz w:val="18"/>
+              </w:rPr>
+              <w:t>+</w:t>
+            </w:r>
+          </w:p>
+        </w:tc>
+        <w:tc>
+          <w:tcPr>
+            <w:tcW w:type="dxa" w:w="780"/>
+          </w:tcPr>
+          <w:p>
+            <w:pPr>
+              <w:spacing w:line="240" w:lineRule="auto"/>
+              <w:ind w:firstLine="0"/>
+            </w:pPr>
+            <w:r>
+              <w:rPr>
+                <w:sz w:val="18"/>
+              </w:rPr>
+            </w:r>
+          </w:p>
+        </w:tc>
+        <w:tc>
+          <w:tcPr>
+            <w:tcW w:type="dxa" w:w="780"/>
+          </w:tcPr>
+          <w:p>
+            <w:pPr>
+              <w:spacing w:line="240" w:lineRule="auto"/>
+              <w:ind w:firstLine="0"/>
+            </w:pPr>
+            <w:r>
+              <w:rPr>
+                <w:sz w:val="18"/>
+              </w:rPr>
+              <w:t>+</w:t>
+            </w:r>
+          </w:p>
+        </w:tc>
+        <w:tc>
+          <w:tcPr>
+            <w:tcW w:type="dxa" w:w="780"/>
+          </w:tcPr>
+          <w:p>
+            <w:pPr>
+              <w:spacing w:line="240" w:lineRule="auto"/>
+              <w:ind w:firstLine="0"/>
+            </w:pPr>
+            <w:r>
+              <w:rPr>
+                <w:sz w:val="18"/>
+              </w:rPr>
+            </w:r>
+          </w:p>
+        </w:tc>
+        <w:tc>
+          <w:tcPr>
+            <w:tcW w:type="dxa" w:w="780"/>
+          </w:tcPr>
+          <w:p>
+            <w:pPr>
+              <w:spacing w:line="240" w:lineRule="auto"/>
+              <w:ind w:firstLine="0"/>
+            </w:pPr>
+            <w:r>
+              <w:rPr>
+                <w:sz w:val="18"/>
+              </w:rPr>
+            </w:r>
+          </w:p>
+        </w:tc>
+        <w:tc>
+          <w:tcPr>
+            <w:tcW w:type="dxa" w:w="780"/>
+          </w:tcPr>
+          <w:p>
+            <w:pPr>
+              <w:spacing w:line="240" w:lineRule="auto"/>
+              <w:ind w:firstLine="0"/>
+            </w:pPr>
+            <w:r>
+              <w:rPr>
+                <w:sz w:val="18"/>
+              </w:rPr>
+            </w:r>
+          </w:p>
+        </w:tc>
+        <w:tc>
+          <w:tcPr>
+            <w:tcW w:type="dxa" w:w="780"/>
+          </w:tcPr>
+          <w:p>
+            <w:pPr>
+              <w:spacing w:line="240" w:lineRule="auto"/>
+              <w:ind w:firstLine="0"/>
+            </w:pPr>
+            <w:r>
+              <w:rPr>
+                <w:sz w:val="18"/>
+              </w:rPr>
+            </w:r>
+          </w:p>
+        </w:tc>
+        <w:tc>
+          <w:tcPr>
+            <w:tcW w:type="dxa" w:w="780"/>
+          </w:tcPr>
+          <w:p>
+            <w:pPr>
+              <w:spacing w:line="240" w:lineRule="auto"/>
+              <w:ind w:firstLine="0"/>
+            </w:pPr>
+            <w:r>
+              <w:rPr>
+                <w:sz w:val="18"/>
               </w:rPr>
               <w:t>FDIC OIG, REV-25-02, EVAL-26-01</w:t>
             </w:r>
@@ -2935,25 +2569,7 @@
       <w:tr>
         <w:tc>
           <w:tcPr>
-            <w:tcW w:type="dxa" w:w="454"/>
-          </w:tcPr>
-          <w:p>
-            <w:pPr>
-              <w:spacing w:line="240" w:lineRule="auto"/>
-              <w:ind w:firstLine="0"/>
-              <w:jc w:val="center"/>
-            </w:pPr>
-            <w:r>
-              <w:rPr>
-                <w:sz w:val="20"/>
-              </w:rPr>
-              <w:t>13</w:t>
-            </w:r>
-          </w:p>
-        </w:tc>
-        <w:tc>
-          <w:tcPr>
-            <w:tcW w:type="dxa" w:w="1814"/>
+            <w:tcW w:type="dxa" w:w="780"/>
           </w:tcPr>
           <w:p>
             <w:pPr>
@@ -2962,33 +2578,15 @@
             </w:pPr>
             <w:r>
               <w:rPr>
-                <w:sz w:val="20"/>
+                <w:sz w:val="18"/>
               </w:rPr>
-              <w:t>Santa Anna National Bank (AQSh)</w:t>
+              <w:t>12</w:t>
             </w:r>
           </w:p>
         </w:tc>
         <w:tc>
           <w:tcPr>
-            <w:tcW w:type="dxa" w:w="680"/>
-          </w:tcPr>
-          <w:p>
-            <w:pPr>
-              <w:spacing w:line="240" w:lineRule="auto"/>
-              <w:ind w:firstLine="0"/>
-              <w:jc w:val="center"/>
-            </w:pPr>
-            <w:r>
-              <w:rPr>
-                <w:sz w:val="20"/>
-              </w:rPr>
-              <w:t>2025</w:t>
-            </w:r>
-          </w:p>
-        </w:tc>
-        <w:tc>
-          <w:tcPr>
-            <w:tcW w:type="dxa" w:w="2891"/>
+            <w:tcW w:type="dxa" w:w="780"/>
           </w:tcPr>
           <w:p>
             <w:pPr>
@@ -2997,137 +2595,15 @@
             </w:pPr>
             <w:r>
               <w:rPr>
-                <w:sz w:val="20"/>
+                <w:sz w:val="18"/>
               </w:rPr>
-              <w:t>Ichki nazoratning keskin buzilishi natijasida kredit portfeliga ta’sir qilgan firibgarlik; kengash nazoratining zaifligi</w:t>
+              <w:t>Santa Anna National Bank (AQSh)</w:t>
             </w:r>
           </w:p>
         </w:tc>
         <w:tc>
           <w:tcPr>
-            <w:tcW w:type="dxa" w:w="340"/>
-          </w:tcPr>
-          <w:p>
-            <w:pPr>
-              <w:spacing w:line="240" w:lineRule="auto"/>
-              <w:ind w:firstLine="0"/>
-              <w:jc w:val="center"/>
-            </w:pPr>
-            <w:r>
-              <w:rPr>
-                <w:sz w:val="20"/>
-              </w:rPr>
-              <w:t>+</w:t>
-            </w:r>
-          </w:p>
-        </w:tc>
-        <w:tc>
-          <w:tcPr>
-            <w:tcW w:type="dxa" w:w="340"/>
-          </w:tcPr>
-          <w:p>
-            <w:pPr>
-              <w:spacing w:line="240" w:lineRule="auto"/>
-              <w:ind w:firstLine="0"/>
-              <w:jc w:val="center"/>
-            </w:pPr>
-            <w:r>
-              <w:rPr>
-                <w:sz w:val="20"/>
-              </w:rPr>
-            </w:r>
-          </w:p>
-        </w:tc>
-        <w:tc>
-          <w:tcPr>
-            <w:tcW w:type="dxa" w:w="340"/>
-          </w:tcPr>
-          <w:p>
-            <w:pPr>
-              <w:spacing w:line="240" w:lineRule="auto"/>
-              <w:ind w:firstLine="0"/>
-              <w:jc w:val="center"/>
-            </w:pPr>
-            <w:r>
-              <w:rPr>
-                <w:sz w:val="20"/>
-              </w:rPr>
-              <w:t>+</w:t>
-            </w:r>
-          </w:p>
-        </w:tc>
-        <w:tc>
-          <w:tcPr>
-            <w:tcW w:type="dxa" w:w="340"/>
-          </w:tcPr>
-          <w:p>
-            <w:pPr>
-              <w:spacing w:line="240" w:lineRule="auto"/>
-              <w:ind w:firstLine="0"/>
-              <w:jc w:val="center"/>
-            </w:pPr>
-            <w:r>
-              <w:rPr>
-                <w:sz w:val="20"/>
-              </w:rPr>
-              <w:t>+</w:t>
-            </w:r>
-          </w:p>
-        </w:tc>
-        <w:tc>
-          <w:tcPr>
-            <w:tcW w:type="dxa" w:w="340"/>
-          </w:tcPr>
-          <w:p>
-            <w:pPr>
-              <w:spacing w:line="240" w:lineRule="auto"/>
-              <w:ind w:firstLine="0"/>
-              <w:jc w:val="center"/>
-            </w:pPr>
-            <w:r>
-              <w:rPr>
-                <w:sz w:val="20"/>
-              </w:rPr>
-            </w:r>
-          </w:p>
-        </w:tc>
-        <w:tc>
-          <w:tcPr>
-            <w:tcW w:type="dxa" w:w="340"/>
-          </w:tcPr>
-          <w:p>
-            <w:pPr>
-              <w:spacing w:line="240" w:lineRule="auto"/>
-              <w:ind w:firstLine="0"/>
-              <w:jc w:val="center"/>
-            </w:pPr>
-            <w:r>
-              <w:rPr>
-                <w:sz w:val="20"/>
-              </w:rPr>
-            </w:r>
-          </w:p>
-        </w:tc>
-        <w:tc>
-          <w:tcPr>
-            <w:tcW w:type="dxa" w:w="340"/>
-          </w:tcPr>
-          <w:p>
-            <w:pPr>
-              <w:spacing w:line="240" w:lineRule="auto"/>
-              <w:ind w:firstLine="0"/>
-              <w:jc w:val="center"/>
-            </w:pPr>
-            <w:r>
-              <w:rPr>
-                <w:sz w:val="20"/>
-              </w:rPr>
-            </w:r>
-          </w:p>
-        </w:tc>
-        <w:tc>
-          <w:tcPr>
-            <w:tcW w:type="dxa" w:w="1247"/>
+            <w:tcW w:type="dxa" w:w="780"/>
           </w:tcPr>
           <w:p>
             <w:pPr>
@@ -3136,7 +2612,156 @@
             </w:pPr>
             <w:r>
               <w:rPr>
-                <w:sz w:val="20"/>
+                <w:sz w:val="18"/>
+              </w:rPr>
+              <w:t>2025</w:t>
+            </w:r>
+          </w:p>
+        </w:tc>
+        <w:tc>
+          <w:tcPr>
+            <w:tcW w:type="dxa" w:w="780"/>
+          </w:tcPr>
+          <w:p>
+            <w:pPr>
+              <w:spacing w:line="240" w:lineRule="auto"/>
+              <w:ind w:firstLine="0"/>
+            </w:pPr>
+            <w:r>
+              <w:rPr>
+                <w:sz w:val="18"/>
+              </w:rPr>
+              <w:t>Ichki nazoratning keskin buzilishi natijasida kredit portfeliga ta’sir qilgan firibgarlik; kengash nazoratining zaifligi</w:t>
+            </w:r>
+          </w:p>
+        </w:tc>
+        <w:tc>
+          <w:tcPr>
+            <w:tcW w:type="dxa" w:w="780"/>
+          </w:tcPr>
+          <w:p>
+            <w:pPr>
+              <w:spacing w:line="240" w:lineRule="auto"/>
+              <w:ind w:firstLine="0"/>
+            </w:pPr>
+            <w:r>
+              <w:rPr>
+                <w:sz w:val="18"/>
+              </w:rPr>
+              <w:t>+</w:t>
+            </w:r>
+          </w:p>
+        </w:tc>
+        <w:tc>
+          <w:tcPr>
+            <w:tcW w:type="dxa" w:w="780"/>
+          </w:tcPr>
+          <w:p>
+            <w:pPr>
+              <w:spacing w:line="240" w:lineRule="auto"/>
+              <w:ind w:firstLine="0"/>
+            </w:pPr>
+            <w:r>
+              <w:rPr>
+                <w:sz w:val="18"/>
+              </w:rPr>
+            </w:r>
+          </w:p>
+        </w:tc>
+        <w:tc>
+          <w:tcPr>
+            <w:tcW w:type="dxa" w:w="780"/>
+          </w:tcPr>
+          <w:p>
+            <w:pPr>
+              <w:spacing w:line="240" w:lineRule="auto"/>
+              <w:ind w:firstLine="0"/>
+            </w:pPr>
+            <w:r>
+              <w:rPr>
+                <w:sz w:val="18"/>
+              </w:rPr>
+              <w:t>+</w:t>
+            </w:r>
+          </w:p>
+        </w:tc>
+        <w:tc>
+          <w:tcPr>
+            <w:tcW w:type="dxa" w:w="780"/>
+          </w:tcPr>
+          <w:p>
+            <w:pPr>
+              <w:spacing w:line="240" w:lineRule="auto"/>
+              <w:ind w:firstLine="0"/>
+            </w:pPr>
+            <w:r>
+              <w:rPr>
+                <w:sz w:val="18"/>
+              </w:rPr>
+              <w:t>+</w:t>
+            </w:r>
+          </w:p>
+        </w:tc>
+        <w:tc>
+          <w:tcPr>
+            <w:tcW w:type="dxa" w:w="780"/>
+          </w:tcPr>
+          <w:p>
+            <w:pPr>
+              <w:spacing w:line="240" w:lineRule="auto"/>
+              <w:ind w:firstLine="0"/>
+            </w:pPr>
+            <w:r>
+              <w:rPr>
+                <w:sz w:val="18"/>
+              </w:rPr>
+            </w:r>
+          </w:p>
+        </w:tc>
+        <w:tc>
+          <w:tcPr>
+            <w:tcW w:type="dxa" w:w="780"/>
+          </w:tcPr>
+          <w:p>
+            <w:pPr>
+              <w:spacing w:line="240" w:lineRule="auto"/>
+              <w:ind w:firstLine="0"/>
+            </w:pPr>
+            <w:r>
+              <w:rPr>
+                <w:sz w:val="18"/>
+              </w:rPr>
+            </w:r>
+          </w:p>
+        </w:tc>
+        <w:tc>
+          <w:tcPr>
+            <w:tcW w:type="dxa" w:w="780"/>
+          </w:tcPr>
+          <w:p>
+            <w:pPr>
+              <w:spacing w:line="240" w:lineRule="auto"/>
+              <w:ind w:firstLine="0"/>
+            </w:pPr>
+            <w:r>
+              <w:rPr>
+                <w:sz w:val="18"/>
+              </w:rPr>
+            </w:r>
+          </w:p>
+        </w:tc>
+        <w:tc>
+          <w:tcPr>
+            <w:tcW w:type="dxa" w:w="780"/>
+          </w:tcPr>
+          <w:p>
+            <w:pPr>
+              <w:spacing w:line="240" w:lineRule="auto"/>
+              <w:ind w:firstLine="0"/>
+            </w:pPr>
+            <w:r>
+              <w:rPr>
+                <w:sz w:val="18"/>
               </w:rPr>
               <w:t>G‘aznachilik OIG, OIG-26-023</w:t>
             </w:r>
@@ -3146,25 +2771,7 @@
       <w:tr>
         <w:tc>
           <w:tcPr>
-            <w:tcW w:type="dxa" w:w="454"/>
-          </w:tcPr>
-          <w:p>
-            <w:pPr>
-              <w:spacing w:line="240" w:lineRule="auto"/>
-              <w:ind w:firstLine="0"/>
-              <w:jc w:val="center"/>
-            </w:pPr>
-            <w:r>
-              <w:rPr>
-                <w:sz w:val="20"/>
-              </w:rPr>
-              <w:t>14</w:t>
-            </w:r>
-          </w:p>
-        </w:tc>
-        <w:tc>
-          <w:tcPr>
-            <w:tcW w:type="dxa" w:w="1814"/>
+            <w:tcW w:type="dxa" w:w="780"/>
           </w:tcPr>
           <w:p>
             <w:pPr>
@@ -3173,33 +2780,14 @@
             </w:pPr>
             <w:r>
               <w:rPr>
-                <w:sz w:val="20"/>
+                <w:sz w:val="18"/>
               </w:rPr>
-              <w:t>Greensill Bank AG (Germaniya)</w:t>
             </w:r>
           </w:p>
         </w:tc>
         <w:tc>
           <w:tcPr>
-            <w:tcW w:type="dxa" w:w="680"/>
-          </w:tcPr>
-          <w:p>
-            <w:pPr>
-              <w:spacing w:line="240" w:lineRule="auto"/>
-              <w:ind w:firstLine="0"/>
-              <w:jc w:val="center"/>
-            </w:pPr>
-            <w:r>
-              <w:rPr>
-                <w:sz w:val="20"/>
-              </w:rPr>
-              <w:t>2021</w:t>
-            </w:r>
-          </w:p>
-        </w:tc>
-        <w:tc>
-          <w:tcPr>
-            <w:tcW w:type="dxa" w:w="2891"/>
+            <w:tcW w:type="dxa" w:w="780"/>
           </w:tcPr>
           <w:p>
             <w:pPr>
@@ -3208,136 +2796,15 @@
             </w:pPr>
             <w:r>
               <w:rPr>
-                <w:sz w:val="20"/>
+                <w:sz w:val="18"/>
               </w:rPr>
-              <w:t>Balansdagi GFG Alliance guruhi debitorlik qarzlari mavjudligini tasdiqlay olmaslik (kredit konsentratsiyasi); balansni soxtalashtirish bo‘yicha jinoiy ariza</w:t>
+              <w:t>Jami, %</w:t>
             </w:r>
           </w:p>
         </w:tc>
         <w:tc>
           <w:tcPr>
-            <w:tcW w:type="dxa" w:w="340"/>
-          </w:tcPr>
-          <w:p>
-            <w:pPr>
-              <w:spacing w:line="240" w:lineRule="auto"/>
-              <w:ind w:firstLine="0"/>
-              <w:jc w:val="center"/>
-            </w:pPr>
-            <w:r>
-              <w:rPr>
-                <w:sz w:val="20"/>
-              </w:rPr>
-            </w:r>
-          </w:p>
-        </w:tc>
-        <w:tc>
-          <w:tcPr>
-            <w:tcW w:type="dxa" w:w="340"/>
-          </w:tcPr>
-          <w:p>
-            <w:pPr>
-              <w:spacing w:line="240" w:lineRule="auto"/>
-              <w:ind w:firstLine="0"/>
-              <w:jc w:val="center"/>
-            </w:pPr>
-            <w:r>
-              <w:rPr>
-                <w:sz w:val="20"/>
-              </w:rPr>
-              <w:t>+</w:t>
-            </w:r>
-          </w:p>
-        </w:tc>
-        <w:tc>
-          <w:tcPr>
-            <w:tcW w:type="dxa" w:w="340"/>
-          </w:tcPr>
-          <w:p>
-            <w:pPr>
-              <w:spacing w:line="240" w:lineRule="auto"/>
-              <w:ind w:firstLine="0"/>
-              <w:jc w:val="center"/>
-            </w:pPr>
-            <w:r>
-              <w:rPr>
-                <w:sz w:val="20"/>
-              </w:rPr>
-            </w:r>
-          </w:p>
-        </w:tc>
-        <w:tc>
-          <w:tcPr>
-            <w:tcW w:type="dxa" w:w="340"/>
-          </w:tcPr>
-          <w:p>
-            <w:pPr>
-              <w:spacing w:line="240" w:lineRule="auto"/>
-              <w:ind w:firstLine="0"/>
-              <w:jc w:val="center"/>
-            </w:pPr>
-            <w:r>
-              <w:rPr>
-                <w:sz w:val="20"/>
-              </w:rPr>
-              <w:t>+</w:t>
-            </w:r>
-          </w:p>
-        </w:tc>
-        <w:tc>
-          <w:tcPr>
-            <w:tcW w:type="dxa" w:w="340"/>
-          </w:tcPr>
-          <w:p>
-            <w:pPr>
-              <w:spacing w:line="240" w:lineRule="auto"/>
-              <w:ind w:firstLine="0"/>
-              <w:jc w:val="center"/>
-            </w:pPr>
-            <w:r>
-              <w:rPr>
-                <w:sz w:val="20"/>
-              </w:rPr>
-            </w:r>
-          </w:p>
-        </w:tc>
-        <w:tc>
-          <w:tcPr>
-            <w:tcW w:type="dxa" w:w="340"/>
-          </w:tcPr>
-          <w:p>
-            <w:pPr>
-              <w:spacing w:line="240" w:lineRule="auto"/>
-              <w:ind w:firstLine="0"/>
-              <w:jc w:val="center"/>
-            </w:pPr>
-            <w:r>
-              <w:rPr>
-                <w:sz w:val="20"/>
-              </w:rPr>
-            </w:r>
-          </w:p>
-        </w:tc>
-        <w:tc>
-          <w:tcPr>
-            <w:tcW w:type="dxa" w:w="340"/>
-          </w:tcPr>
-          <w:p>
-            <w:pPr>
-              <w:spacing w:line="240" w:lineRule="auto"/>
-              <w:ind w:firstLine="0"/>
-              <w:jc w:val="center"/>
-            </w:pPr>
-            <w:r>
-              <w:rPr>
-                <w:sz w:val="20"/>
-              </w:rPr>
-            </w:r>
-          </w:p>
-        </w:tc>
-        <w:tc>
-          <w:tcPr>
-            <w:tcW w:type="dxa" w:w="1247"/>
+            <w:tcW w:type="dxa" w:w="780"/>
           </w:tcPr>
           <w:p>
             <w:pPr>
@@ -3346,35 +2813,14 @@
             </w:pPr>
             <w:r>
               <w:rPr>
-                <w:sz w:val="20"/>
+                <w:sz w:val="18"/>
               </w:rPr>
-              <w:t>BaFin</w:t>
-            </w:r>
-          </w:p>
-        </w:tc>
-      </w:tr>
-      <w:tr>
-        <w:tc>
-          <w:tcPr>
-            <w:tcW w:type="dxa" w:w="454"/>
-          </w:tcPr>
-          <w:p>
-            <w:pPr>
-              <w:spacing w:line="240" w:lineRule="auto"/>
-              <w:ind w:firstLine="0"/>
-              <w:jc w:val="center"/>
-            </w:pPr>
-            <w:r>
-              <w:rPr>
-                <w:sz w:val="20"/>
-              </w:rPr>
-              <w:t>15</w:t>
             </w:r>
           </w:p>
         </w:tc>
         <w:tc>
           <w:tcPr>
-            <w:tcW w:type="dxa" w:w="1814"/>
+            <w:tcW w:type="dxa" w:w="780"/>
           </w:tcPr>
           <w:p>
             <w:pPr>
@@ -3383,33 +2829,15 @@
             </w:pPr>
             <w:r>
               <w:rPr>
-                <w:sz w:val="20"/>
+                <w:sz w:val="18"/>
               </w:rPr>
-              <w:t>North Channel Bank (Germaniya)</w:t>
+              <w:t>12 ta bank bo‘yicha ulush</w:t>
             </w:r>
           </w:p>
         </w:tc>
         <w:tc>
           <w:tcPr>
-            <w:tcW w:type="dxa" w:w="680"/>
-          </w:tcPr>
-          <w:p>
-            <w:pPr>
-              <w:spacing w:line="240" w:lineRule="auto"/>
-              <w:ind w:firstLine="0"/>
-              <w:jc w:val="center"/>
-            </w:pPr>
-            <w:r>
-              <w:rPr>
-                <w:sz w:val="20"/>
-              </w:rPr>
-              <w:t>2023</w:t>
-            </w:r>
-          </w:p>
-        </w:tc>
-        <w:tc>
-          <w:tcPr>
-            <w:tcW w:type="dxa" w:w="2891"/>
+            <w:tcW w:type="dxa" w:w="780"/>
           </w:tcPr>
           <w:p>
             <w:pPr>
@@ -3418,135 +2846,15 @@
             </w:pPr>
             <w:r>
               <w:rPr>
-                <w:sz w:val="20"/>
+                <w:sz w:val="18"/>
               </w:rPr>
-              <w:t>Surunkali zarar va barqaror biznes modelining yo‘qligi</w:t>
+              <w:t>58</w:t>
             </w:r>
           </w:p>
         </w:tc>
         <w:tc>
           <w:tcPr>
-            <w:tcW w:type="dxa" w:w="340"/>
-          </w:tcPr>
-          <w:p>
-            <w:pPr>
-              <w:spacing w:line="240" w:lineRule="auto"/>
-              <w:ind w:firstLine="0"/>
-              <w:jc w:val="center"/>
-            </w:pPr>
-            <w:r>
-              <w:rPr>
-                <w:sz w:val="20"/>
-              </w:rPr>
-            </w:r>
-          </w:p>
-        </w:tc>
-        <w:tc>
-          <w:tcPr>
-            <w:tcW w:type="dxa" w:w="340"/>
-          </w:tcPr>
-          <w:p>
-            <w:pPr>
-              <w:spacing w:line="240" w:lineRule="auto"/>
-              <w:ind w:firstLine="0"/>
-              <w:jc w:val="center"/>
-            </w:pPr>
-            <w:r>
-              <w:rPr>
-                <w:sz w:val="20"/>
-              </w:rPr>
-            </w:r>
-          </w:p>
-        </w:tc>
-        <w:tc>
-          <w:tcPr>
-            <w:tcW w:type="dxa" w:w="340"/>
-          </w:tcPr>
-          <w:p>
-            <w:pPr>
-              <w:spacing w:line="240" w:lineRule="auto"/>
-              <w:ind w:firstLine="0"/>
-              <w:jc w:val="center"/>
-            </w:pPr>
-            <w:r>
-              <w:rPr>
-                <w:sz w:val="20"/>
-              </w:rPr>
-            </w:r>
-          </w:p>
-        </w:tc>
-        <w:tc>
-          <w:tcPr>
-            <w:tcW w:type="dxa" w:w="340"/>
-          </w:tcPr>
-          <w:p>
-            <w:pPr>
-              <w:spacing w:line="240" w:lineRule="auto"/>
-              <w:ind w:firstLine="0"/>
-              <w:jc w:val="center"/>
-            </w:pPr>
-            <w:r>
-              <w:rPr>
-                <w:sz w:val="20"/>
-              </w:rPr>
-            </w:r>
-          </w:p>
-        </w:tc>
-        <w:tc>
-          <w:tcPr>
-            <w:tcW w:type="dxa" w:w="340"/>
-          </w:tcPr>
-          <w:p>
-            <w:pPr>
-              <w:spacing w:line="240" w:lineRule="auto"/>
-              <w:ind w:firstLine="0"/>
-              <w:jc w:val="center"/>
-            </w:pPr>
-            <w:r>
-              <w:rPr>
-                <w:sz w:val="20"/>
-              </w:rPr>
-            </w:r>
-          </w:p>
-        </w:tc>
-        <w:tc>
-          <w:tcPr>
-            <w:tcW w:type="dxa" w:w="340"/>
-          </w:tcPr>
-          <w:p>
-            <w:pPr>
-              <w:spacing w:line="240" w:lineRule="auto"/>
-              <w:ind w:firstLine="0"/>
-              <w:jc w:val="center"/>
-            </w:pPr>
-            <w:r>
-              <w:rPr>
-                <w:sz w:val="20"/>
-              </w:rPr>
-            </w:r>
-          </w:p>
-        </w:tc>
-        <w:tc>
-          <w:tcPr>
-            <w:tcW w:type="dxa" w:w="340"/>
-          </w:tcPr>
-          <w:p>
-            <w:pPr>
-              <w:spacing w:line="240" w:lineRule="auto"/>
-              <w:ind w:firstLine="0"/>
-              <w:jc w:val="center"/>
-            </w:pPr>
-            <w:r>
-              <w:rPr>
-                <w:sz w:val="20"/>
-              </w:rPr>
-              <w:t>+</w:t>
-            </w:r>
-          </w:p>
-        </w:tc>
-        <w:tc>
-          <w:tcPr>
-            <w:tcW w:type="dxa" w:w="1247"/>
+            <w:tcW w:type="dxa" w:w="780"/>
           </w:tcPr>
           <w:p>
             <w:pPr>
@@ -3555,35 +2863,15 @@
             </w:pPr>
             <w:r>
               <w:rPr>
-                <w:sz w:val="20"/>
+                <w:sz w:val="18"/>
               </w:rPr>
-              <w:t>BaFin</w:t>
-            </w:r>
-          </w:p>
-        </w:tc>
-      </w:tr>
-      <w:tr>
-        <w:tc>
-          <w:tcPr>
-            <w:tcW w:type="dxa" w:w="454"/>
-          </w:tcPr>
-          <w:p>
-            <w:pPr>
-              <w:spacing w:line="240" w:lineRule="auto"/>
-              <w:ind w:firstLine="0"/>
-              <w:jc w:val="center"/>
-            </w:pPr>
-            <w:r>
-              <w:rPr>
-                <w:sz w:val="20"/>
-              </w:rPr>
-              <w:t>16</w:t>
+              <w:t>17</w:t>
             </w:r>
           </w:p>
         </w:tc>
         <w:tc>
           <w:tcPr>
-            <w:tcW w:type="dxa" w:w="1814"/>
+            <w:tcW w:type="dxa" w:w="780"/>
           </w:tcPr>
           <w:p>
             <w:pPr>
@@ -3592,33 +2880,15 @@
             </w:pPr>
             <w:r>
               <w:rPr>
-                <w:sz w:val="20"/>
+                <w:sz w:val="18"/>
               </w:rPr>
-              <w:t>SVB UK (Buyuk Britaniya)</w:t>
+              <w:t>33</w:t>
             </w:r>
           </w:p>
         </w:tc>
         <w:tc>
           <w:tcPr>
-            <w:tcW w:type="dxa" w:w="680"/>
-          </w:tcPr>
-          <w:p>
-            <w:pPr>
-              <w:spacing w:line="240" w:lineRule="auto"/>
-              <w:ind w:firstLine="0"/>
-              <w:jc w:val="center"/>
-            </w:pPr>
-            <w:r>
-              <w:rPr>
-                <w:sz w:val="20"/>
-              </w:rPr>
-              <w:t>2023</w:t>
-            </w:r>
-          </w:p>
-        </w:tc>
-        <w:tc>
-          <w:tcPr>
-            <w:tcW w:type="dxa" w:w="2891"/>
+            <w:tcW w:type="dxa" w:w="780"/>
           </w:tcPr>
           <w:p>
             <w:pPr>
@@ -3627,135 +2897,15 @@
             </w:pPr>
             <w:r>
               <w:rPr>
-                <w:sz w:val="20"/>
+                <w:sz w:val="18"/>
               </w:rPr>
-              <w:t>Bosh bank inqirozi sababli depozitlar oqimi va likvidlik tanqisligi; mijozlar bazasining texnologiya sohasida konsentratsiyasi</w:t>
+              <w:t>33</w:t>
             </w:r>
           </w:p>
         </w:tc>
         <w:tc>
           <w:tcPr>
-            <w:tcW w:type="dxa" w:w="340"/>
-          </w:tcPr>
-          <w:p>
-            <w:pPr>
-              <w:spacing w:line="240" w:lineRule="auto"/>
-              <w:ind w:firstLine="0"/>
-              <w:jc w:val="center"/>
-            </w:pPr>
-            <w:r>
-              <w:rPr>
-                <w:sz w:val="20"/>
-              </w:rPr>
-            </w:r>
-          </w:p>
-        </w:tc>
-        <w:tc>
-          <w:tcPr>
-            <w:tcW w:type="dxa" w:w="340"/>
-          </w:tcPr>
-          <w:p>
-            <w:pPr>
-              <w:spacing w:line="240" w:lineRule="auto"/>
-              <w:ind w:firstLine="0"/>
-              <w:jc w:val="center"/>
-            </w:pPr>
-            <w:r>
-              <w:rPr>
-                <w:sz w:val="20"/>
-              </w:rPr>
-            </w:r>
-          </w:p>
-        </w:tc>
-        <w:tc>
-          <w:tcPr>
-            <w:tcW w:type="dxa" w:w="340"/>
-          </w:tcPr>
-          <w:p>
-            <w:pPr>
-              <w:spacing w:line="240" w:lineRule="auto"/>
-              <w:ind w:firstLine="0"/>
-              <w:jc w:val="center"/>
-            </w:pPr>
-            <w:r>
-              <w:rPr>
-                <w:sz w:val="20"/>
-              </w:rPr>
-            </w:r>
-          </w:p>
-        </w:tc>
-        <w:tc>
-          <w:tcPr>
-            <w:tcW w:type="dxa" w:w="340"/>
-          </w:tcPr>
-          <w:p>
-            <w:pPr>
-              <w:spacing w:line="240" w:lineRule="auto"/>
-              <w:ind w:firstLine="0"/>
-              <w:jc w:val="center"/>
-            </w:pPr>
-            <w:r>
-              <w:rPr>
-                <w:sz w:val="20"/>
-              </w:rPr>
-            </w:r>
-          </w:p>
-        </w:tc>
-        <w:tc>
-          <w:tcPr>
-            <w:tcW w:type="dxa" w:w="340"/>
-          </w:tcPr>
-          <w:p>
-            <w:pPr>
-              <w:spacing w:line="240" w:lineRule="auto"/>
-              <w:ind w:firstLine="0"/>
-              <w:jc w:val="center"/>
-            </w:pPr>
-            <w:r>
-              <w:rPr>
-                <w:sz w:val="20"/>
-              </w:rPr>
-              <w:t>+</w:t>
-            </w:r>
-          </w:p>
-        </w:tc>
-        <w:tc>
-          <w:tcPr>
-            <w:tcW w:type="dxa" w:w="340"/>
-          </w:tcPr>
-          <w:p>
-            <w:pPr>
-              <w:spacing w:line="240" w:lineRule="auto"/>
-              <w:ind w:firstLine="0"/>
-              <w:jc w:val="center"/>
-            </w:pPr>
-            <w:r>
-              <w:rPr>
-                <w:sz w:val="20"/>
-              </w:rPr>
-            </w:r>
-          </w:p>
-        </w:tc>
-        <w:tc>
-          <w:tcPr>
-            <w:tcW w:type="dxa" w:w="340"/>
-          </w:tcPr>
-          <w:p>
-            <w:pPr>
-              <w:spacing w:line="240" w:lineRule="auto"/>
-              <w:ind w:firstLine="0"/>
-              <w:jc w:val="center"/>
-            </w:pPr>
-            <w:r>
-              <w:rPr>
-                <w:sz w:val="20"/>
-              </w:rPr>
-            </w:r>
-          </w:p>
-        </w:tc>
-        <w:tc>
-          <w:tcPr>
-            <w:tcW w:type="dxa" w:w="1247"/>
+            <w:tcW w:type="dxa" w:w="780"/>
           </w:tcPr>
           <w:p>
             <w:pPr>
@@ -3764,35 +2914,15 @@
             </w:pPr>
             <w:r>
               <w:rPr>
-                <w:sz w:val="20"/>
+                <w:sz w:val="18"/>
               </w:rPr>
-              <w:t>Angliya banki</w:t>
-            </w:r>
-          </w:p>
-        </w:tc>
-      </w:tr>
-      <w:tr>
-        <w:tc>
-          <w:tcPr>
-            <w:tcW w:type="dxa" w:w="454"/>
-          </w:tcPr>
-          <w:p>
-            <w:pPr>
-              <w:spacing w:line="240" w:lineRule="auto"/>
-              <w:ind w:firstLine="0"/>
-              <w:jc w:val="center"/>
-            </w:pPr>
-            <w:r>
-              <w:rPr>
-                <w:b/>
-                <w:sz w:val="20"/>
-              </w:rPr>
+              <w:t>33</w:t>
             </w:r>
           </w:p>
         </w:tc>
         <w:tc>
           <w:tcPr>
-            <w:tcW w:type="dxa" w:w="1814"/>
+            <w:tcW w:type="dxa" w:w="780"/>
           </w:tcPr>
           <w:p>
             <w:pPr>
@@ -3801,34 +2931,15 @@
             </w:pPr>
             <w:r>
               <w:rPr>
-                <w:b/>
-                <w:sz w:val="20"/>
+                <w:sz w:val="18"/>
               </w:rPr>
-              <w:t>Jami, %</w:t>
+              <w:t>25</w:t>
             </w:r>
           </w:p>
         </w:tc>
         <w:tc>
           <w:tcPr>
-            <w:tcW w:type="dxa" w:w="680"/>
-          </w:tcPr>
-          <w:p>
-            <w:pPr>
-              <w:spacing w:line="240" w:lineRule="auto"/>
-              <w:ind w:firstLine="0"/>
-              <w:jc w:val="center"/>
-            </w:pPr>
-            <w:r>
-              <w:rPr>
-                <w:b/>
-                <w:sz w:val="20"/>
-              </w:rPr>
-            </w:r>
-          </w:p>
-        </w:tc>
-        <w:tc>
-          <w:tcPr>
-            <w:tcW w:type="dxa" w:w="2891"/>
+            <w:tcW w:type="dxa" w:w="780"/>
           </w:tcPr>
           <w:p>
             <w:pPr>
@@ -3837,149 +2948,15 @@
             </w:pPr>
             <w:r>
               <w:rPr>
-                <w:b/>
-                <w:sz w:val="20"/>
+                <w:sz w:val="18"/>
               </w:rPr>
-              <w:t>16 ta bank bo‘yicha ulush</w:t>
+              <w:t>8</w:t>
             </w:r>
           </w:p>
         </w:tc>
         <w:tc>
           <w:tcPr>
-            <w:tcW w:type="dxa" w:w="340"/>
-          </w:tcPr>
-          <w:p>
-            <w:pPr>
-              <w:spacing w:line="240" w:lineRule="auto"/>
-              <w:ind w:firstLine="0"/>
-              <w:jc w:val="center"/>
-            </w:pPr>
-            <w:r>
-              <w:rPr>
-                <w:b/>
-                <w:sz w:val="20"/>
-              </w:rPr>
-              <w:t>63</w:t>
-            </w:r>
-          </w:p>
-        </w:tc>
-        <w:tc>
-          <w:tcPr>
-            <w:tcW w:type="dxa" w:w="340"/>
-          </w:tcPr>
-          <w:p>
-            <w:pPr>
-              <w:spacing w:line="240" w:lineRule="auto"/>
-              <w:ind w:firstLine="0"/>
-              <w:jc w:val="center"/>
-            </w:pPr>
-            <w:r>
-              <w:rPr>
-                <w:b/>
-                <w:sz w:val="20"/>
-              </w:rPr>
-              <w:t>38</w:t>
-            </w:r>
-          </w:p>
-        </w:tc>
-        <w:tc>
-          <w:tcPr>
-            <w:tcW w:type="dxa" w:w="340"/>
-          </w:tcPr>
-          <w:p>
-            <w:pPr>
-              <w:spacing w:line="240" w:lineRule="auto"/>
-              <w:ind w:firstLine="0"/>
-              <w:jc w:val="center"/>
-            </w:pPr>
-            <w:r>
-              <w:rPr>
-                <w:b/>
-                <w:sz w:val="20"/>
-              </w:rPr>
-              <w:t>25</w:t>
-            </w:r>
-          </w:p>
-        </w:tc>
-        <w:tc>
-          <w:tcPr>
-            <w:tcW w:type="dxa" w:w="340"/>
-          </w:tcPr>
-          <w:p>
-            <w:pPr>
-              <w:spacing w:line="240" w:lineRule="auto"/>
-              <w:ind w:firstLine="0"/>
-              <w:jc w:val="center"/>
-            </w:pPr>
-            <w:r>
-              <w:rPr>
-                <w:b/>
-                <w:sz w:val="20"/>
-              </w:rPr>
-              <w:t>31</w:t>
-            </w:r>
-          </w:p>
-        </w:tc>
-        <w:tc>
-          <w:tcPr>
-            <w:tcW w:type="dxa" w:w="340"/>
-          </w:tcPr>
-          <w:p>
-            <w:pPr>
-              <w:spacing w:line="240" w:lineRule="auto"/>
-              <w:ind w:firstLine="0"/>
-              <w:jc w:val="center"/>
-            </w:pPr>
-            <w:r>
-              <w:rPr>
-                <w:b/>
-                <w:sz w:val="20"/>
-              </w:rPr>
-              <w:t>38</w:t>
-            </w:r>
-          </w:p>
-        </w:tc>
-        <w:tc>
-          <w:tcPr>
-            <w:tcW w:type="dxa" w:w="340"/>
-          </w:tcPr>
-          <w:p>
-            <w:pPr>
-              <w:spacing w:line="240" w:lineRule="auto"/>
-              <w:ind w:firstLine="0"/>
-              <w:jc w:val="center"/>
-            </w:pPr>
-            <w:r>
-              <w:rPr>
-                <w:b/>
-                <w:sz w:val="20"/>
-              </w:rPr>
-              <w:t>19</w:t>
-            </w:r>
-          </w:p>
-        </w:tc>
-        <w:tc>
-          <w:tcPr>
-            <w:tcW w:type="dxa" w:w="340"/>
-          </w:tcPr>
-          <w:p>
-            <w:pPr>
-              <w:spacing w:line="240" w:lineRule="auto"/>
-              <w:ind w:firstLine="0"/>
-              <w:jc w:val="center"/>
-            </w:pPr>
-            <w:r>
-              <w:rPr>
-                <w:b/>
-                <w:sz w:val="20"/>
-              </w:rPr>
-              <w:t>13</w:t>
-            </w:r>
-          </w:p>
-        </w:tc>
-        <w:tc>
-          <w:tcPr>
-            <w:tcW w:type="dxa" w:w="1247"/>
+            <w:tcW w:type="dxa" w:w="780"/>
           </w:tcPr>
           <w:p>
             <w:pPr>
@@ -3988,14 +2965,41 @@
             </w:pPr>
             <w:r>
               <w:rPr>
-                <w:b/>
-                <w:sz w:val="20"/>
+                <w:sz w:val="18"/>
               </w:rPr>
             </w:r>
           </w:p>
         </w:tc>
       </w:tr>
     </w:tbl>
+    <w:p>
+      <w:pPr>
+        <w:ind w:firstLine="0"/>
+        <w:jc w:val="both"/>
+      </w:pPr>
+      <w:r>
+        <w:rPr>
+          <w:b w:val="0"/>
+          <w:i/>
+          <w:sz w:val="20"/>
+        </w:rPr>
+        <w:t>Izoh: B – boshqaruv va kengash nazoratining zaifligi; A – aktivlar sifati va kredit konsentratsiyasi; N – ichki nazorat va auditning zaifligi; F – firibgarlik; L – likvidlik va moliyalashtirish; S – foiz stavkasi riski; D – daromadlilik va biznes modeli. Bir bankda bir nechta sabab qayd etilishi mumkin; sabablar rasmiy hisobotlarda qayd etilgan omillar asosida muallif tomonidan guruhlangan.</w:t>
+      </w:r>
+    </w:p>
+    <w:p>
+      <w:pPr>
+        <w:ind w:firstLine="0"/>
+        <w:jc w:val="both"/>
+      </w:pPr>
+      <w:r>
+        <w:rPr>
+          <w:b w:val="0"/>
+          <w:i/>
+          <w:sz w:val="20"/>
+        </w:rPr>
+        <w:t>Manba: Tadqiqot natijasida muallif tomonidan quyidagi rasmiy hisobotlar asosida tuzildi: FDIC Office of Inspector General. Material Loss Reviews EVAL-24-02 (Signature Bank), EVAL-24-03 (First Republic Bank), EVAL-25-01 (Republic First Bank); Failed Bank Reviews AEC Memorandum 24-01 (Citizens Bank), REV-25-02 va EVAL-26-01 (Pulaski Savings Bank) – https://www.fdicoig.gov/reports-publications/bank-failures; Board of Governors of the Federal Reserve System, Office of Inspector General. Material Loss Reviews 2023-SR-B-013 (Silicon Valley Bank), 2024-SR-B-004 (Heartland Tri-State Bank) – https://oig.federalreserve.gov; U.S. Department of the Treasury, Office of Inspector General. Failed Bank Limited Reviews OIG-25-024 (First National Bank of Lindsay), OIG-26-023 (Santa Anna National Bank) – https://oig.treasury.gov; BaFin: Greensill Bank AG bo‘yicha moratoriy (03.03.2021), North Channel Bank bo‘yicha moratoriy (2023-yil yanvar); Bank of England: Silicon Valley Bank UK Limited bo‘yicha qaror (13.03.2023).</w:t>
+      </w:r>
+    </w:p>
     <w:p>
       <w:r>
         <w:br w:type="page"/>
@@ -4026,7 +3030,7 @@
           <w:i w:val="0"/>
           <w:sz w:val="22"/>
         </w:rPr>
-        <w:t>[1] Tadqiqot natijasida muallif tomonidan quyidagi manbalar asosida ishlab chiqildi: 1979–1987-yillar – Оценка финансовой устойчивости кредитной организации: учебник / под ред. О.И. Лаврушина, И.Д. Мамоновой. – М.: КНОРУС, 2011. – С. 44; 2008–2010-yillar – Board of Governors of the Federal Reserve System, Office of Inspector General. Summary Analysis of Failed Bank Reviews. – Washington, September 2011. – P. 8–10, 47 (Federal rezerv tizimi nazoratidagi 20 ta bank, “strategik rejalashtirish va qarorlar” hamda “aktivlar konsentratsiyasi” ustunlari bo‘yicha); 2020–2025-yillar – 1-ilovaning 1.x-jadvalida keltirilgan rasmiy hisobotlar asosida. Izoh: bir bankda bir nechta sabab qayd etilishi mumkin; bo‘sh qolgan ustunlar tegishli tadqiqotda alohida baholanmaganini bildiradi.</w:t>
+        <w:t>[1] Board of Governors of the Federal Reserve System, Office of Inspector General. Material Loss Review of Silicon Valley Bank: Report 2023-SR-B-013. – Washington, DC, September 25, 2023. – Executive Summary; FDIC Office of Inspector General. Material Loss Review of First Republic Bank: Report EVAL-24-03. – Arlington, VA, November 2023. – Executive Summary.</w:t>
       </w:r>
     </w:p>
     <w:p>
@@ -4040,7 +3044,7 @@
           <w:i w:val="0"/>
           <w:sz w:val="22"/>
         </w:rPr>
-        <w:t>[2] Board of Governors of the Federal Reserve System, Office of Inspector General. Material Loss Review of Silicon Valley Bank. Report 2023-SR-B-013. – Washington, September 25, 2023. – Executive Summary; FDIC Office of Inspector General. Material Loss Review of First Republic Bank. Report EVAL-24-03. – Arlington, November 2023. – Executive Summary.</w:t>
+        <w:t>[2] Correia S., Luck S., Verner E. Failing Banks // Quarterly Journal of Economics. – 2026. – Vol. 141, No. 1. – P. 147–204; ishchi varianti: arXiv:2506.06082. – 2025. – P. 1, 52.</w:t>
       </w:r>
     </w:p>
     <w:p>
@@ -4054,21 +3058,7 @@
           <w:i w:val="0"/>
           <w:sz w:val="22"/>
         </w:rPr>
-        <w:t>[3] Correia S., Luck S., Verner E. Failing Banks // Quarterly Journal of Economics. – 2026. – Vol. 141, No. 1. – P. 147–204; ishchi varianti: arXiv:2506.06082. – 2025. – P. 1, 52.</w:t>
-      </w:r>
-    </w:p>
-    <w:p>
-      <w:pPr>
-        <w:ind w:firstLine="0"/>
-        <w:jc w:val="both"/>
-      </w:pPr>
-      <w:r>
-        <w:rPr>
-          <w:b w:val="0"/>
-          <w:i w:val="0"/>
-          <w:sz w:val="22"/>
-        </w:rPr>
-        <w:t>[4] Tadqiqot natijasida muallif tomonidan quyidagi rasmiy hisobotlar asosida tuzildi: FDIC Office of Inspector General. Failed Bank Review Memoranda FBR-20-002, FBR-21-001, FBR-21-002, FBR-21-003 (2020–2021), AEC Memorandum 24-01 (2024), REV-25-02 (2025); In-Depth Review of Pulaski Savings Bank, EVAL-26-01 (2026); Material Loss Reviews EVAL-24-02 (Signature Bank), EVAL-24-03 (First Republic Bank), EVAL-25-01 (Republic First Bank) – https://www.fdicoig.gov/reports-publications/bank-failures; Board of Governors of the Federal Reserve System, Office of Inspector General. Material Loss Reviews 2023-SR-B-013 (Silicon Valley Bank), 2024-SR-B-004 (Heartland Tri-State Bank); U.S. Department of the Treasury, Office of Inspector General. Failed Bank Limited Reviews OIG-25-024 (First National Bank of Lindsay), OIG-26-023 (Santa Anna National Bank); BaFin press releases on Greensill Bank AG (03.03.2021) va North Channel Bank (01.2023); Bank of England. Statement on Silicon Valley Bank UK Limited (13.03.2023). Belgilar: B – boshqaruv va kengash nazorati, A – aktivlar sifati va kredit konsentratsiyasi, N – ichki nazorat, F – firibgarlik, L – likvidlik va moliyalashtirish, S – foiz stavkasi riski, D – daromadlilik va biznes modeli.</w:t>
+        <w:t>[3] Tadqiqot natijasida muallif tomonidan quyidagi manbalar asosida ishlab chiqildi: 1979–1987-yillar – Оценка финансовой устойчивости кредитной организации: учебник / под ред. О.И. Лаврушина, И.Д. Мамоновой. – М.: КНОРУС, 2011. – С. 44; 2008–2010-yillar – Board of Governors of the Federal Reserve System, Office of Inspector General. Summary Analysis of Failed Bank Reviews. – Washington, DC, September 2011. – P. 8–10, 47 (Federal rezerv tizimi nazoratidagi faoliyati to‘xtatilgan 20 ta bank); 2021–2025-yillar – 9-ilovada keltirilgan rasmiy hisobotlar asosida (12 ta bank). Bir bankda bir nechta sabab qayd etilishi mumkin; ustunning yo‘qligi tegishli tadqiqotda bu sabab alohida baholanmaganini bildiradi.</w:t>
       </w:r>
     </w:p>
     <w:sectPr>
@@ -28189,7 +27179,7 @@
               <c:strCache>
                 <c:ptCount val="1"/>
                 <c:pt idx="0">
-                  <c:v>2020–2025-yillar (“Katta yettilik”, 16 ta bank)</c:v>
+                  <c:v>2021–2025-yillar (“Katta yettilik”, 12 ta bank)</c:v>
                 </c:pt>
               </c:strCache>
             </c:strRef>
@@ -28279,25 +27269,25 @@
                 <c:formatCode>General</c:formatCode>
                 <c:ptCount val="7"/>
                 <c:pt idx="0">
-                  <c:v>63</c:v>
+                  <c:v>58</c:v>
                 </c:pt>
                 <c:pt idx="1">
-                  <c:v>38</c:v>
+                  <c:v>17</c:v>
                 </c:pt>
                 <c:pt idx="2">
+                  <c:v>33</c:v>
+                </c:pt>
+                <c:pt idx="3">
+                  <c:v>33</c:v>
+                </c:pt>
+                <c:pt idx="4">
+                  <c:v>33</c:v>
+                </c:pt>
+                <c:pt idx="5">
                   <c:v>25</c:v>
                 </c:pt>
-                <c:pt idx="3">
-                  <c:v>31</c:v>
-                </c:pt>
-                <c:pt idx="4">
-                  <c:v>38</c:v>
-                </c:pt>
-                <c:pt idx="5">
-                  <c:v>19</c:v>
-                </c:pt>
                 <c:pt idx="6">
-                  <c:v>13</c:v>
+                  <c:v>8</c:v>
                 </c:pt>
               </c:numCache>
             </c:numRef>

--- a/Namuna_1.1.5-rasm_yangi.docx
+++ b/Namuna_1.1.5-rasm_yangi.docx
@@ -27,7 +27,7 @@
           <w:i w:val="0"/>
           <w:sz w:val="28"/>
         </w:rPr>
-        <w:t>Buni rivojlangan mamlakatlar bank tizimlari tajribasi ham tasdiqlaydi: 1.1.5-rasmda AQSh va “Katta yettilik” mamlakatlarida banklar moliyaviy barqarorligi yo‘qotilishining sabablari uch davr bo‘yicha taqqoslangan – 1979–1987-yillar, 2008–2010-yillardagi global moliyaviy inqiroz davri hamda 2021–2025-yillar.</w:t>
+        <w:t>Buni rivojlangan mamlakatlar bank tizimlari tajribasi ham tasdiqlaydi. 1.1.5-rasmda “Katta yettilik” mamlakatlarida 2021–2025-yillarda faoliyati to‘xtatilgan banklar misolida moliyaviy barqarorlik yo‘qotilishining sabablari keltirilgan.</w:t>
       </w:r>
     </w:p>
     <w:p>
@@ -65,7 +65,7 @@
           <w:i w:val="0"/>
           <w:sz w:val="28"/>
         </w:rPr>
-        <w:t>1.1.5-rasm. Rivojlangan mamlakatlarda banklar moliyaviy barqarorligi yo‘qotilishining sabablari, tegishli sabab qayd etilgan banklar ulushi, %[3]</w:t>
+        <w:t>1.1.5-rasm. “Katta yettilik” mamlakatlarida 2021–2025-yillarda faoliyati to‘xtatilgan banklarda moliyaviy barqarorlik yo‘qotilishining sabablari, tegishli sabab qayd etilgan banklar ulushi, %[1]</w:t>
       </w:r>
     </w:p>
     <w:p>
@@ -79,7 +79,7 @@
           <w:i w:val="0"/>
           <w:sz w:val="28"/>
         </w:rPr>
-        <w:t>Rasm ma’lumotlari shuni ko‘rsatadiki, uchala davrda ham boshqaruv va kengash nazoratining zaifligi banklar barqarorligi yo‘qotilishining eng ko‘p qayd etiladigan sababi bo‘lib qolmoqda: 1979–1987-yillarda u muammoli banklarning 90 foizida, 2008–2010-yillarda Federal rezerv tizimi nazoratidagi faoliyati to‘xtatilgan 20 ta bankning barchasida, 2021–2025-yillarda esa “Katta yettilik” mamlakatlarida faoliyati to‘xtatilgan 12 ta bankning 58 foizida qayd etilgan (9-ilova). Aktivlar sifati va kredit konsentratsiyasining ulushi esa oldingi davrlardagi 98–100 foizdan 17 foizgacha pasaygan, chunki so‘nggi davrdagi yirik banklar muvaffaqiyatsizliklari kredit zararlari bilan emas, balki likvidlik va foiz stavkasi riski bilan bog‘liq bo‘ldi. 2023-yilda Silicon Valley Bank va First Republic Bank misolida sug‘urtalanmagan depozitlarning yuqori konsentratsiyasi va uzoq muddatli aktivlar bo‘yicha foiz stavkasi riski bir necha kun ichida likvidlik inqiroziga aylanishi mumkinligi namoyon bo‘ldi[1]: 12 ta bankning 33 foizida likvidlik va moliyalashtirish, 25 foizida esa foiz stavkasi riski asosiy sabablar qatorida bo‘lgan. Kichik banklarda esa firibgarlik (33 foiz) va ichki nazorat tizimining buzilishi (33 foiz) yetakchi sabablarga aylangan.</w:t>
+        <w:t>Rasm ma’lumotlari shuni ko‘rsatadiki, boshqaruv va kengash nazoratining zaifligi banklar barqarorligi yo‘qotilishining eng ko‘p qayd etilgan sababi bo‘lib, u 12 ta bankning 58 foizida kuzatilgan (9-ilova). Undan keyingi o‘rinlarda likvidlik va moliyalashtirish muammolari, ichki nazorat tizimining zaifligi va firibgarlik turadi (har biri 33 foiz). 2023-yilda Silicon Valley Bank va First Republic Bank misolida sug‘urtalanmagan depozitlarning yuqori konsentratsiyasi va uzoq muddatli aktivlar bo‘yicha foiz stavkasi riski bir necha kun ichida likvidlik inqiroziga aylanishi mumkinligi namoyon bo‘ldi[2], foiz stavkasi riski esa 25 foiz bankda asosiy sabablar qatorida bo‘lgan. Aktivlar sifati va kredit konsentratsiyasi faqat 17 foiz holatda asosiy sabab bo‘lgan, chunki so‘nggi yillardagi yirik banklar muvaffaqiyatsizliklari kredit zararlari bilan emas, balki likvidlik va foiz stavkasi riski bilan bog‘liq bo‘ldi. Kichik banklarda esa firibgarlik va ichki nazorat tizimining buzilishi yetakchi sabablarga aylangan.</w:t>
       </w:r>
     </w:p>
     <w:p>
@@ -93,7 +93,7 @@
           <w:i w:val="0"/>
           <w:sz w:val="28"/>
         </w:rPr>
-        <w:t>Ommaviy depozitlar oqimi bank faoliyatining to‘xtatilishiga bevosita sabab bo‘lgan hollarda ham uning ortida odatda fundamental zaifliklar turadi. S. Korreya, S. Lak va E. Verner AQSh bank tizimining 1863–2024-yillardagi ma’lumotlarini o‘rganib, AQSh Valyuta nazorati boshqarmasi 1865–1937-yillarda faoliyati to‘xtatilgan banklarning 2 foizdan kamida ommaviy mablag‘ talab qilishni asosiy sabab deb topganini, banklar inqirozlarining asosiy sababi esa deyarli har doim bank fundamental ko‘rsatkichlarining yomonlashuvi ekanini ko‘rsatgan[2]. Bundan kelib chiqadiki, moliyaviy barqarorlikni baholashda aktivlar sifati va boshqaruv sifati bilan bir qatorda likvidlik hamda bozor risklariga, O‘zbekiston sharoitida birinchi navbatda valyuta riskiga sezgirlik bloklari ham bo‘lishi lozim.</w:t>
+        <w:t>Ommaviy depozitlar oqimi bank faoliyatining to‘xtatilishiga bevosita sabab bo‘lgan hollarda ham uning ortida odatda fundamental zaifliklar turadi. S. Korreya, S. Lak va E. Verner AQSh bank tizimining 1863–2024-yillardagi ma’lumotlarini o‘rganib, AQSh Valyuta nazorati boshqarmasi 1865–1937-yillarda faoliyati to‘xtatilgan banklarning 2 foizdan kamida ommaviy mablag‘ talab qilishni asosiy sabab deb topganini, banklar inqirozlarining asosiy sababi esa deyarli har doim bank fundamental ko‘rsatkichlarining yomonlashuvi ekanini ko‘rsatgan[3]. Bundan kelib chiqadiki, moliyaviy barqarorlikni baholashda aktivlar sifati va boshqaruv sifati bilan bir qatorda likvidlik hamda bozor risklariga, O‘zbekiston sharoitida birinchi navbatda valyuta riskiga sezgirlik bloklari ham bo‘lishi lozim.</w:t>
       </w:r>
     </w:p>
     <w:p>
@@ -3030,7 +3030,7 @@
           <w:i w:val="0"/>
           <w:sz w:val="22"/>
         </w:rPr>
-        <w:t>[1] Board of Governors of the Federal Reserve System, Office of Inspector General. Material Loss Review of Silicon Valley Bank: Report 2023-SR-B-013. – Washington, DC, September 25, 2023. – Executive Summary; FDIC Office of Inspector General. Material Loss Review of First Republic Bank: Report EVAL-24-03. – Arlington, VA, November 2023. – Executive Summary.</w:t>
+        <w:t>[1] Tadqiqot natijasida muallif tomonidan 9-ilovada keltirilgan rasmiy hisobotlar asosida ishlab chiqildi (12 ta bank). Bir bankda bir nechta sabab qayd etilishi mumkin.</w:t>
       </w:r>
     </w:p>
     <w:p>
@@ -3044,7 +3044,7 @@
           <w:i w:val="0"/>
           <w:sz w:val="22"/>
         </w:rPr>
-        <w:t>[2] Correia S., Luck S., Verner E. Failing Banks // Quarterly Journal of Economics. – 2026. – Vol. 141, No. 1. – P. 147–204; ishchi varianti: arXiv:2506.06082. – 2025. – P. 1, 52.</w:t>
+        <w:t>[2] Board of Governors of the Federal Reserve System, Office of Inspector General. Material Loss Review of Silicon Valley Bank: Report 2023-SR-B-013. – Washington, DC, September 25, 2023. – Executive Summary; FDIC Office of Inspector General. Material Loss Review of First Republic Bank: Report EVAL-24-03. – Arlington, VA, November 2023. – Executive Summary.</w:t>
       </w:r>
     </w:p>
     <w:p>
@@ -3058,7 +3058,7 @@
           <w:i w:val="0"/>
           <w:sz w:val="22"/>
         </w:rPr>
-        <w:t>[3] Tadqiqot natijasida muallif tomonidan quyidagi manbalar asosida ishlab chiqildi: 1979–1987-yillar – Оценка финансовой устойчивости кредитной организации: учебник / под ред. О.И. Лаврушина, И.Д. Мамоновой. – М.: КНОРУС, 2011. – С. 44; 2008–2010-yillar – Board of Governors of the Federal Reserve System, Office of Inspector General. Summary Analysis of Failed Bank Reviews. – Washington, DC, September 2011. – P. 8–10, 47 (Federal rezerv tizimi nazoratidagi faoliyati to‘xtatilgan 20 ta bank); 2021–2025-yillar – 9-ilovada keltirilgan rasmiy hisobotlar asosida (12 ta bank). Bir bankda bir nechta sabab qayd etilishi mumkin; ustunning yo‘qligi tegishli tadqiqotda bu sabab alohida baholanmaganini bildiradi.</w:t>
+        <w:t>[3] Correia S., Luck S., Verner E. Failing Banks // Quarterly Journal of Economics. – 2026. – Vol. 141, No. 1. – P. 147–204; ishchi varianti: arXiv:2506.06082. – 2025. – P. 1, 52.</w:t>
       </w:r>
     </w:p>
     <w:sectPr>
@@ -26951,121 +26951,7 @@
               <c:strCache>
                 <c:ptCount val="1"/>
                 <c:pt idx="0">
-                  <c:v>1979–1987-yillar (AQSh)</c:v>
-                </c:pt>
-              </c:strCache>
-            </c:strRef>
-          </c:tx>
-          <c:spPr>
-            <a:solidFill>
-              <a:srgbClr val="7F7F7F"/>
-            </a:solidFill>
-            <a:ln w="6350">
-              <a:solidFill>
-                <a:srgbClr val="FFFFFF"/>
-              </a:solidFill>
-            </a:ln>
-          </c:spPr>
-          <c:invertIfNegative val="0"/>
-          <c:dLbls>
-            <c:numFmt formatCode="0" sourceLinked="0"/>
-            <c:spPr>
-              <a:noFill/>
-              <a:ln>
-                <a:noFill/>
-              </a:ln>
-            </c:spPr>
-            <c:txPr>
-              <a:bodyPr/>
-              <a:lstStyle/>
-              <a:p>
-                <a:pPr>
-                  <a:defRPr sz="1050" b="1">
-                    <a:solidFill>
-                      <a:srgbClr val="000000"/>
-                    </a:solidFill>
-                    <a:latin typeface="Times New Roman"/>
-                    <a:cs typeface="Times New Roman"/>
-                  </a:defRPr>
-                </a:pPr>
-                <a:endParaRPr lang="uz-Latn-UZ"/>
-              </a:p>
-            </c:txPr>
-            <c:dLblPos val="outEnd"/>
-            <c:showLegendKey val="0"/>
-            <c:showVal val="1"/>
-            <c:showCatName val="0"/>
-            <c:showSerName val="0"/>
-            <c:showPercent val="0"/>
-            <c:showBubbleSize val="0"/>
-          </c:dLbls>
-          <c:cat>
-            <c:strRef>
-              <c:f>Sheet1!$A$2:$A$8</c:f>
-              <c:strCache>
-                <c:ptCount val="7"/>
-                <c:pt idx="0">
-                  <c:v>Boshqaruv va kengash
-nazoratining zaifligi</c:v>
-                </c:pt>
-                <c:pt idx="1">
-                  <c:v>Aktivlar sifati va kredit
-konsentratsiyasi</c:v>
-                </c:pt>
-                <c:pt idx="2">
-                  <c:v>Ichki nazorat va
-auditning zaifligi</c:v>
-                </c:pt>
-                <c:pt idx="3">
-                  <c:v>Firibgarlik</c:v>
-                </c:pt>
-                <c:pt idx="4">
-                  <c:v>Likvidlik va
-moliyalashtirish</c:v>
-                </c:pt>
-                <c:pt idx="5">
-                  <c:v>Foiz stavkasi
-riski</c:v>
-                </c:pt>
-                <c:pt idx="6">
-                  <c:v>Daromadlilik va
-biznes modeli</c:v>
-                </c:pt>
-              </c:strCache>
-            </c:strRef>
-          </c:cat>
-          <c:val>
-            <c:numRef>
-              <c:f>Sheet1!$B$2:$B$8</c:f>
-              <c:numCache>
-                <c:formatCode>General</c:formatCode>
-                <c:ptCount val="7"/>
-                <c:pt idx="0">
-                  <c:v>90</c:v>
-                </c:pt>
-                <c:pt idx="1">
-                  <c:v>98</c:v>
-                </c:pt>
-                <c:pt idx="2">
-                  <c:v>25</c:v>
-                </c:pt>
-                <c:pt idx="3">
-                  <c:v>11</c:v>
-                </c:pt>
-              </c:numCache>
-            </c:numRef>
-          </c:val>
-        </c:ser>
-        <c:ser>
-          <c:idx val="1"/>
-          <c:order val="1"/>
-          <c:tx>
-            <c:strRef>
-              <c:f>Sheet1!$C$1</c:f>
-              <c:strCache>
-                <c:ptCount val="1"/>
-                <c:pt idx="0">
-                  <c:v>2008–2010-yillar (AQSh)</c:v>
+                  <c:v>2021–2025-yillar</c:v>
                 </c:pt>
               </c:strCache>
             </c:strRef>
@@ -27123,23 +27009,23 @@
 nazoratining zaifligi</c:v>
                 </c:pt>
                 <c:pt idx="1">
-                  <c:v>Aktivlar sifati va kredit
-konsentratsiyasi</c:v>
-                </c:pt>
-                <c:pt idx="2">
                   <c:v>Ichki nazorat va
 auditning zaifligi</c:v>
                 </c:pt>
-                <c:pt idx="3">
+                <c:pt idx="2">
                   <c:v>Firibgarlik</c:v>
                 </c:pt>
-                <c:pt idx="4">
+                <c:pt idx="3">
                   <c:v>Likvidlik va
 moliyalashtirish</c:v>
                 </c:pt>
-                <c:pt idx="5">
+                <c:pt idx="4">
                   <c:v>Foiz stavkasi
 riski</c:v>
+                </c:pt>
+                <c:pt idx="5">
+                  <c:v>Aktivlar sifati va kredit
+konsentratsiyasi</c:v>
                 </c:pt>
                 <c:pt idx="6">
                   <c:v>Daromadlilik va
@@ -27150,121 +27036,7 @@
           </c:cat>
           <c:val>
             <c:numRef>
-              <c:f>Sheet1!$C$2:$C$8</c:f>
-              <c:numCache>
-                <c:formatCode>General</c:formatCode>
-                <c:ptCount val="7"/>
-                <c:pt idx="0">
-                  <c:v>100</c:v>
-                </c:pt>
-                <c:pt idx="1">
-                  <c:v>100</c:v>
-                </c:pt>
-                <c:pt idx="2">
-                  <c:v>80</c:v>
-                </c:pt>
-                <c:pt idx="4">
-                  <c:v>50</c:v>
-                </c:pt>
-              </c:numCache>
-            </c:numRef>
-          </c:val>
-        </c:ser>
-        <c:ser>
-          <c:idx val="2"/>
-          <c:order val="2"/>
-          <c:tx>
-            <c:strRef>
-              <c:f>Sheet1!$D$1</c:f>
-              <c:strCache>
-                <c:ptCount val="1"/>
-                <c:pt idx="0">
-                  <c:v>2021–2025-yillar (“Katta yettilik”, 12 ta bank)</c:v>
-                </c:pt>
-              </c:strCache>
-            </c:strRef>
-          </c:tx>
-          <c:spPr>
-            <a:solidFill>
-              <a:srgbClr val="EB6834"/>
-            </a:solidFill>
-            <a:ln w="6350">
-              <a:solidFill>
-                <a:srgbClr val="FFFFFF"/>
-              </a:solidFill>
-            </a:ln>
-          </c:spPr>
-          <c:invertIfNegative val="0"/>
-          <c:dLbls>
-            <c:numFmt formatCode="0" sourceLinked="0"/>
-            <c:spPr>
-              <a:noFill/>
-              <a:ln>
-                <a:noFill/>
-              </a:ln>
-            </c:spPr>
-            <c:txPr>
-              <a:bodyPr/>
-              <a:lstStyle/>
-              <a:p>
-                <a:pPr>
-                  <a:defRPr sz="1050" b="1">
-                    <a:solidFill>
-                      <a:srgbClr val="000000"/>
-                    </a:solidFill>
-                    <a:latin typeface="Times New Roman"/>
-                    <a:cs typeface="Times New Roman"/>
-                  </a:defRPr>
-                </a:pPr>
-                <a:endParaRPr lang="uz-Latn-UZ"/>
-              </a:p>
-            </c:txPr>
-            <c:dLblPos val="outEnd"/>
-            <c:showLegendKey val="0"/>
-            <c:showVal val="1"/>
-            <c:showCatName val="0"/>
-            <c:showSerName val="0"/>
-            <c:showPercent val="0"/>
-            <c:showBubbleSize val="0"/>
-          </c:dLbls>
-          <c:cat>
-            <c:strRef>
-              <c:f>Sheet1!$A$2:$A$8</c:f>
-              <c:strCache>
-                <c:ptCount val="7"/>
-                <c:pt idx="0">
-                  <c:v>Boshqaruv va kengash
-nazoratining zaifligi</c:v>
-                </c:pt>
-                <c:pt idx="1">
-                  <c:v>Aktivlar sifati va kredit
-konsentratsiyasi</c:v>
-                </c:pt>
-                <c:pt idx="2">
-                  <c:v>Ichki nazorat va
-auditning zaifligi</c:v>
-                </c:pt>
-                <c:pt idx="3">
-                  <c:v>Firibgarlik</c:v>
-                </c:pt>
-                <c:pt idx="4">
-                  <c:v>Likvidlik va
-moliyalashtirish</c:v>
-                </c:pt>
-                <c:pt idx="5">
-                  <c:v>Foiz stavkasi
-riski</c:v>
-                </c:pt>
-                <c:pt idx="6">
-                  <c:v>Daromadlilik va
-biznes modeli</c:v>
-                </c:pt>
-              </c:strCache>
-            </c:strRef>
-          </c:cat>
-          <c:val>
-            <c:numRef>
-              <c:f>Sheet1!$D$2:$D$8</c:f>
+              <c:f>Sheet1!$B$2:$B$8</c:f>
               <c:numCache>
                 <c:formatCode>General</c:formatCode>
                 <c:ptCount val="7"/>
@@ -27272,7 +27044,7 @@
                   <c:v>58</c:v>
                 </c:pt>
                 <c:pt idx="1">
-                  <c:v>17</c:v>
+                  <c:v>33</c:v>
                 </c:pt>
                 <c:pt idx="2">
                   <c:v>33</c:v>
@@ -27281,10 +27053,10 @@
                   <c:v>33</c:v>
                 </c:pt>
                 <c:pt idx="4">
-                  <c:v>33</c:v>
+                  <c:v>25</c:v>
                 </c:pt>
                 <c:pt idx="5">
-                  <c:v>25</c:v>
+                  <c:v>17</c:v>
                 </c:pt>
                 <c:pt idx="6">
                   <c:v>8</c:v>
@@ -27293,7 +27065,7 @@
             </c:numRef>
           </c:val>
         </c:ser>
-        <c:gapWidth val="50"/>
+        <c:gapWidth val="60"/>
         <c:axId val="111"/>
         <c:axId val="222"/>
       </c:barChart>
@@ -27343,7 +27115,7 @@
         <c:axId val="222"/>
         <c:scaling>
           <c:orientation val="minMax"/>
-          <c:max val="100"/>
+          <c:max val="70"/>
           <c:min val="0"/>
         </c:scaling>
         <c:delete val="0"/>
@@ -27387,7 +27159,7 @@
         <c:crossAx val="111"/>
         <c:crosses val="max"/>
         <c:crossBetween val="between"/>
-        <c:majorUnit val="20"/>
+        <c:majorUnit val="10"/>
       </c:valAx>
       <c:spPr>
         <a:noFill/>
@@ -27396,26 +27168,6 @@
         </a:ln>
       </c:spPr>
     </c:plotArea>
-    <c:legend>
-      <c:legendPos val="b"/>
-      <c:overlay val="0"/>
-      <c:txPr>
-        <a:bodyPr/>
-        <a:lstStyle/>
-        <a:p>
-          <a:pPr>
-            <a:defRPr sz="1050" b="0">
-              <a:solidFill>
-                <a:srgbClr val="000000"/>
-              </a:solidFill>
-              <a:latin typeface="Times New Roman"/>
-              <a:cs typeface="Times New Roman"/>
-            </a:defRPr>
-          </a:pPr>
-          <a:endParaRPr lang="uz-Latn-UZ"/>
-        </a:p>
-      </c:txPr>
-    </c:legend>
     <c:plotVisOnly val="1"/>
     <c:dispBlanksAs val="gap"/>
   </c:chart>
